--- a/public/template/temp.docx
+++ b/public/template/temp.docx
@@ -1,43 +1,289 @@
 
 <file path=word/document.xml><?xml version="1.0" encoding="utf-8"?>
-<w:document xmlns:wpc="http://schemas.microsoft.com/office/word/2010/wordprocessingCanvas" xmlns:cx="http://schemas.microsoft.com/office/drawing/2014/chartex" xmlns:cx1="http://schemas.microsoft.com/office/drawing/2015/9/8/chartex" xmlns:cx2="http://schemas.microsoft.com/office/drawing/2015/10/21/chartex" xmlns:cx3="http://schemas.microsoft.com/office/drawing/2016/5/9/chartex" xmlns:cx4="http://schemas.microsoft.com/office/drawing/2016/5/10/chartex" xmlns:cx5="http://schemas.microsoft.com/office/drawing/2016/5/11/chartex" xmlns:cx6="http://schemas.microsoft.com/office/drawing/2016/5/12/chartex" xmlns:cx7="http://schemas.microsoft.com/office/drawing/2016/5/13/chartex" xmlns:cx8="http://schemas.microsoft.com/office/drawing/2016/5/14/chartex" xmlns:mc="http://schemas.openxmlformats.org/markup-compatibility/2006" xmlns:aink="http://schemas.microsoft.com/office/drawing/2016/ink" xmlns:am3d="http://schemas.microsoft.com/office/drawing/2017/model3d" xmlns:o="urn:schemas-microsoft-com:office:office" xmlns:r="http://schemas.openxmlformats.org/officeDocument/2006/relationships" xmlns:m="http://schemas.openxmlformats.org/officeDocument/2006/math" xmlns:v="urn:schemas-microsoft-com:vml" xmlns:wp14="http://schemas.microsoft.com/office/word/2010/wordprocessingDrawing" xmlns:wp="http://schemas.openxmlformats.org/drawingml/2006/wordprocessingDrawing" xmlns:w10="urn:schemas-microsoft-com:office:word" xmlns:w="http://schemas.openxmlformats.org/wordprocessingml/2006/main" xmlns:w14="http://schemas.microsoft.com/office/word/2010/wordml" xmlns:w15="http://schemas.microsoft.com/office/word/2012/wordml" xmlns:w16cex="http://schemas.microsoft.com/office/word/2018/wordml/cex" xmlns:w16cid="http://schemas.microsoft.com/office/word/2016/wordml/cid" xmlns:w16="http://schemas.microsoft.com/office/word/2018/wordml" xmlns:w16sdtdh="http://schemas.microsoft.com/office/word/2020/wordml/sdtdatahash" xmlns:w16se="http://schemas.microsoft.com/office/word/2015/wordml/symex" xmlns:wpg="http://schemas.microsoft.com/office/word/2010/wordprocessingGroup" xmlns:wpi="http://schemas.microsoft.com/office/word/2010/wordprocessingInk" xmlns:wne="http://schemas.microsoft.com/office/word/2006/wordml" xmlns:wps="http://schemas.microsoft.com/office/word/2010/wordprocessingShape" mc:Ignorable="w14 w15 w16se w16cid w16 w16cex w16sdtdh wp14">
+<w:document xmlns:wpc="http://schemas.microsoft.com/office/word/2010/wordprocessingCanvas" xmlns:cx="http://schemas.microsoft.com/office/drawing/2014/chartex" xmlns:cx1="http://schemas.microsoft.com/office/drawing/2015/9/8/chartex" xmlns:cx2="http://schemas.microsoft.com/office/drawing/2015/10/21/chartex" xmlns:cx3="http://schemas.microsoft.com/office/drawing/2016/5/9/chartex" xmlns:cx4="http://schemas.microsoft.com/office/drawing/2016/5/10/chartex" xmlns:cx5="http://schemas.microsoft.com/office/drawing/2016/5/11/chartex" xmlns:cx6="http://schemas.microsoft.com/office/drawing/2016/5/12/chartex" xmlns:cx7="http://schemas.microsoft.com/office/drawing/2016/5/13/chartex" xmlns:cx8="http://schemas.microsoft.com/office/drawing/2016/5/14/chartex" xmlns:mc="http://schemas.openxmlformats.org/markup-compatibility/2006" xmlns:aink="http://schemas.microsoft.com/office/drawing/2016/ink" xmlns:am3d="http://schemas.microsoft.com/office/drawing/2017/model3d" xmlns:o="urn:schemas-microsoft-com:office:office" xmlns:oel="http://schemas.microsoft.com/office/2019/extlst" xmlns:r="http://schemas.openxmlformats.org/officeDocument/2006/relationships" xmlns:m="http://schemas.openxmlformats.org/officeDocument/2006/math" xmlns:v="urn:schemas-microsoft-com:vml" xmlns:wp14="http://schemas.microsoft.com/office/word/2010/wordprocessingDrawing" xmlns:wp="http://schemas.openxmlformats.org/drawingml/2006/wordprocessingDrawing" xmlns:w10="urn:schemas-microsoft-com:office:word" xmlns:w="http://schemas.openxmlformats.org/wordprocessingml/2006/main" xmlns:w14="http://schemas.microsoft.com/office/word/2010/wordml" xmlns:w15="http://schemas.microsoft.com/office/word/2012/wordml" xmlns:w16cex="http://schemas.microsoft.com/office/word/2018/wordml/cex" xmlns:w16cid="http://schemas.microsoft.com/office/word/2016/wordml/cid" xmlns:w16="http://schemas.microsoft.com/office/word/2018/wordml" xmlns:w16du="http://schemas.microsoft.com/office/word/2023/wordml/word16du" xmlns:w16sdtdh="http://schemas.microsoft.com/office/word/2020/wordml/sdtdatahash" xmlns:w16sdtfl="http://schemas.microsoft.com/office/word/2024/wordml/sdtformatlock" xmlns:w16se="http://schemas.microsoft.com/office/word/2015/wordml/symex" xmlns:wpg="http://schemas.microsoft.com/office/word/2010/wordprocessingGroup" xmlns:wpi="http://schemas.microsoft.com/office/word/2010/wordprocessingInk" xmlns:wne="http://schemas.microsoft.com/office/word/2006/wordml" xmlns:wps="http://schemas.microsoft.com/office/word/2010/wordprocessingShape" mc:Ignorable="w14 w15 w16se w16cid w16 w16cex w16sdtdh w16sdtfl w16du wp14">
   <w:body>
     <w:p>
       <w:pPr>
-        <w:ind w:right="-324"/>
-        <w:rPr>
-          <w:rFonts w:ascii="Nunito" w:eastAsia="Nunito" w:hAnsi="Nunito" w:cs="Nunito"/>
+        <w:ind w:left="0"/>
+        <w:jc w:val="both"/>
+        <w:rPr>
+          <w:rFonts w:ascii="Poppins" w:eastAsia="Nunito" w:hAnsi="Poppins" w:cs="Poppins"/>
           <w:b/>
           <w:color w:val="383838"/>
-          <w:sz w:val="48"/>
-          <w:szCs w:val="48"/>
+          <w:sz w:val="24"/>
+          <w:szCs w:val="24"/>
+        </w:rPr>
+      </w:pPr>
+    </w:p>
+    <w:p>
+      <w:pPr>
+        <w:ind w:left="0"/>
+        <w:rPr>
+          <w:rFonts w:ascii="Nunito" w:eastAsia="Nunito" w:hAnsi="Nunito" w:cs="Poppins"/>
+          <w:bCs/>
+          <w:color w:val="383838"/>
+          <w:sz w:val="20"/>
+          <w:szCs w:val="20"/>
         </w:rPr>
       </w:pPr>
       <w:r>
         <w:rPr>
-          <w:rFonts w:ascii="Nunito" w:eastAsia="Nunito" w:hAnsi="Nunito" w:cs="Nunito"/>
-          <w:b/>
+          <w:rFonts w:ascii="Nunito" w:eastAsia="Nunito" w:hAnsi="Nunito" w:cs="Poppins"/>
+          <w:bCs/>
           <w:color w:val="383838"/>
-          <w:sz w:val="48"/>
-          <w:szCs w:val="48"/>
-        </w:rPr>
-        <w:t>Numero de contrato: ${contrato}</w:t>
+          <w:sz w:val="20"/>
+          <w:szCs w:val="20"/>
+        </w:rPr>
+        <w:t xml:space="preserve">Informe se Generado en la </w:t>
+      </w:r>
+      <w:r>
+        <w:rPr>
+          <w:rFonts w:ascii="Nunito" w:eastAsia="Nunito" w:hAnsi="Nunito" w:cs="Poppins"/>
+          <w:bCs/>
+          <w:color w:val="383838"/>
+          <w:sz w:val="20"/>
+          <w:szCs w:val="20"/>
+        </w:rPr>
+        <w:t>Fecha:</w:t>
       </w:r>
     </w:p>
     <w:p>
       <w:pPr>
         <w:ind w:left="0"/>
-        <w:jc w:val="left"/>
+        <w:rPr>
+          <w:rFonts w:ascii="Nunito" w:eastAsia="Nunito" w:hAnsi="Nunito" w:cs="Poppins"/>
+          <w:bCs/>
+          <w:color w:val="383838"/>
+          <w:sz w:val="20"/>
+          <w:szCs w:val="20"/>
+        </w:rPr>
+      </w:pPr>
+      <w:r>
+        <w:rPr>
+          <w:rFonts w:ascii="Nunito" w:eastAsia="Nunito" w:hAnsi="Nunito" w:cs="Poppins"/>
+          <w:bCs/>
+          <w:color w:val="383838"/>
+          <w:sz w:val="20"/>
+          <w:szCs w:val="20"/>
+        </w:rPr>
+        <w:t xml:space="preserve"> </w:t>
+      </w:r>
+      <w:r>
         <w:rPr>
           <w:rFonts w:ascii="Nunito" w:eastAsia="Nunito" w:hAnsi="Nunito" w:cs="Nunito"/>
-          <w:sz w:val="28"/>
-          <w:szCs w:val="28"/>
+          <w:bCs/>
+          <w:sz w:val="20"/>
+          <w:szCs w:val="20"/>
+          <w:lang w:val="es-ES"/>
+        </w:rPr>
+        <w:t>${fecha</w:t>
+      </w:r>
+      <w:r>
+        <w:rPr>
+          <w:rFonts w:ascii="Nunito" w:eastAsia="Nunito" w:hAnsi="Nunito" w:cs="Nunito"/>
+          <w:bCs/>
+          <w:sz w:val="20"/>
+          <w:szCs w:val="20"/>
+          <w:lang w:val="es-ES"/>
+        </w:rPr>
+        <w:t>_generacion</w:t>
+      </w:r>
+      <w:r>
+        <w:rPr>
+          <w:rFonts w:ascii="Nunito" w:eastAsia="Nunito" w:hAnsi="Nunito" w:cs="Nunito"/>
+          <w:bCs/>
+          <w:sz w:val="20"/>
+          <w:szCs w:val="20"/>
+          <w:lang w:val="es-ES"/>
+        </w:rPr>
+        <w:t>}</w:t>
+      </w:r>
+    </w:p>
+    <w:p>
+      <w:pPr>
+        <w:ind w:left="0"/>
+        <w:jc w:val="both"/>
+        <w:rPr>
+          <w:rFonts w:ascii="Poppins" w:eastAsia="Nunito" w:hAnsi="Poppins" w:cs="Poppins"/>
+          <w:b/>
+          <w:color w:val="383838"/>
+          <w:sz w:val="24"/>
+          <w:szCs w:val="24"/>
         </w:rPr>
       </w:pPr>
     </w:p>
     <w:p>
       <w:pPr>
-        <w:jc w:val="left"/>
+        <w:tabs>
+          <w:tab w:val="left" w:pos="-426"/>
+        </w:tabs>
+        <w:ind w:left="-426"/>
+        <w:jc w:val="both"/>
+        <w:rPr>
+          <w:rFonts w:ascii="Nunito" w:eastAsia="Nunito" w:hAnsi="Nunito" w:cs="Poppins"/>
+          <w:bCs/>
+          <w:color w:val="383838"/>
+          <w:sz w:val="24"/>
+          <w:szCs w:val="24"/>
+        </w:rPr>
+      </w:pPr>
+      <w:r>
+        <w:rPr>
+          <w:rFonts w:ascii="Nunito" w:eastAsia="Nunito" w:hAnsi="Nunito" w:cs="Poppins"/>
+          <w:bCs/>
+          <w:color w:val="383838"/>
+          <w:sz w:val="24"/>
+          <w:szCs w:val="24"/>
+        </w:rPr>
+        <w:t>Este documento constituye el informe individual de inspección</w:t>
+      </w:r>
+      <w:r>
+        <w:rPr>
+          <w:rFonts w:ascii="Nunito" w:eastAsia="Nunito" w:hAnsi="Nunito" w:cs="Poppins"/>
+          <w:bCs/>
+          <w:color w:val="383838"/>
+          <w:sz w:val="24"/>
+          <w:szCs w:val="24"/>
+        </w:rPr>
+        <w:t xml:space="preserve"> y </w:t>
+      </w:r>
+      <w:r>
+        <w:rPr>
+          <w:rFonts w:ascii="Nunito" w:eastAsia="Nunito" w:hAnsi="Nunito" w:cs="Poppins"/>
+          <w:bCs/>
+          <w:color w:val="383838"/>
+          <w:sz w:val="24"/>
+          <w:szCs w:val="24"/>
+        </w:rPr>
+        <w:t xml:space="preserve">revisión </w:t>
+      </w:r>
+      <w:r>
+        <w:rPr>
+          <w:rFonts w:ascii="Nunito" w:eastAsia="Nunito" w:hAnsi="Nunito" w:cs="Poppins"/>
+          <w:bCs/>
+          <w:color w:val="383838"/>
+          <w:sz w:val="24"/>
+          <w:szCs w:val="24"/>
+        </w:rPr>
+        <w:t>para</w:t>
+      </w:r>
+      <w:r>
+        <w:rPr>
+          <w:rFonts w:ascii="Nunito" w:eastAsia="Nunito" w:hAnsi="Nunito" w:cs="Poppins"/>
+          <w:bCs/>
+          <w:color w:val="383838"/>
+          <w:sz w:val="24"/>
+          <w:szCs w:val="24"/>
+        </w:rPr>
+        <w:t xml:space="preserve"> el</w:t>
+      </w:r>
+      <w:r>
+        <w:rPr>
+          <w:rFonts w:ascii="Nunito" w:eastAsia="Nunito" w:hAnsi="Nunito" w:cs="Poppins"/>
+          <w:bCs/>
+          <w:color w:val="383838"/>
+          <w:sz w:val="24"/>
+          <w:szCs w:val="24"/>
+        </w:rPr>
+        <w:t xml:space="preserve"> </w:t>
+      </w:r>
+      <w:r>
+        <w:rPr>
+          <w:rFonts w:ascii="Nunito" w:eastAsia="Nunito" w:hAnsi="Nunito" w:cs="Poppins"/>
+          <w:bCs/>
+          <w:color w:val="383838"/>
+          <w:sz w:val="24"/>
+          <w:szCs w:val="24"/>
+        </w:rPr>
+        <w:t>Contrato</w:t>
+      </w:r>
+      <w:r>
+        <w:rPr>
+          <w:rFonts w:ascii="Nunito" w:eastAsia="Nunito" w:hAnsi="Nunito" w:cs="Poppins"/>
+          <w:bCs/>
+          <w:color w:val="383838"/>
+          <w:sz w:val="24"/>
+          <w:szCs w:val="24"/>
+        </w:rPr>
+        <w:t xml:space="preserve"> </w:t>
+      </w:r>
+      <w:r>
+        <w:rPr>
+          <w:rFonts w:ascii="Nunito" w:eastAsia="Nunito" w:hAnsi="Nunito" w:cs="Poppins"/>
+          <w:bCs/>
+          <w:color w:val="383838"/>
+          <w:sz w:val="24"/>
+          <w:szCs w:val="24"/>
+        </w:rPr>
+        <w:t xml:space="preserve">N° </w:t>
+      </w:r>
+      <w:r>
+        <w:rPr>
+          <w:rFonts w:ascii="Nunito" w:eastAsia="Nunito" w:hAnsi="Nunito" w:cs="Poppins"/>
+          <w:b/>
+          <w:color w:val="383838"/>
+          <w:sz w:val="28"/>
+          <w:szCs w:val="28"/>
+        </w:rPr>
+        <w:t>${contrato}</w:t>
+      </w:r>
+      <w:r>
+        <w:rPr>
+          <w:rFonts w:ascii="Nunito" w:eastAsia="Nunito" w:hAnsi="Nunito" w:cs="Poppins"/>
+          <w:bCs/>
+          <w:color w:val="383838"/>
+          <w:sz w:val="24"/>
+          <w:szCs w:val="24"/>
+        </w:rPr>
+        <w:t>, con el propósito de registrar los datos técnicos, las lecturas del medidor y la evidencia fotográfica. La información aquí presentada es fundamental para la evaluación de riesgos y la gestión operativa asociada.</w:t>
+      </w:r>
+    </w:p>
+    <w:p>
+      <w:pPr>
+        <w:ind w:left="-567"/>
+        <w:jc w:val="both"/>
+        <w:rPr>
+          <w:rFonts w:ascii="Poppins" w:eastAsia="Nunito" w:hAnsi="Poppins" w:cs="Poppins"/>
+          <w:sz w:val="24"/>
+          <w:szCs w:val="24"/>
+        </w:rPr>
+      </w:pPr>
+    </w:p>
+    <w:p>
+      <w:pPr>
+        <w:ind w:left="-567"/>
+        <w:jc w:val="both"/>
+        <w:rPr>
+          <w:rFonts w:ascii="Poppins" w:eastAsia="Nunito" w:hAnsi="Poppins" w:cs="Poppins"/>
+          <w:sz w:val="24"/>
+          <w:szCs w:val="24"/>
+        </w:rPr>
+      </w:pPr>
+    </w:p>
+    <w:p>
+      <w:pPr>
+        <w:ind w:left="-567"/>
+        <w:jc w:val="both"/>
+        <w:rPr>
+          <w:rFonts w:ascii="Poppins" w:eastAsia="Nunito" w:hAnsi="Poppins" w:cs="Poppins"/>
+          <w:sz w:val="24"/>
+          <w:szCs w:val="24"/>
+        </w:rPr>
+      </w:pPr>
+    </w:p>
+    <w:p>
+      <w:pPr>
+        <w:ind w:left="-567"/>
+        <w:jc w:val="both"/>
+        <w:rPr>
+          <w:rFonts w:ascii="Poppins" w:eastAsia="Nunito" w:hAnsi="Poppins" w:cs="Poppins"/>
+          <w:sz w:val="24"/>
+          <w:szCs w:val="24"/>
+        </w:rPr>
+      </w:pPr>
+    </w:p>
+    <w:p>
+      <w:pPr>
         <w:rPr>
           <w:rFonts w:ascii="Nunito SemiBold" w:eastAsia="Nunito SemiBold" w:hAnsi="Nunito SemiBold" w:cs="Nunito SemiBold"/>
           <w:sz w:val="26"/>
@@ -65,17 +311,56 @@
       <w:pPr>
         <w:jc w:val="left"/>
         <w:rPr>
+          <w:rFonts w:ascii="Nunito SemiBold" w:eastAsia="Nunito SemiBold" w:hAnsi="Nunito SemiBold" w:cs="Nunito SemiBold"/>
+          <w:sz w:val="26"/>
+          <w:szCs w:val="26"/>
+        </w:rPr>
+      </w:pPr>
+    </w:p>
+    <w:p>
+      <w:pPr>
+        <w:jc w:val="left"/>
+        <w:rPr>
           <w:rFonts w:ascii="Nunito" w:eastAsia="Nunito" w:hAnsi="Nunito" w:cs="Nunito"/>
-          <w:b/>
-          <w:sz w:val="28"/>
-          <w:szCs w:val="28"/>
+          <w:bCs/>
+          <w:sz w:val="24"/>
+          <w:szCs w:val="24"/>
+        </w:rPr>
+      </w:pPr>
+      <w:r>
+        <w:rPr>
+          <w:rFonts w:ascii="Nunito" w:eastAsia="Nunito" w:hAnsi="Nunito" w:cs="Nunito"/>
+          <w:bCs/>
+          <w:sz w:val="24"/>
+          <w:szCs w:val="24"/>
+        </w:rPr>
+        <w:t>Para una adecuada comprensión del contexto de la inspección, los siguientes datos corresponden a la información de identificación y las condiciones principales del contrato</w:t>
+      </w:r>
+      <w:r>
+        <w:rPr>
+          <w:rFonts w:ascii="Nunito" w:eastAsia="Nunito" w:hAnsi="Nunito" w:cs="Nunito"/>
+          <w:bCs/>
+          <w:sz w:val="24"/>
+          <w:szCs w:val="24"/>
+        </w:rPr>
+        <w:t>.</w:t>
+      </w:r>
+    </w:p>
+    <w:p>
+      <w:pPr>
+        <w:jc w:val="left"/>
+        <w:rPr>
+          <w:rFonts w:ascii="Nunito" w:eastAsia="Nunito" w:hAnsi="Nunito" w:cs="Nunito"/>
+          <w:bCs/>
+          <w:sz w:val="24"/>
+          <w:szCs w:val="24"/>
         </w:rPr>
       </w:pPr>
     </w:p>
     <w:tbl>
       <w:tblPr>
         <w:tblStyle w:val="a"/>
-        <w:tblW w:w="9765" w:type="dxa"/>
+        <w:tblW w:w="9791" w:type="dxa"/>
         <w:tblInd w:w="-440" w:type="dxa"/>
         <w:tblBorders>
           <w:top w:val="single" w:sz="4" w:space="0" w:color="000000"/>
@@ -90,7 +375,9 @@
       </w:tblPr>
       <w:tblGrid>
         <w:gridCol w:w="2445"/>
-        <w:gridCol w:w="7320"/>
+        <w:gridCol w:w="2810"/>
+        <w:gridCol w:w="2410"/>
+        <w:gridCol w:w="2126"/>
       </w:tblGrid>
       <w:tr>
         <w:trPr>
@@ -99,7 +386,7 @@
         <w:tc>
           <w:tcPr>
             <w:tcW w:w="2445" w:type="dxa"/>
-            <w:shd w:val="clear" w:color="auto" w:fill="F3F3F3"/>
+            <w:shd w:val="clear" w:color="auto" w:fill="D9D9D9" w:themeFill="background1" w:themeFillShade="D9"/>
             <w:tcMar>
               <w:top w:w="100" w:type="dxa"/>
               <w:left w:w="100" w:type="dxa"/>
@@ -126,13 +413,22 @@
                 <w:sz w:val="20"/>
                 <w:szCs w:val="20"/>
               </w:rPr>
-              <w:t>Fecha</w:t>
+              <w:t xml:space="preserve">Fecha de </w:t>
+            </w:r>
+            <w:r>
+              <w:rPr>
+                <w:rFonts w:ascii="Nunito" w:eastAsia="Nunito" w:hAnsi="Nunito" w:cs="Nunito"/>
+                <w:b/>
+                <w:sz w:val="20"/>
+                <w:szCs w:val="20"/>
+              </w:rPr>
+              <w:t>Inspección</w:t>
             </w:r>
           </w:p>
         </w:tc>
         <w:tc>
           <w:tcPr>
-            <w:tcW w:w="7320" w:type="dxa"/>
+            <w:tcW w:w="2810" w:type="dxa"/>
             <w:tcMar>
               <w:top w:w="100" w:type="dxa"/>
               <w:left w:w="100" w:type="dxa"/>
@@ -163,6 +459,81 @@
             </w:r>
           </w:p>
         </w:tc>
+        <w:tc>
+          <w:tcPr>
+            <w:tcW w:w="2410" w:type="dxa"/>
+            <w:shd w:val="clear" w:color="auto" w:fill="D9D9D9" w:themeFill="background1" w:themeFillShade="D9"/>
+            <w:vAlign w:val="center"/>
+          </w:tcPr>
+          <w:p>
+            <w:pPr>
+              <w:widowControl w:val="0"/>
+              <w:ind w:left="0"/>
+              <w:jc w:val="left"/>
+              <w:rPr>
+                <w:rFonts w:ascii="Nunito" w:eastAsia="Nunito" w:hAnsi="Nunito" w:cs="Nunito"/>
+                <w:sz w:val="20"/>
+                <w:szCs w:val="20"/>
+              </w:rPr>
+            </w:pPr>
+            <w:r>
+              <w:rPr>
+                <w:rFonts w:ascii="Nunito" w:eastAsia="Nunito" w:hAnsi="Nunito" w:cs="Nunito"/>
+                <w:b/>
+                <w:sz w:val="20"/>
+                <w:szCs w:val="20"/>
+              </w:rPr>
+              <w:t>Dirección</w:t>
+            </w:r>
+          </w:p>
+        </w:tc>
+        <w:tc>
+          <w:tcPr>
+            <w:tcW w:w="2126" w:type="dxa"/>
+            <w:vAlign w:val="center"/>
+          </w:tcPr>
+          <w:p>
+            <w:pPr>
+              <w:widowControl w:val="0"/>
+              <w:ind w:left="0"/>
+              <w:jc w:val="left"/>
+              <w:rPr>
+                <w:rFonts w:ascii="Nunito" w:eastAsia="Nunito" w:hAnsi="Nunito" w:cs="Nunito"/>
+                <w:sz w:val="20"/>
+                <w:szCs w:val="20"/>
+              </w:rPr>
+            </w:pPr>
+            <w:r>
+              <w:rPr>
+                <w:rFonts w:ascii="Nunito" w:eastAsia="Nunito" w:hAnsi="Nunito" w:cs="Nunito"/>
+                <w:sz w:val="20"/>
+                <w:szCs w:val="20"/>
+                <w:lang w:val="es-ES"/>
+              </w:rPr>
+              <w:t>${</w:t>
+            </w:r>
+            <w:proofErr w:type="spellStart"/>
+            <w:r>
+              <w:rPr>
+                <w:rFonts w:ascii="Nunito" w:eastAsia="Nunito" w:hAnsi="Nunito" w:cs="Nunito"/>
+                <w:sz w:val="20"/>
+                <w:szCs w:val="20"/>
+                <w:lang w:val="es-ES"/>
+              </w:rPr>
+              <w:t>direccion</w:t>
+            </w:r>
+            <w:proofErr w:type="spellEnd"/>
+            <w:r>
+              <w:rPr>
+                <w:rFonts w:ascii="Nunito" w:eastAsia="Nunito" w:hAnsi="Nunito" w:cs="Nunito"/>
+                <w:sz w:val="20"/>
+                <w:szCs w:val="20"/>
+                <w:lang w:val="es-ES"/>
+              </w:rPr>
+              <w:t>}</w:t>
+            </w:r>
+          </w:p>
+        </w:tc>
       </w:tr>
       <w:tr>
         <w:trPr>
@@ -171,7 +542,7 @@
         <w:tc>
           <w:tcPr>
             <w:tcW w:w="2445" w:type="dxa"/>
-            <w:shd w:val="clear" w:color="auto" w:fill="F3F3F3"/>
+            <w:shd w:val="clear" w:color="auto" w:fill="D9D9D9" w:themeFill="background1" w:themeFillShade="D9"/>
             <w:tcMar>
               <w:top w:w="100" w:type="dxa"/>
               <w:left w:w="100" w:type="dxa"/>
@@ -198,13 +569,13 @@
                 <w:sz w:val="20"/>
                 <w:szCs w:val="20"/>
               </w:rPr>
-              <w:t>Dirección</w:t>
+              <w:t>Medidor</w:t>
             </w:r>
           </w:p>
         </w:tc>
         <w:tc>
           <w:tcPr>
-            <w:tcW w:w="7320" w:type="dxa"/>
+            <w:tcW w:w="2810" w:type="dxa"/>
             <w:tcMar>
               <w:top w:w="100" w:type="dxa"/>
               <w:left w:w="100" w:type="dxa"/>
@@ -230,9 +601,82 @@
                 <w:rFonts w:ascii="Nunito" w:eastAsia="Nunito" w:hAnsi="Nunito" w:cs="Nunito"/>
                 <w:sz w:val="20"/>
                 <w:szCs w:val="20"/>
+              </w:rPr>
+              <w:t>${medidor}</w:t>
+            </w:r>
+          </w:p>
+        </w:tc>
+        <w:tc>
+          <w:tcPr>
+            <w:tcW w:w="2410" w:type="dxa"/>
+            <w:shd w:val="clear" w:color="auto" w:fill="D9D9D9" w:themeFill="background1" w:themeFillShade="D9"/>
+            <w:vAlign w:val="center"/>
+          </w:tcPr>
+          <w:p>
+            <w:pPr>
+              <w:widowControl w:val="0"/>
+              <w:ind w:left="0"/>
+              <w:jc w:val="left"/>
+              <w:rPr>
+                <w:rFonts w:ascii="Nunito" w:eastAsia="Nunito" w:hAnsi="Nunito" w:cs="Nunito"/>
+                <w:sz w:val="20"/>
+                <w:szCs w:val="20"/>
                 <w:lang w:val="es-ES"/>
               </w:rPr>
-              <w:t>${direccion}</w:t>
+            </w:pPr>
+            <w:r>
+              <w:rPr>
+                <w:rFonts w:ascii="Nunito" w:eastAsia="Nunito" w:hAnsi="Nunito" w:cs="Nunito"/>
+                <w:b/>
+                <w:sz w:val="20"/>
+                <w:szCs w:val="20"/>
+              </w:rPr>
+              <w:t>Medidor Anomalía</w:t>
+            </w:r>
+          </w:p>
+        </w:tc>
+        <w:tc>
+          <w:tcPr>
+            <w:tcW w:w="2126" w:type="dxa"/>
+            <w:vAlign w:val="center"/>
+          </w:tcPr>
+          <w:p>
+            <w:pPr>
+              <w:widowControl w:val="0"/>
+              <w:ind w:left="0"/>
+              <w:jc w:val="left"/>
+              <w:rPr>
+                <w:rFonts w:ascii="Nunito" w:eastAsia="Nunito" w:hAnsi="Nunito" w:cs="Nunito"/>
+                <w:sz w:val="20"/>
+                <w:szCs w:val="20"/>
+                <w:lang w:val="es-ES"/>
+              </w:rPr>
+            </w:pPr>
+            <w:r>
+              <w:rPr>
+                <w:rFonts w:ascii="Nunito" w:eastAsia="Nunito" w:hAnsi="Nunito" w:cs="Nunito"/>
+                <w:sz w:val="20"/>
+                <w:szCs w:val="20"/>
+              </w:rPr>
+              <w:t>${</w:t>
+            </w:r>
+            <w:proofErr w:type="spellStart"/>
+            <w:r>
+              <w:rPr>
+                <w:rFonts w:ascii="Nunito" w:eastAsia="Nunito" w:hAnsi="Nunito" w:cs="Nunito"/>
+                <w:sz w:val="20"/>
+                <w:szCs w:val="20"/>
+              </w:rPr>
+              <w:t>medidor_anomalia</w:t>
+            </w:r>
+            <w:proofErr w:type="spellEnd"/>
+            <w:r>
+              <w:rPr>
+                <w:rFonts w:ascii="Nunito" w:eastAsia="Nunito" w:hAnsi="Nunito" w:cs="Nunito"/>
+                <w:sz w:val="20"/>
+                <w:szCs w:val="20"/>
+              </w:rPr>
+              <w:t>}</w:t>
             </w:r>
           </w:p>
         </w:tc>
@@ -244,7 +688,7 @@
         <w:tc>
           <w:tcPr>
             <w:tcW w:w="2445" w:type="dxa"/>
-            <w:shd w:val="clear" w:color="auto" w:fill="F3F3F3"/>
+            <w:shd w:val="clear" w:color="auto" w:fill="D9D9D9" w:themeFill="background1" w:themeFillShade="D9"/>
             <w:tcMar>
               <w:top w:w="100" w:type="dxa"/>
               <w:left w:w="100" w:type="dxa"/>
@@ -271,13 +715,13 @@
                 <w:sz w:val="20"/>
                 <w:szCs w:val="20"/>
               </w:rPr>
-              <w:t>Medidor</w:t>
+              <w:t>Tipo de comercio</w:t>
             </w:r>
           </w:p>
         </w:tc>
         <w:tc>
           <w:tcPr>
-            <w:tcW w:w="7320" w:type="dxa"/>
+            <w:tcW w:w="2810" w:type="dxa"/>
             <w:tcMar>
               <w:top w:w="100" w:type="dxa"/>
               <w:left w:w="100" w:type="dxa"/>
@@ -302,8 +746,64 @@
                 <w:rFonts w:ascii="Nunito" w:eastAsia="Nunito" w:hAnsi="Nunito" w:cs="Nunito"/>
                 <w:sz w:val="20"/>
                 <w:szCs w:val="20"/>
-              </w:rPr>
-              <w:t>${medidor}</w:t>
+                <w:lang w:val="es-ES"/>
+              </w:rPr>
+              <w:t>${comercio}</w:t>
+            </w:r>
+          </w:p>
+        </w:tc>
+        <w:tc>
+          <w:tcPr>
+            <w:tcW w:w="2410" w:type="dxa"/>
+            <w:shd w:val="clear" w:color="auto" w:fill="D9D9D9" w:themeFill="background1" w:themeFillShade="D9"/>
+            <w:vAlign w:val="center"/>
+          </w:tcPr>
+          <w:p>
+            <w:pPr>
+              <w:widowControl w:val="0"/>
+              <w:ind w:left="0"/>
+              <w:jc w:val="left"/>
+              <w:rPr>
+                <w:rFonts w:ascii="Nunito" w:eastAsia="Nunito" w:hAnsi="Nunito" w:cs="Nunito"/>
+                <w:sz w:val="20"/>
+                <w:szCs w:val="20"/>
+              </w:rPr>
+            </w:pPr>
+            <w:r>
+              <w:rPr>
+                <w:rFonts w:ascii="Nunito" w:eastAsia="Nunito" w:hAnsi="Nunito" w:cs="Nunito"/>
+                <w:b/>
+                <w:sz w:val="20"/>
+                <w:szCs w:val="20"/>
+              </w:rPr>
+              <w:t>Lectura N°</w:t>
+            </w:r>
+          </w:p>
+        </w:tc>
+        <w:tc>
+          <w:tcPr>
+            <w:tcW w:w="2126" w:type="dxa"/>
+            <w:vAlign w:val="center"/>
+          </w:tcPr>
+          <w:p>
+            <w:pPr>
+              <w:widowControl w:val="0"/>
+              <w:ind w:left="0"/>
+              <w:jc w:val="left"/>
+              <w:rPr>
+                <w:rFonts w:ascii="Nunito" w:eastAsia="Nunito" w:hAnsi="Nunito" w:cs="Nunito"/>
+                <w:sz w:val="20"/>
+                <w:szCs w:val="20"/>
+              </w:rPr>
+            </w:pPr>
+            <w:r>
+              <w:rPr>
+                <w:rFonts w:ascii="Nunito" w:eastAsia="Nunito" w:hAnsi="Nunito" w:cs="Nunito"/>
+                <w:sz w:val="20"/>
+                <w:szCs w:val="20"/>
+                <w:lang w:val="es-ES"/>
+              </w:rPr>
+              <w:t>${lectura}</w:t>
             </w:r>
           </w:p>
         </w:tc>
@@ -315,7 +815,7 @@
         <w:tc>
           <w:tcPr>
             <w:tcW w:w="2445" w:type="dxa"/>
-            <w:shd w:val="clear" w:color="auto" w:fill="F3F3F3"/>
+            <w:shd w:val="clear" w:color="auto" w:fill="D9D9D9" w:themeFill="background1" w:themeFillShade="D9"/>
             <w:tcMar>
               <w:top w:w="100" w:type="dxa"/>
               <w:left w:w="100" w:type="dxa"/>
@@ -342,22 +842,13 @@
                 <w:sz w:val="20"/>
                 <w:szCs w:val="20"/>
               </w:rPr>
-              <w:t xml:space="preserve">Medidor </w:t>
-            </w:r>
-            <w:r>
-              <w:rPr>
-                <w:rFonts w:ascii="Nunito" w:eastAsia="Nunito" w:hAnsi="Nunito" w:cs="Nunito"/>
-                <w:b/>
-                <w:sz w:val="20"/>
-                <w:szCs w:val="20"/>
-              </w:rPr>
-              <w:t>Anomalía</w:t>
+              <w:t>Marca del Regulador</w:t>
             </w:r>
           </w:p>
         </w:tc>
         <w:tc>
           <w:tcPr>
-            <w:tcW w:w="7320" w:type="dxa"/>
+            <w:tcW w:w="2810" w:type="dxa"/>
             <w:tcMar>
               <w:top w:w="100" w:type="dxa"/>
               <w:left w:w="100" w:type="dxa"/>
@@ -375,6 +866,7 @@
                 <w:rFonts w:ascii="Nunito" w:eastAsia="Nunito" w:hAnsi="Nunito" w:cs="Nunito"/>
                 <w:sz w:val="20"/>
                 <w:szCs w:val="20"/>
+                <w:lang w:val="es-CO"/>
               </w:rPr>
             </w:pPr>
             <w:r>
@@ -382,6 +874,7 @@
                 <w:rFonts w:ascii="Nunito" w:eastAsia="Nunito" w:hAnsi="Nunito" w:cs="Nunito"/>
                 <w:sz w:val="20"/>
                 <w:szCs w:val="20"/>
+                <w:lang w:val="es-ES"/>
               </w:rPr>
               <w:t>${</w:t>
             </w:r>
@@ -391,8 +884,9 @@
                 <w:rFonts w:ascii="Nunito" w:eastAsia="Nunito" w:hAnsi="Nunito" w:cs="Nunito"/>
                 <w:sz w:val="20"/>
                 <w:szCs w:val="20"/>
-              </w:rPr>
-              <w:t>medidor_anomalia</w:t>
+                <w:lang w:val="es-CO"/>
+              </w:rPr>
+              <w:t>marca_regulador</w:t>
             </w:r>
             <w:proofErr w:type="spellEnd"/>
             <w:r>
@@ -400,8 +894,66 @@
                 <w:rFonts w:ascii="Nunito" w:eastAsia="Nunito" w:hAnsi="Nunito" w:cs="Nunito"/>
                 <w:sz w:val="20"/>
                 <w:szCs w:val="20"/>
+                <w:lang w:val="es-ES"/>
               </w:rPr>
               <w:t>}</w:t>
+            </w:r>
+          </w:p>
+        </w:tc>
+        <w:tc>
+          <w:tcPr>
+            <w:tcW w:w="2410" w:type="dxa"/>
+            <w:shd w:val="clear" w:color="auto" w:fill="D9D9D9" w:themeFill="background1" w:themeFillShade="D9"/>
+            <w:vAlign w:val="center"/>
+          </w:tcPr>
+          <w:p>
+            <w:pPr>
+              <w:widowControl w:val="0"/>
+              <w:ind w:left="0"/>
+              <w:jc w:val="left"/>
+              <w:rPr>
+                <w:rFonts w:ascii="Nunito" w:eastAsia="Nunito" w:hAnsi="Nunito" w:cs="Nunito"/>
+                <w:sz w:val="20"/>
+                <w:szCs w:val="20"/>
+                <w:lang w:val="es-ES"/>
+              </w:rPr>
+            </w:pPr>
+            <w:r>
+              <w:rPr>
+                <w:rFonts w:ascii="Nunito" w:eastAsia="Nunito" w:hAnsi="Nunito" w:cs="Nunito"/>
+                <w:b/>
+                <w:sz w:val="20"/>
+                <w:szCs w:val="20"/>
+              </w:rPr>
+              <w:t>Imposibilidad</w:t>
+            </w:r>
+          </w:p>
+        </w:tc>
+        <w:tc>
+          <w:tcPr>
+            <w:tcW w:w="2126" w:type="dxa"/>
+            <w:vAlign w:val="center"/>
+          </w:tcPr>
+          <w:p>
+            <w:pPr>
+              <w:widowControl w:val="0"/>
+              <w:ind w:left="0"/>
+              <w:jc w:val="left"/>
+              <w:rPr>
+                <w:rFonts w:ascii="Nunito" w:eastAsia="Nunito" w:hAnsi="Nunito" w:cs="Nunito"/>
+                <w:sz w:val="20"/>
+                <w:szCs w:val="20"/>
+                <w:lang w:val="es-ES"/>
+              </w:rPr>
+            </w:pPr>
+            <w:r>
+              <w:rPr>
+                <w:rFonts w:ascii="Nunito" w:eastAsia="Nunito" w:hAnsi="Nunito" w:cs="Nunito"/>
+                <w:sz w:val="20"/>
+                <w:szCs w:val="20"/>
+                <w:lang w:val="es-ES"/>
+              </w:rPr>
+              <w:t>${imposibilidad}</w:t>
             </w:r>
           </w:p>
         </w:tc>
@@ -413,7 +965,7 @@
         <w:tc>
           <w:tcPr>
             <w:tcW w:w="2445" w:type="dxa"/>
-            <w:shd w:val="clear" w:color="auto" w:fill="F3F3F3"/>
+            <w:shd w:val="clear" w:color="auto" w:fill="D9D9D9" w:themeFill="background1" w:themeFillShade="D9"/>
             <w:tcMar>
               <w:top w:w="100" w:type="dxa"/>
               <w:left w:w="100" w:type="dxa"/>
@@ -440,13 +992,13 @@
                 <w:sz w:val="20"/>
                 <w:szCs w:val="20"/>
               </w:rPr>
-              <w:t>Lectura N°</w:t>
+              <w:t>Tipo de Regulador</w:t>
             </w:r>
           </w:p>
         </w:tc>
         <w:tc>
           <w:tcPr>
-            <w:tcW w:w="7320" w:type="dxa"/>
+            <w:tcW w:w="2810" w:type="dxa"/>
             <w:tcMar>
               <w:top w:w="100" w:type="dxa"/>
               <w:left w:w="100" w:type="dxa"/>
@@ -464,6 +1016,7 @@
                 <w:rFonts w:ascii="Nunito" w:eastAsia="Nunito" w:hAnsi="Nunito" w:cs="Nunito"/>
                 <w:sz w:val="20"/>
                 <w:szCs w:val="20"/>
+                <w:lang w:val="es-CO"/>
               </w:rPr>
             </w:pPr>
             <w:r>
@@ -471,9 +1024,108 @@
                 <w:rFonts w:ascii="Nunito" w:eastAsia="Nunito" w:hAnsi="Nunito" w:cs="Nunito"/>
                 <w:sz w:val="20"/>
                 <w:szCs w:val="20"/>
+                <w:lang w:val="es-CO"/>
+              </w:rPr>
+              <w:t>${</w:t>
+            </w:r>
+            <w:proofErr w:type="spellStart"/>
+            <w:r>
+              <w:rPr>
+                <w:rFonts w:ascii="Nunito" w:eastAsia="Nunito" w:hAnsi="Nunito" w:cs="Nunito"/>
+                <w:sz w:val="20"/>
+                <w:szCs w:val="20"/>
+                <w:lang w:val="es-CO"/>
+              </w:rPr>
+              <w:t>tipo_regulador</w:t>
+            </w:r>
+            <w:proofErr w:type="spellEnd"/>
+            <w:r>
+              <w:rPr>
+                <w:rFonts w:ascii="Nunito" w:eastAsia="Nunito" w:hAnsi="Nunito" w:cs="Nunito"/>
+                <w:sz w:val="20"/>
+                <w:szCs w:val="20"/>
+                <w:lang w:val="es-CO"/>
+              </w:rPr>
+              <w:t>}</w:t>
+            </w:r>
+          </w:p>
+        </w:tc>
+        <w:tc>
+          <w:tcPr>
+            <w:tcW w:w="2410" w:type="dxa"/>
+            <w:shd w:val="clear" w:color="auto" w:fill="D9D9D9" w:themeFill="background1" w:themeFillShade="D9"/>
+            <w:vAlign w:val="center"/>
+          </w:tcPr>
+          <w:p>
+            <w:pPr>
+              <w:widowControl w:val="0"/>
+              <w:ind w:left="0"/>
+              <w:jc w:val="left"/>
+              <w:rPr>
+                <w:rFonts w:ascii="Nunito" w:eastAsia="Nunito" w:hAnsi="Nunito" w:cs="Nunito"/>
+                <w:b/>
+                <w:sz w:val="20"/>
+                <w:szCs w:val="20"/>
+                <w:lang w:val="es-CO"/>
+              </w:rPr>
+            </w:pPr>
+            <w:r>
+              <w:rPr>
+                <w:rFonts w:ascii="Nunito" w:eastAsia="Nunito" w:hAnsi="Nunito" w:cs="Nunito"/>
+                <w:b/>
+                <w:sz w:val="20"/>
+                <w:szCs w:val="20"/>
+                <w:lang w:val="es-CO"/>
+              </w:rPr>
+              <w:t>Marca del Medidor</w:t>
+            </w:r>
+          </w:p>
+        </w:tc>
+        <w:tc>
+          <w:tcPr>
+            <w:tcW w:w="2126" w:type="dxa"/>
+            <w:vAlign w:val="center"/>
+          </w:tcPr>
+          <w:p>
+            <w:pPr>
+              <w:widowControl w:val="0"/>
+              <w:ind w:left="0"/>
+              <w:jc w:val="left"/>
+              <w:rPr>
+                <w:rFonts w:ascii="Nunito" w:eastAsia="Nunito" w:hAnsi="Nunito" w:cs="Nunito"/>
+                <w:sz w:val="20"/>
+                <w:szCs w:val="20"/>
+                <w:lang w:val="es-CO"/>
+              </w:rPr>
+            </w:pPr>
+            <w:r>
+              <w:rPr>
+                <w:rFonts w:ascii="Nunito" w:eastAsia="Nunito" w:hAnsi="Nunito" w:cs="Nunito"/>
+                <w:sz w:val="20"/>
+                <w:szCs w:val="20"/>
                 <w:lang w:val="es-ES"/>
               </w:rPr>
-              <w:t>${lectura}</w:t>
+              <w:t>${</w:t>
+            </w:r>
+            <w:proofErr w:type="spellStart"/>
+            <w:r>
+              <w:rPr>
+                <w:rFonts w:ascii="Nunito" w:eastAsia="Nunito" w:hAnsi="Nunito" w:cs="Nunito"/>
+                <w:sz w:val="20"/>
+                <w:szCs w:val="20"/>
+                <w:lang w:val="es-CO"/>
+              </w:rPr>
+              <w:t>marca_medidor</w:t>
+            </w:r>
+            <w:proofErr w:type="spellEnd"/>
+            <w:r>
+              <w:rPr>
+                <w:rFonts w:ascii="Nunito" w:eastAsia="Nunito" w:hAnsi="Nunito" w:cs="Nunito"/>
+                <w:sz w:val="20"/>
+                <w:szCs w:val="20"/>
+                <w:lang w:val="es-CO"/>
+              </w:rPr>
+              <w:t>}</w:t>
             </w:r>
           </w:p>
         </w:tc>
@@ -485,7 +1137,7 @@
         <w:tc>
           <w:tcPr>
             <w:tcW w:w="2445" w:type="dxa"/>
-            <w:shd w:val="clear" w:color="auto" w:fill="F3F3F3"/>
+            <w:shd w:val="clear" w:color="auto" w:fill="D9D9D9" w:themeFill="background1" w:themeFillShade="D9"/>
             <w:tcMar>
               <w:top w:w="100" w:type="dxa"/>
               <w:left w:w="100" w:type="dxa"/>
@@ -512,13 +1164,14 @@
                 <w:sz w:val="20"/>
                 <w:szCs w:val="20"/>
               </w:rPr>
-              <w:t>Tipo de comercio</w:t>
+              <w:t>Nombre del Comercio</w:t>
             </w:r>
           </w:p>
         </w:tc>
         <w:tc>
           <w:tcPr>
-            <w:tcW w:w="7320" w:type="dxa"/>
+            <w:tcW w:w="7346" w:type="dxa"/>
+            <w:gridSpan w:val="3"/>
             <w:tcMar>
               <w:top w:w="100" w:type="dxa"/>
               <w:left w:w="100" w:type="dxa"/>
@@ -536,7 +1189,7 @@
                 <w:rFonts w:ascii="Nunito" w:eastAsia="Nunito" w:hAnsi="Nunito" w:cs="Nunito"/>
                 <w:sz w:val="20"/>
                 <w:szCs w:val="20"/>
-                <w:lang w:val="es-ES"/>
+                <w:lang w:val="es-CO"/>
               </w:rPr>
             </w:pPr>
             <w:r>
@@ -544,9 +1197,27 @@
                 <w:rFonts w:ascii="Nunito" w:eastAsia="Nunito" w:hAnsi="Nunito" w:cs="Nunito"/>
                 <w:sz w:val="20"/>
                 <w:szCs w:val="20"/>
-                <w:lang w:val="es-ES"/>
-              </w:rPr>
-              <w:t>${comercio}</w:t>
+              </w:rPr>
+              <w:t>${</w:t>
+            </w:r>
+            <w:proofErr w:type="spellStart"/>
+            <w:r>
+              <w:rPr>
+                <w:rFonts w:ascii="Nunito" w:eastAsia="Nunito" w:hAnsi="Nunito" w:cs="Nunito"/>
+                <w:sz w:val="20"/>
+                <w:szCs w:val="20"/>
+                <w:lang w:val="es-CO"/>
+              </w:rPr>
+              <w:t>nombre_comercio</w:t>
+            </w:r>
+            <w:proofErr w:type="spellEnd"/>
+            <w:r>
+              <w:rPr>
+                <w:rFonts w:ascii="Nunito" w:eastAsia="Nunito" w:hAnsi="Nunito" w:cs="Nunito"/>
+                <w:sz w:val="20"/>
+                <w:szCs w:val="20"/>
+              </w:rPr>
+              <w:t>}</w:t>
             </w:r>
           </w:p>
         </w:tc>
@@ -558,7 +1229,7 @@
         <w:tc>
           <w:tcPr>
             <w:tcW w:w="2445" w:type="dxa"/>
-            <w:shd w:val="clear" w:color="auto" w:fill="F3F3F3"/>
+            <w:shd w:val="clear" w:color="auto" w:fill="D9D9D9" w:themeFill="background1" w:themeFillShade="D9"/>
             <w:tcMar>
               <w:top w:w="100" w:type="dxa"/>
               <w:left w:w="100" w:type="dxa"/>
@@ -591,7 +1262,8 @@
         </w:tc>
         <w:tc>
           <w:tcPr>
-            <w:tcW w:w="7320" w:type="dxa"/>
+            <w:tcW w:w="7346" w:type="dxa"/>
+            <w:gridSpan w:val="3"/>
             <w:tcMar>
               <w:top w:w="100" w:type="dxa"/>
               <w:left w:w="100" w:type="dxa"/>
@@ -609,6 +1281,7 @@
                 <w:rFonts w:ascii="Nunito" w:eastAsia="Nunito" w:hAnsi="Nunito" w:cs="Nunito"/>
                 <w:sz w:val="20"/>
                 <w:szCs w:val="20"/>
+                <w:lang w:val="es-ES"/>
               </w:rPr>
             </w:pPr>
             <w:r>
@@ -618,7 +1291,27 @@
                 <w:szCs w:val="20"/>
                 <w:lang w:val="es-ES"/>
               </w:rPr>
-              <w:t>${anomalia}</w:t>
+              <w:t>${</w:t>
+            </w:r>
+            <w:proofErr w:type="spellStart"/>
+            <w:r>
+              <w:rPr>
+                <w:rFonts w:ascii="Nunito" w:eastAsia="Nunito" w:hAnsi="Nunito" w:cs="Nunito"/>
+                <w:sz w:val="20"/>
+                <w:szCs w:val="20"/>
+                <w:lang w:val="es-ES"/>
+              </w:rPr>
+              <w:t>anomalia</w:t>
+            </w:r>
+            <w:proofErr w:type="spellEnd"/>
+            <w:r>
+              <w:rPr>
+                <w:rFonts w:ascii="Nunito" w:eastAsia="Nunito" w:hAnsi="Nunito" w:cs="Nunito"/>
+                <w:sz w:val="20"/>
+                <w:szCs w:val="20"/>
+                <w:lang w:val="es-ES"/>
+              </w:rPr>
+              <w:t>}</w:t>
             </w:r>
           </w:p>
         </w:tc>
@@ -630,7 +1323,7 @@
         <w:tc>
           <w:tcPr>
             <w:tcW w:w="2445" w:type="dxa"/>
-            <w:shd w:val="clear" w:color="auto" w:fill="F3F3F3"/>
+            <w:shd w:val="clear" w:color="auto" w:fill="D9D9D9" w:themeFill="background1" w:themeFillShade="D9"/>
             <w:tcMar>
               <w:top w:w="100" w:type="dxa"/>
               <w:left w:w="100" w:type="dxa"/>
@@ -657,13 +1350,14 @@
                 <w:sz w:val="20"/>
                 <w:szCs w:val="20"/>
               </w:rPr>
-              <w:t>Imposibilidad</w:t>
+              <w:t>Observaciones</w:t>
             </w:r>
           </w:p>
         </w:tc>
         <w:tc>
           <w:tcPr>
-            <w:tcW w:w="7320" w:type="dxa"/>
+            <w:tcW w:w="7346" w:type="dxa"/>
+            <w:gridSpan w:val="3"/>
             <w:tcMar>
               <w:top w:w="100" w:type="dxa"/>
               <w:left w:w="100" w:type="dxa"/>
@@ -681,79 +1375,6 @@
                 <w:rFonts w:ascii="Nunito" w:eastAsia="Nunito" w:hAnsi="Nunito" w:cs="Nunito"/>
                 <w:sz w:val="20"/>
                 <w:szCs w:val="20"/>
-                <w:lang w:val="es-ES"/>
-              </w:rPr>
-            </w:pPr>
-            <w:r>
-              <w:rPr>
-                <w:rFonts w:ascii="Nunito" w:eastAsia="Nunito" w:hAnsi="Nunito" w:cs="Nunito"/>
-                <w:sz w:val="20"/>
-                <w:szCs w:val="20"/>
-                <w:lang w:val="es-ES"/>
-              </w:rPr>
-              <w:t>${imposibilidad}</w:t>
-            </w:r>
-          </w:p>
-        </w:tc>
-      </w:tr>
-      <w:tr>
-        <w:trPr>
-          <w:trHeight w:val="400"/>
-        </w:trPr>
-        <w:tc>
-          <w:tcPr>
-            <w:tcW w:w="2445" w:type="dxa"/>
-            <w:shd w:val="clear" w:color="auto" w:fill="F3F3F3"/>
-            <w:tcMar>
-              <w:top w:w="100" w:type="dxa"/>
-              <w:left w:w="100" w:type="dxa"/>
-              <w:bottom w:w="100" w:type="dxa"/>
-              <w:right w:w="100" w:type="dxa"/>
-            </w:tcMar>
-            <w:vAlign w:val="center"/>
-          </w:tcPr>
-          <w:p>
-            <w:pPr>
-              <w:widowControl w:val="0"/>
-              <w:ind w:left="0"/>
-              <w:rPr>
-                <w:rFonts w:ascii="Nunito" w:eastAsia="Nunito" w:hAnsi="Nunito" w:cs="Nunito"/>
-                <w:b/>
-                <w:sz w:val="20"/>
-                <w:szCs w:val="20"/>
-              </w:rPr>
-            </w:pPr>
-            <w:r>
-              <w:rPr>
-                <w:rFonts w:ascii="Nunito" w:eastAsia="Nunito" w:hAnsi="Nunito" w:cs="Nunito"/>
-                <w:b/>
-                <w:sz w:val="20"/>
-                <w:szCs w:val="20"/>
-              </w:rPr>
-              <w:t>Observaciones</w:t>
-            </w:r>
-          </w:p>
-        </w:tc>
-        <w:tc>
-          <w:tcPr>
-            <w:tcW w:w="7320" w:type="dxa"/>
-            <w:tcMar>
-              <w:top w:w="100" w:type="dxa"/>
-              <w:left w:w="100" w:type="dxa"/>
-              <w:bottom w:w="100" w:type="dxa"/>
-              <w:right w:w="100" w:type="dxa"/>
-            </w:tcMar>
-            <w:vAlign w:val="center"/>
-          </w:tcPr>
-          <w:p>
-            <w:pPr>
-              <w:widowControl w:val="0"/>
-              <w:ind w:left="0"/>
-              <w:jc w:val="left"/>
-              <w:rPr>
-                <w:rFonts w:ascii="Nunito" w:eastAsia="Nunito" w:hAnsi="Nunito" w:cs="Nunito"/>
-                <w:sz w:val="20"/>
-                <w:szCs w:val="20"/>
               </w:rPr>
             </w:pPr>
             <w:r>
@@ -770,6 +1391,62 @@
     </w:tbl>
     <w:p>
       <w:pPr>
+        <w:ind w:left="0"/>
+        <w:jc w:val="left"/>
+        <w:rPr>
+          <w:rFonts w:ascii="Nunito" w:eastAsia="Nunito" w:hAnsi="Nunito" w:cs="Nunito"/>
+          <w:sz w:val="28"/>
+          <w:szCs w:val="28"/>
+        </w:rPr>
+      </w:pPr>
+    </w:p>
+    <w:p>
+      <w:pPr>
+        <w:ind w:left="0"/>
+        <w:jc w:val="left"/>
+        <w:rPr>
+          <w:rFonts w:ascii="Nunito" w:eastAsia="Nunito" w:hAnsi="Nunito" w:cs="Nunito"/>
+          <w:sz w:val="28"/>
+          <w:szCs w:val="28"/>
+        </w:rPr>
+      </w:pPr>
+    </w:p>
+    <w:p>
+      <w:pPr>
+        <w:ind w:left="0"/>
+        <w:jc w:val="left"/>
+        <w:rPr>
+          <w:rFonts w:ascii="Nunito" w:eastAsia="Nunito" w:hAnsi="Nunito" w:cs="Nunito"/>
+          <w:sz w:val="28"/>
+          <w:szCs w:val="28"/>
+        </w:rPr>
+      </w:pPr>
+    </w:p>
+    <w:p>
+      <w:pPr>
+        <w:ind w:left="0"/>
+        <w:jc w:val="left"/>
+        <w:rPr>
+          <w:rFonts w:ascii="Nunito" w:eastAsia="Nunito" w:hAnsi="Nunito" w:cs="Nunito"/>
+          <w:sz w:val="28"/>
+          <w:szCs w:val="28"/>
+        </w:rPr>
+      </w:pPr>
+    </w:p>
+    <w:p>
+      <w:pPr>
+        <w:ind w:left="0"/>
+        <w:jc w:val="left"/>
+        <w:rPr>
+          <w:rFonts w:ascii="Nunito" w:eastAsia="Nunito" w:hAnsi="Nunito" w:cs="Nunito"/>
+          <w:sz w:val="28"/>
+          <w:szCs w:val="28"/>
+        </w:rPr>
+      </w:pPr>
+    </w:p>
+    <w:p>
+      <w:pPr>
+        <w:ind w:left="0"/>
         <w:jc w:val="left"/>
         <w:rPr>
           <w:rFonts w:ascii="Nunito" w:eastAsia="Nunito" w:hAnsi="Nunito" w:cs="Nunito"/>
@@ -800,6 +1477,23 @@
     </w:p>
     <w:p>
       <w:pPr>
+        <w:rPr>
+          <w:rFonts w:ascii="Nunito" w:eastAsia="Nunito" w:hAnsi="Nunito" w:cs="Nunito"/>
+          <w:sz w:val="28"/>
+          <w:szCs w:val="28"/>
+        </w:rPr>
+      </w:pPr>
+      <w:r>
+        <w:rPr>
+          <w:rFonts w:ascii="Nunito" w:eastAsia="Nunito" w:hAnsi="Nunito" w:cs="Nunito"/>
+          <w:sz w:val="28"/>
+          <w:szCs w:val="28"/>
+        </w:rPr>
+        <w:t>Evidencias fotográficas</w:t>
+      </w:r>
+    </w:p>
+    <w:p>
+      <w:pPr>
         <w:jc w:val="left"/>
         <w:rPr>
           <w:rFonts w:ascii="Nunito" w:eastAsia="Nunito" w:hAnsi="Nunito" w:cs="Nunito"/>
@@ -810,171 +1504,43 @@
     </w:p>
     <w:p>
       <w:pPr>
-        <w:jc w:val="left"/>
+        <w:jc w:val="both"/>
         <w:rPr>
           <w:rFonts w:ascii="Nunito" w:eastAsia="Nunito" w:hAnsi="Nunito" w:cs="Nunito"/>
-          <w:sz w:val="28"/>
-          <w:szCs w:val="28"/>
+          <w:b/>
+          <w:bCs/>
+          <w:sz w:val="24"/>
+          <w:szCs w:val="24"/>
         </w:rPr>
       </w:pPr>
+      <w:r>
+        <w:rPr>
+          <w:rFonts w:ascii="Nunito" w:eastAsia="Nunito" w:hAnsi="Nunito" w:cs="Nunito"/>
+          <w:sz w:val="24"/>
+          <w:szCs w:val="24"/>
+        </w:rPr>
+        <w:t xml:space="preserve">Esta sección compila el material fotográfico recolectado durante la inspección. Cada imagen ha sido categorizada para brindar una evidencia visual clara y contextualizada de los puntos clave del Contrato </w:t>
+      </w:r>
+      <w:r>
+        <w:rPr>
+          <w:rFonts w:ascii="Nunito" w:eastAsia="Nunito" w:hAnsi="Nunito" w:cs="Nunito"/>
+          <w:b/>
+          <w:bCs/>
+          <w:sz w:val="24"/>
+          <w:szCs w:val="24"/>
+        </w:rPr>
+        <w:t>N° ${contrato}:</w:t>
+      </w:r>
     </w:p>
     <w:p>
       <w:pPr>
-        <w:jc w:val="left"/>
+        <w:jc w:val="both"/>
         <w:rPr>
           <w:rFonts w:ascii="Nunito" w:eastAsia="Nunito" w:hAnsi="Nunito" w:cs="Nunito"/>
-          <w:sz w:val="28"/>
-          <w:szCs w:val="28"/>
+          <w:sz w:val="24"/>
+          <w:szCs w:val="24"/>
         </w:rPr>
       </w:pPr>
-    </w:p>
-    <w:p>
-      <w:pPr>
-        <w:jc w:val="left"/>
-        <w:rPr>
-          <w:rFonts w:ascii="Nunito" w:eastAsia="Nunito" w:hAnsi="Nunito" w:cs="Nunito"/>
-          <w:sz w:val="28"/>
-          <w:szCs w:val="28"/>
-        </w:rPr>
-      </w:pPr>
-    </w:p>
-    <w:p>
-      <w:pPr>
-        <w:jc w:val="left"/>
-        <w:rPr>
-          <w:rFonts w:ascii="Nunito" w:eastAsia="Nunito" w:hAnsi="Nunito" w:cs="Nunito"/>
-          <w:sz w:val="28"/>
-          <w:szCs w:val="28"/>
-        </w:rPr>
-      </w:pPr>
-    </w:p>
-    <w:p>
-      <w:pPr>
-        <w:jc w:val="left"/>
-        <w:rPr>
-          <w:rFonts w:ascii="Nunito" w:eastAsia="Nunito" w:hAnsi="Nunito" w:cs="Nunito"/>
-          <w:sz w:val="28"/>
-          <w:szCs w:val="28"/>
-        </w:rPr>
-      </w:pPr>
-    </w:p>
-    <w:p>
-      <w:pPr>
-        <w:jc w:val="left"/>
-        <w:rPr>
-          <w:rFonts w:ascii="Nunito" w:eastAsia="Nunito" w:hAnsi="Nunito" w:cs="Nunito"/>
-          <w:sz w:val="28"/>
-          <w:szCs w:val="28"/>
-        </w:rPr>
-      </w:pPr>
-    </w:p>
-    <w:p>
-      <w:pPr>
-        <w:jc w:val="left"/>
-        <w:rPr>
-          <w:rFonts w:ascii="Nunito" w:eastAsia="Nunito" w:hAnsi="Nunito" w:cs="Nunito"/>
-          <w:sz w:val="28"/>
-          <w:szCs w:val="28"/>
-        </w:rPr>
-      </w:pPr>
-    </w:p>
-    <w:p>
-      <w:pPr>
-        <w:jc w:val="left"/>
-        <w:rPr>
-          <w:rFonts w:ascii="Nunito" w:eastAsia="Nunito" w:hAnsi="Nunito" w:cs="Nunito"/>
-          <w:sz w:val="28"/>
-          <w:szCs w:val="28"/>
-        </w:rPr>
-      </w:pPr>
-    </w:p>
-    <w:p>
-      <w:pPr>
-        <w:jc w:val="left"/>
-        <w:rPr>
-          <w:rFonts w:ascii="Nunito" w:eastAsia="Nunito" w:hAnsi="Nunito" w:cs="Nunito"/>
-          <w:sz w:val="28"/>
-          <w:szCs w:val="28"/>
-        </w:rPr>
-      </w:pPr>
-    </w:p>
-    <w:p>
-      <w:pPr>
-        <w:jc w:val="left"/>
-        <w:rPr>
-          <w:rFonts w:ascii="Nunito" w:eastAsia="Nunito" w:hAnsi="Nunito" w:cs="Nunito"/>
-          <w:sz w:val="28"/>
-          <w:szCs w:val="28"/>
-        </w:rPr>
-      </w:pPr>
-    </w:p>
-    <w:p>
-      <w:pPr>
-        <w:jc w:val="left"/>
-        <w:rPr>
-          <w:rFonts w:ascii="Nunito" w:eastAsia="Nunito" w:hAnsi="Nunito" w:cs="Nunito"/>
-          <w:sz w:val="28"/>
-          <w:szCs w:val="28"/>
-        </w:rPr>
-      </w:pPr>
-    </w:p>
-    <w:p>
-      <w:pPr>
-        <w:jc w:val="left"/>
-        <w:rPr>
-          <w:rFonts w:ascii="Nunito" w:eastAsia="Nunito" w:hAnsi="Nunito" w:cs="Nunito"/>
-          <w:sz w:val="28"/>
-          <w:szCs w:val="28"/>
-        </w:rPr>
-      </w:pPr>
-    </w:p>
-    <w:p>
-      <w:pPr>
-        <w:jc w:val="left"/>
-        <w:rPr>
-          <w:rFonts w:ascii="Nunito" w:eastAsia="Nunito" w:hAnsi="Nunito" w:cs="Nunito"/>
-          <w:sz w:val="28"/>
-          <w:szCs w:val="28"/>
-        </w:rPr>
-      </w:pPr>
-    </w:p>
-    <w:p>
-      <w:pPr>
-        <w:jc w:val="left"/>
-        <w:rPr>
-          <w:rFonts w:ascii="Nunito" w:eastAsia="Nunito" w:hAnsi="Nunito" w:cs="Nunito"/>
-          <w:sz w:val="28"/>
-          <w:szCs w:val="28"/>
-        </w:rPr>
-      </w:pPr>
-    </w:p>
-    <w:p>
-      <w:pPr>
-        <w:jc w:val="left"/>
-        <w:rPr>
-          <w:rFonts w:ascii="Nunito" w:eastAsia="Nunito" w:hAnsi="Nunito" w:cs="Nunito"/>
-          <w:sz w:val="28"/>
-          <w:szCs w:val="28"/>
-        </w:rPr>
-      </w:pPr>
-    </w:p>
-    <w:p>
-      <w:pPr>
-        <w:jc w:val="left"/>
-        <w:rPr>
-          <w:rFonts w:ascii="Nunito" w:eastAsia="Nunito" w:hAnsi="Nunito" w:cs="Nunito"/>
-          <w:sz w:val="28"/>
-          <w:szCs w:val="28"/>
-        </w:rPr>
-      </w:pPr>
-      <w:r>
-        <w:rPr>
-          <w:rFonts w:ascii="Nunito" w:eastAsia="Nunito" w:hAnsi="Nunito" w:cs="Nunito"/>
-          <w:sz w:val="28"/>
-          <w:szCs w:val="28"/>
-        </w:rPr>
-        <w:t>Evidencias fotográficas</w:t>
-      </w:r>
     </w:p>
     <w:tbl>
       <w:tblPr>
@@ -1029,7 +1595,7 @@
                 <w:sz w:val="20"/>
                 <w:szCs w:val="20"/>
               </w:rPr>
-              <w:t>Foto del Inmueble</w:t>
+              <w:t>FACHADA</w:t>
             </w:r>
           </w:p>
         </w:tc>
@@ -1122,16 +1688,7 @@
                 <w:sz w:val="20"/>
                 <w:szCs w:val="20"/>
               </w:rPr>
-              <w:t xml:space="preserve">Foto </w:t>
-            </w:r>
-            <w:r>
-              <w:rPr>
-                <w:rFonts w:ascii="Nunito" w:eastAsia="Nunito" w:hAnsi="Nunito" w:cs="Nunito"/>
-                <w:b/>
-                <w:sz w:val="20"/>
-                <w:szCs w:val="20"/>
-              </w:rPr>
-              <w:t>Sellos del medidor</w:t>
+              <w:t>MEDIDOR</w:t>
             </w:r>
           </w:p>
         </w:tc>
@@ -1224,25 +1781,7 @@
                 <w:sz w:val="20"/>
                 <w:szCs w:val="20"/>
               </w:rPr>
-              <w:t>Foto N° lectura</w:t>
-            </w:r>
-            <w:r>
-              <w:rPr>
-                <w:rFonts w:ascii="Nunito" w:eastAsia="Nunito" w:hAnsi="Nunito" w:cs="Nunito"/>
-                <w:b/>
-                <w:sz w:val="20"/>
-                <w:szCs w:val="20"/>
-              </w:rPr>
-              <w:t xml:space="preserve"> &amp; </w:t>
-            </w:r>
-            <w:r>
-              <w:rPr>
-                <w:rFonts w:ascii="Nunito" w:eastAsia="Nunito" w:hAnsi="Nunito" w:cs="Nunito"/>
-                <w:b/>
-                <w:sz w:val="20"/>
-                <w:szCs w:val="20"/>
-              </w:rPr>
-              <w:t>N° medidor</w:t>
+              <w:t>ODOMETRO</w:t>
             </w:r>
           </w:p>
         </w:tc>
@@ -1335,7 +1874,7 @@
                 <w:sz w:val="20"/>
                 <w:szCs w:val="20"/>
               </w:rPr>
-              <w:t>Foto Estado del medidor</w:t>
+              <w:t>REGULADOR</w:t>
             </w:r>
           </w:p>
         </w:tc>
@@ -1433,7 +1972,7 @@
                 <w:sz w:val="20"/>
                 <w:szCs w:val="20"/>
               </w:rPr>
-              <w:t>Opcional</w:t>
+              <w:t>DETECTOR DE FUGA</w:t>
             </w:r>
           </w:p>
         </w:tc>
@@ -1519,7 +2058,7 @@
                 <w:sz w:val="20"/>
                 <w:szCs w:val="20"/>
               </w:rPr>
-              <w:t>Video</w:t>
+              <w:t>EXCESO DE CAPACIDAD</w:t>
             </w:r>
           </w:p>
         </w:tc>
@@ -1550,7 +2089,23 @@
                 <w:sz w:val="20"/>
                 <w:szCs w:val="20"/>
               </w:rPr>
-              <w:t>${video}</w:t>
+              <w:t>${foto</w:t>
+            </w:r>
+            <w:r>
+              <w:rPr>
+                <w:rFonts w:ascii="Nunito" w:eastAsia="Nunito" w:hAnsi="Nunito" w:cs="Nunito"/>
+                <w:sz w:val="20"/>
+                <w:szCs w:val="20"/>
+              </w:rPr>
+              <w:t>6</w:t>
+            </w:r>
+            <w:r>
+              <w:rPr>
+                <w:rFonts w:ascii="Nunito" w:eastAsia="Nunito" w:hAnsi="Nunito" w:cs="Nunito"/>
+                <w:sz w:val="20"/>
+                <w:szCs w:val="20"/>
+              </w:rPr>
+              <w:t>}</w:t>
             </w:r>
           </w:p>
         </w:tc>
@@ -1558,11 +2113,29 @@
     </w:tbl>
     <w:p>
       <w:pPr>
+        <w:pBdr>
+          <w:bottom w:val="single" w:sz="12" w:space="1" w:color="auto"/>
+        </w:pBdr>
+        <w:spacing w:before="200" w:after="200"/>
+        <w:ind w:right="-324"/>
         <w:jc w:val="left"/>
         <w:rPr>
-          <w:rFonts w:ascii="Nunito SemiBold" w:eastAsia="Nunito SemiBold" w:hAnsi="Nunito SemiBold" w:cs="Nunito SemiBold"/>
-          <w:sz w:val="28"/>
-          <w:szCs w:val="28"/>
+          <w:rFonts w:ascii="Nunito" w:eastAsia="Nunito" w:hAnsi="Nunito" w:cs="Nunito"/>
+          <w:sz w:val="12"/>
+          <w:szCs w:val="12"/>
+        </w:rPr>
+      </w:pPr>
+    </w:p>
+    <w:p>
+      <w:pPr>
+        <w:spacing w:before="200" w:after="200"/>
+        <w:ind w:right="-324"/>
+        <w:jc w:val="left"/>
+        <w:rPr>
+          <w:rFonts w:ascii="Nunito" w:eastAsia="Nunito" w:hAnsi="Nunito" w:cs="Nunito"/>
+          <w:b/>
+          <w:sz w:val="32"/>
+          <w:szCs w:val="32"/>
         </w:rPr>
       </w:pPr>
       <w:r>
@@ -1573,13 +2146,13 @@
           <w:szCs w:val="12"/>
         </w:rPr>
         <w:drawing>
-          <wp:anchor distT="0" distB="0" distL="114300" distR="114300" simplePos="0" relativeHeight="251658240" behindDoc="1" locked="0" layoutInCell="1" allowOverlap="1" wp14:anchorId="1DB8B1EE" wp14:editId="05D90B79">
+          <wp:anchor distT="0" distB="0" distL="114300" distR="114300" simplePos="0" relativeHeight="251658240" behindDoc="1" locked="0" layoutInCell="1" allowOverlap="1" wp14:anchorId="1DB8B1EE" wp14:editId="75811333">
             <wp:simplePos x="0" y="0"/>
             <wp:positionH relativeFrom="column">
-              <wp:posOffset>4343400</wp:posOffset>
+              <wp:posOffset>-76200</wp:posOffset>
             </wp:positionH>
             <wp:positionV relativeFrom="paragraph">
-              <wp:posOffset>208915</wp:posOffset>
+              <wp:posOffset>236220</wp:posOffset>
             </wp:positionV>
             <wp:extent cx="1590675" cy="638175"/>
             <wp:effectExtent l="0" t="0" r="9525" b="9525"/>
@@ -1627,97 +2200,77 @@
       <w:pPr>
         <w:spacing w:before="200" w:after="200"/>
         <w:ind w:right="-324"/>
-        <w:jc w:val="right"/>
+        <w:jc w:val="left"/>
         <w:rPr>
           <w:rFonts w:ascii="Nunito" w:eastAsia="Nunito" w:hAnsi="Nunito" w:cs="Nunito"/>
-          <w:sz w:val="12"/>
-          <w:szCs w:val="12"/>
-        </w:rPr>
-      </w:pPr>
-    </w:p>
-    <w:p>
-      <w:pPr>
-        <w:spacing w:before="200" w:after="200"/>
-        <w:ind w:right="-324"/>
-        <w:jc w:val="right"/>
-        <w:rPr>
-          <w:rFonts w:ascii="Nunito" w:eastAsia="Nunito" w:hAnsi="Nunito" w:cs="Nunito"/>
-          <w:sz w:val="12"/>
-          <w:szCs w:val="12"/>
+          <w:b/>
+          <w:sz w:val="32"/>
+          <w:szCs w:val="32"/>
         </w:rPr>
       </w:pPr>
       <w:r>
         <w:rPr>
           <w:rFonts w:ascii="Nunito" w:eastAsia="Nunito" w:hAnsi="Nunito" w:cs="Nunito"/>
+          <w:b/>
           <w:noProof/>
-          <w:sz w:val="12"/>
-          <w:szCs w:val="12"/>
+          <w:sz w:val="32"/>
+          <w:szCs w:val="32"/>
         </w:rPr>
         <mc:AlternateContent>
           <mc:Choice Requires="wps">
             <w:drawing>
-              <wp:inline distT="114300" distB="114300" distL="114300" distR="114300" wp14:anchorId="3B754A1D" wp14:editId="3B754A1E">
-                <wp:extent cx="1590675" cy="28747"/>
-                <wp:effectExtent l="0" t="0" r="0" b="0"/>
-                <wp:docPr id="1" name="Rectángulo: esquinas redondeadas 1"/>
+              <wp:anchor distT="0" distB="0" distL="114300" distR="114300" simplePos="0" relativeHeight="251659264" behindDoc="0" locked="0" layoutInCell="1" allowOverlap="1" wp14:anchorId="5ADD5B65" wp14:editId="6E404D3E">
+                <wp:simplePos x="0" y="0"/>
+                <wp:positionH relativeFrom="column">
+                  <wp:posOffset>-361951</wp:posOffset>
+                </wp:positionH>
+                <wp:positionV relativeFrom="paragraph">
+                  <wp:posOffset>412115</wp:posOffset>
+                </wp:positionV>
+                <wp:extent cx="2409825" cy="0"/>
+                <wp:effectExtent l="38100" t="38100" r="66675" b="95250"/>
+                <wp:wrapNone/>
+                <wp:docPr id="1469368539" name="Conector recto 4"/>
                 <wp:cNvGraphicFramePr/>
                 <a:graphic xmlns:a="http://schemas.openxmlformats.org/drawingml/2006/main">
                   <a:graphicData uri="http://schemas.microsoft.com/office/word/2010/wordprocessingShape">
                     <wps:wsp>
-                      <wps:cNvSpPr/>
+                      <wps:cNvCnPr/>
                       <wps:spPr>
                         <a:xfrm>
-                          <a:off x="1022800" y="1288325"/>
-                          <a:ext cx="1563600" cy="9900"/>
+                          <a:off x="0" y="0"/>
+                          <a:ext cx="2409825" cy="0"/>
                         </a:xfrm>
-                        <a:prstGeom prst="roundRect">
-                          <a:avLst>
-                            <a:gd name="adj" fmla="val 16667"/>
-                          </a:avLst>
+                        <a:prstGeom prst="line">
+                          <a:avLst/>
                         </a:prstGeom>
-                        <a:solidFill>
-                          <a:srgbClr val="CC0000"/>
-                        </a:solidFill>
-                        <a:ln>
-                          <a:noFill/>
-                        </a:ln>
                       </wps:spPr>
-                      <wps:txbx>
-                        <w:txbxContent>
-                          <w:p>
-                            <w:pPr>
-                              <w:ind w:left="0"/>
-                              <w:jc w:val="left"/>
-                              <w:textDirection w:val="btLr"/>
-                            </w:pPr>
-                          </w:p>
-                        </w:txbxContent>
-                      </wps:txbx>
-                      <wps:bodyPr spcFirstLastPara="1" wrap="square" lIns="91425" tIns="91425" rIns="91425" bIns="91425" anchor="ctr" anchorCtr="0">
-                        <a:noAutofit/>
-                      </wps:bodyPr>
+                      <wps:style>
+                        <a:lnRef idx="2">
+                          <a:schemeClr val="dk1"/>
+                        </a:lnRef>
+                        <a:fillRef idx="0">
+                          <a:schemeClr val="dk1"/>
+                        </a:fillRef>
+                        <a:effectRef idx="1">
+                          <a:schemeClr val="dk1"/>
+                        </a:effectRef>
+                        <a:fontRef idx="minor">
+                          <a:schemeClr val="tx1"/>
+                        </a:fontRef>
+                      </wps:style>
+                      <wps:bodyPr/>
                     </wps:wsp>
                   </a:graphicData>
                 </a:graphic>
-              </wp:inline>
+              </wp:anchor>
             </w:drawing>
           </mc:Choice>
           <mc:Fallback>
             <w:pict>
-              <v:roundrect w14:anchorId="3B754A1D" id="Rectángulo: esquinas redondeadas 1" o:spid="_x0000_s1026" style="width:125.25pt;height:2.25pt;visibility:visible;mso-wrap-style:square;mso-left-percent:-10001;mso-top-percent:-10001;mso-position-horizontal:absolute;mso-position-horizontal-relative:char;mso-position-vertical:absolute;mso-position-vertical-relative:line;mso-left-percent:-10001;mso-top-percent:-10001;v-text-anchor:middle" arcsize="10923f" o:gfxdata="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" fillcolor="#c00" stroked="f">
-                <v:textbox inset="2.53958mm,2.53958mm,2.53958mm,2.53958mm">
-                  <w:txbxContent>
-                    <w:p>
-                      <w:pPr>
-                        <w:ind w:left="0"/>
-                        <w:jc w:val="left"/>
-                        <w:textDirection w:val="btLr"/>
-                      </w:pPr>
-                    </w:p>
-                  </w:txbxContent>
-                </v:textbox>
-                <w10:anchorlock/>
-              </v:roundrect>
+              <v:line w14:anchorId="54197351" id="Conector recto 4" o:spid="_x0000_s1026" style="position:absolute;z-index:251659264;visibility:visible;mso-wrap-style:square;mso-wrap-distance-left:9pt;mso-wrap-distance-top:0;mso-wrap-distance-right:9pt;mso-wrap-distance-bottom:0;mso-position-horizontal:absolute;mso-position-horizontal-relative:text;mso-position-vertical:absolute;mso-position-vertical-relative:text" from="-28.5pt,32.45pt" to="161.25pt,32.45pt" o:gfxdata="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" strokecolor="black [3200]" strokeweight="2pt">
+                <v:shadow on="t" color="black" opacity="24903f" origin=",.5" offset="0,.55556mm"/>
+              </v:line>
             </w:pict>
           </mc:Fallback>
         </mc:AlternateContent>
@@ -1727,10 +2280,9 @@
       <w:pPr>
         <w:spacing w:before="200" w:after="200"/>
         <w:ind w:right="-324"/>
-        <w:jc w:val="right"/>
+        <w:jc w:val="left"/>
         <w:rPr>
           <w:rFonts w:ascii="Nunito" w:eastAsia="Nunito" w:hAnsi="Nunito" w:cs="Nunito"/>
-          <w:b/>
           <w:sz w:val="24"/>
           <w:szCs w:val="24"/>
         </w:rPr>
@@ -1751,19 +2303,8 @@
           <w:sz w:val="32"/>
           <w:szCs w:val="32"/>
         </w:rPr>
-        <w:t xml:space="preserve"> Cuadro </w:t>
+        <w:t xml:space="preserve"> Cuadro Brunal</w:t>
       </w:r>
-      <w:proofErr w:type="spellStart"/>
-      <w:r>
-        <w:rPr>
-          <w:rFonts w:ascii="Nunito" w:eastAsia="Nunito" w:hAnsi="Nunito" w:cs="Nunito"/>
-          <w:b/>
-          <w:sz w:val="32"/>
-          <w:szCs w:val="32"/>
-        </w:rPr>
-        <w:t>Brunal</w:t>
-      </w:r>
-      <w:proofErr w:type="spellEnd"/>
       <w:r>
         <w:rPr>
           <w:rFonts w:ascii="Nunito" w:eastAsia="Nunito" w:hAnsi="Nunito" w:cs="Nunito"/>
@@ -1790,13 +2331,14 @@
       <w:pgMar w:top="1560" w:right="1440" w:bottom="1440" w:left="1440" w:header="0" w:footer="0" w:gutter="0"/>
       <w:pgNumType w:start="1"/>
       <w:cols w:space="720"/>
+      <w:docGrid w:linePitch="136"/>
     </w:sectPr>
   </w:body>
 </w:document>
 </file>
 
 <file path=word/endnotes.xml><?xml version="1.0" encoding="utf-8"?>
-<w:endnotes xmlns:wpc="http://schemas.microsoft.com/office/word/2010/wordprocessingCanvas" xmlns:cx="http://schemas.microsoft.com/office/drawing/2014/chartex" xmlns:cx1="http://schemas.microsoft.com/office/drawing/2015/9/8/chartex" xmlns:cx2="http://schemas.microsoft.com/office/drawing/2015/10/21/chartex" xmlns:cx3="http://schemas.microsoft.com/office/drawing/2016/5/9/chartex" xmlns:cx4="http://schemas.microsoft.com/office/drawing/2016/5/10/chartex" xmlns:cx5="http://schemas.microsoft.com/office/drawing/2016/5/11/chartex" xmlns:cx6="http://schemas.microsoft.com/office/drawing/2016/5/12/chartex" xmlns:cx7="http://schemas.microsoft.com/office/drawing/2016/5/13/chartex" xmlns:cx8="http://schemas.microsoft.com/office/drawing/2016/5/14/chartex" xmlns:mc="http://schemas.openxmlformats.org/markup-compatibility/2006" xmlns:aink="http://schemas.microsoft.com/office/drawing/2016/ink" xmlns:am3d="http://schemas.microsoft.com/office/drawing/2017/model3d" xmlns:o="urn:schemas-microsoft-com:office:office" xmlns:r="http://schemas.openxmlformats.org/officeDocument/2006/relationships" xmlns:m="http://schemas.openxmlformats.org/officeDocument/2006/math" xmlns:v="urn:schemas-microsoft-com:vml" xmlns:wp14="http://schemas.microsoft.com/office/word/2010/wordprocessingDrawing" xmlns:wp="http://schemas.openxmlformats.org/drawingml/2006/wordprocessingDrawing" xmlns:w10="urn:schemas-microsoft-com:office:word" xmlns:w="http://schemas.openxmlformats.org/wordprocessingml/2006/main" xmlns:w14="http://schemas.microsoft.com/office/word/2010/wordml" xmlns:w15="http://schemas.microsoft.com/office/word/2012/wordml" xmlns:w16cex="http://schemas.microsoft.com/office/word/2018/wordml/cex" xmlns:w16cid="http://schemas.microsoft.com/office/word/2016/wordml/cid" xmlns:w16="http://schemas.microsoft.com/office/word/2018/wordml" xmlns:w16sdtdh="http://schemas.microsoft.com/office/word/2020/wordml/sdtdatahash" xmlns:w16se="http://schemas.microsoft.com/office/word/2015/wordml/symex" xmlns:wpg="http://schemas.microsoft.com/office/word/2010/wordprocessingGroup" xmlns:wpi="http://schemas.microsoft.com/office/word/2010/wordprocessingInk" xmlns:wne="http://schemas.microsoft.com/office/word/2006/wordml" xmlns:wps="http://schemas.microsoft.com/office/word/2010/wordprocessingShape" mc:Ignorable="w14 w15 w16se w16cid w16 w16cex w16sdtdh wp14">
+<w:endnotes xmlns:wpc="http://schemas.microsoft.com/office/word/2010/wordprocessingCanvas" xmlns:cx="http://schemas.microsoft.com/office/drawing/2014/chartex" xmlns:cx1="http://schemas.microsoft.com/office/drawing/2015/9/8/chartex" xmlns:cx2="http://schemas.microsoft.com/office/drawing/2015/10/21/chartex" xmlns:cx3="http://schemas.microsoft.com/office/drawing/2016/5/9/chartex" xmlns:cx4="http://schemas.microsoft.com/office/drawing/2016/5/10/chartex" xmlns:cx5="http://schemas.microsoft.com/office/drawing/2016/5/11/chartex" xmlns:cx6="http://schemas.microsoft.com/office/drawing/2016/5/12/chartex" xmlns:cx7="http://schemas.microsoft.com/office/drawing/2016/5/13/chartex" xmlns:cx8="http://schemas.microsoft.com/office/drawing/2016/5/14/chartex" xmlns:mc="http://schemas.openxmlformats.org/markup-compatibility/2006" xmlns:aink="http://schemas.microsoft.com/office/drawing/2016/ink" xmlns:am3d="http://schemas.microsoft.com/office/drawing/2017/model3d" xmlns:o="urn:schemas-microsoft-com:office:office" xmlns:oel="http://schemas.microsoft.com/office/2019/extlst" xmlns:r="http://schemas.openxmlformats.org/officeDocument/2006/relationships" xmlns:m="http://schemas.openxmlformats.org/officeDocument/2006/math" xmlns:v="urn:schemas-microsoft-com:vml" xmlns:wp14="http://schemas.microsoft.com/office/word/2010/wordprocessingDrawing" xmlns:wp="http://schemas.openxmlformats.org/drawingml/2006/wordprocessingDrawing" xmlns:w10="urn:schemas-microsoft-com:office:word" xmlns:w="http://schemas.openxmlformats.org/wordprocessingml/2006/main" xmlns:w14="http://schemas.microsoft.com/office/word/2010/wordml" xmlns:w15="http://schemas.microsoft.com/office/word/2012/wordml" xmlns:w16cex="http://schemas.microsoft.com/office/word/2018/wordml/cex" xmlns:w16cid="http://schemas.microsoft.com/office/word/2016/wordml/cid" xmlns:w16="http://schemas.microsoft.com/office/word/2018/wordml" xmlns:w16du="http://schemas.microsoft.com/office/word/2023/wordml/word16du" xmlns:w16sdtdh="http://schemas.microsoft.com/office/word/2020/wordml/sdtdatahash" xmlns:w16sdtfl="http://schemas.microsoft.com/office/word/2024/wordml/sdtformatlock" xmlns:w16se="http://schemas.microsoft.com/office/word/2015/wordml/symex" xmlns:wpg="http://schemas.microsoft.com/office/word/2010/wordprocessingGroup" xmlns:wpi="http://schemas.microsoft.com/office/word/2010/wordprocessingInk" xmlns:wne="http://schemas.microsoft.com/office/word/2006/wordml" xmlns:wps="http://schemas.microsoft.com/office/word/2010/wordprocessingShape" mc:Ignorable="w14 w15 w16se w16cid w16 w16cex w16sdtdh w16sdtfl w16du wp14">
   <w:endnote w:type="separator" w:id="-1">
     <w:p>
       <w:r>
@@ -1815,29 +2357,266 @@
 </file>
 
 <file path=word/footer1.xml><?xml version="1.0" encoding="utf-8"?>
-<w:ftr xmlns:wpc="http://schemas.microsoft.com/office/word/2010/wordprocessingCanvas" xmlns:cx="http://schemas.microsoft.com/office/drawing/2014/chartex" xmlns:cx1="http://schemas.microsoft.com/office/drawing/2015/9/8/chartex" xmlns:cx2="http://schemas.microsoft.com/office/drawing/2015/10/21/chartex" xmlns:cx3="http://schemas.microsoft.com/office/drawing/2016/5/9/chartex" xmlns:cx4="http://schemas.microsoft.com/office/drawing/2016/5/10/chartex" xmlns:cx5="http://schemas.microsoft.com/office/drawing/2016/5/11/chartex" xmlns:cx6="http://schemas.microsoft.com/office/drawing/2016/5/12/chartex" xmlns:cx7="http://schemas.microsoft.com/office/drawing/2016/5/13/chartex" xmlns:cx8="http://schemas.microsoft.com/office/drawing/2016/5/14/chartex" xmlns:mc="http://schemas.openxmlformats.org/markup-compatibility/2006" xmlns:aink="http://schemas.microsoft.com/office/drawing/2016/ink" xmlns:am3d="http://schemas.microsoft.com/office/drawing/2017/model3d" xmlns:o="urn:schemas-microsoft-com:office:office" xmlns:r="http://schemas.openxmlformats.org/officeDocument/2006/relationships" xmlns:m="http://schemas.openxmlformats.org/officeDocument/2006/math" xmlns:v="urn:schemas-microsoft-com:vml" xmlns:wp14="http://schemas.microsoft.com/office/word/2010/wordprocessingDrawing" xmlns:wp="http://schemas.openxmlformats.org/drawingml/2006/wordprocessingDrawing" xmlns:w10="urn:schemas-microsoft-com:office:word" xmlns:w="http://schemas.openxmlformats.org/wordprocessingml/2006/main" xmlns:w14="http://schemas.microsoft.com/office/word/2010/wordml" xmlns:w15="http://schemas.microsoft.com/office/word/2012/wordml" xmlns:w16cex="http://schemas.microsoft.com/office/word/2018/wordml/cex" xmlns:w16cid="http://schemas.microsoft.com/office/word/2016/wordml/cid" xmlns:w16="http://schemas.microsoft.com/office/word/2018/wordml" xmlns:w16sdtdh="http://schemas.microsoft.com/office/word/2020/wordml/sdtdatahash" xmlns:w16se="http://schemas.microsoft.com/office/word/2015/wordml/symex" xmlns:wpg="http://schemas.microsoft.com/office/word/2010/wordprocessingGroup" xmlns:wpi="http://schemas.microsoft.com/office/word/2010/wordprocessingInk" xmlns:wne="http://schemas.microsoft.com/office/word/2006/wordml" xmlns:wps="http://schemas.microsoft.com/office/word/2010/wordprocessingShape" mc:Ignorable="w14 w15 w16se w16cid w16 w16cex w16sdtdh wp14">
+<w:ftr xmlns:wpc="http://schemas.microsoft.com/office/word/2010/wordprocessingCanvas" xmlns:cx="http://schemas.microsoft.com/office/drawing/2014/chartex" xmlns:cx1="http://schemas.microsoft.com/office/drawing/2015/9/8/chartex" xmlns:cx2="http://schemas.microsoft.com/office/drawing/2015/10/21/chartex" xmlns:cx3="http://schemas.microsoft.com/office/drawing/2016/5/9/chartex" xmlns:cx4="http://schemas.microsoft.com/office/drawing/2016/5/10/chartex" xmlns:cx5="http://schemas.microsoft.com/office/drawing/2016/5/11/chartex" xmlns:cx6="http://schemas.microsoft.com/office/drawing/2016/5/12/chartex" xmlns:cx7="http://schemas.microsoft.com/office/drawing/2016/5/13/chartex" xmlns:cx8="http://schemas.microsoft.com/office/drawing/2016/5/14/chartex" xmlns:mc="http://schemas.openxmlformats.org/markup-compatibility/2006" xmlns:aink="http://schemas.microsoft.com/office/drawing/2016/ink" xmlns:am3d="http://schemas.microsoft.com/office/drawing/2017/model3d" xmlns:o="urn:schemas-microsoft-com:office:office" xmlns:oel="http://schemas.microsoft.com/office/2019/extlst" xmlns:r="http://schemas.openxmlformats.org/officeDocument/2006/relationships" xmlns:m="http://schemas.openxmlformats.org/officeDocument/2006/math" xmlns:v="urn:schemas-microsoft-com:vml" xmlns:wp14="http://schemas.microsoft.com/office/word/2010/wordprocessingDrawing" xmlns:wp="http://schemas.openxmlformats.org/drawingml/2006/wordprocessingDrawing" xmlns:w10="urn:schemas-microsoft-com:office:word" xmlns:w="http://schemas.openxmlformats.org/wordprocessingml/2006/main" xmlns:w14="http://schemas.microsoft.com/office/word/2010/wordml" xmlns:w15="http://schemas.microsoft.com/office/word/2012/wordml" xmlns:w16cex="http://schemas.microsoft.com/office/word/2018/wordml/cex" xmlns:w16cid="http://schemas.microsoft.com/office/word/2016/wordml/cid" xmlns:w16="http://schemas.microsoft.com/office/word/2018/wordml" xmlns:w16du="http://schemas.microsoft.com/office/word/2023/wordml/word16du" xmlns:w16sdtdh="http://schemas.microsoft.com/office/word/2020/wordml/sdtdatahash" xmlns:w16sdtfl="http://schemas.microsoft.com/office/word/2024/wordml/sdtformatlock" xmlns:w16se="http://schemas.microsoft.com/office/word/2015/wordml/symex" xmlns:wpg="http://schemas.microsoft.com/office/word/2010/wordprocessingGroup" xmlns:wpi="http://schemas.microsoft.com/office/word/2010/wordprocessingInk" xmlns:wne="http://schemas.microsoft.com/office/word/2006/wordml" xmlns:wps="http://schemas.microsoft.com/office/word/2010/wordprocessingShape" mc:Ignorable="w14 w15 w16se w16cid w16 w16cex w16sdtdh w16sdtfl w16du wp14">
+  <w:p>
+    <w:pPr>
+      <w:pStyle w:val="Piedepgina"/>
+      <w:rPr>
+        <w:caps/>
+        <w:color w:val="4F81BD" w:themeColor="accent1"/>
+      </w:rPr>
+    </w:pPr>
+    <w:r>
+      <w:rPr>
+        <w:caps/>
+        <w:color w:val="4F81BD" w:themeColor="accent1"/>
+      </w:rPr>
+      <w:fldChar w:fldCharType="begin"/>
+    </w:r>
+    <w:r>
+      <w:rPr>
+        <w:caps/>
+        <w:color w:val="4F81BD" w:themeColor="accent1"/>
+      </w:rPr>
+      <w:instrText>PAGE   \* MERGEFORMAT</w:instrText>
+    </w:r>
+    <w:r>
+      <w:rPr>
+        <w:caps/>
+        <w:color w:val="4F81BD" w:themeColor="accent1"/>
+      </w:rPr>
+      <w:fldChar w:fldCharType="separate"/>
+    </w:r>
+    <w:r>
+      <w:rPr>
+        <w:caps/>
+        <w:color w:val="4F81BD" w:themeColor="accent1"/>
+        <w:lang w:val="es-ES"/>
+      </w:rPr>
+      <w:t>2</w:t>
+    </w:r>
+    <w:r>
+      <w:rPr>
+        <w:caps/>
+        <w:color w:val="4F81BD" w:themeColor="accent1"/>
+      </w:rPr>
+      <w:fldChar w:fldCharType="end"/>
+    </w:r>
+  </w:p>
   <w:p>
     <w:pPr>
       <w:ind w:left="-1440"/>
     </w:pPr>
+  </w:p>
+</w:ftr>
+</file>
+
+<file path=word/footnotes.xml><?xml version="1.0" encoding="utf-8"?>
+<w:footnotes xmlns:wpc="http://schemas.microsoft.com/office/word/2010/wordprocessingCanvas" xmlns:cx="http://schemas.microsoft.com/office/drawing/2014/chartex" xmlns:cx1="http://schemas.microsoft.com/office/drawing/2015/9/8/chartex" xmlns:cx2="http://schemas.microsoft.com/office/drawing/2015/10/21/chartex" xmlns:cx3="http://schemas.microsoft.com/office/drawing/2016/5/9/chartex" xmlns:cx4="http://schemas.microsoft.com/office/drawing/2016/5/10/chartex" xmlns:cx5="http://schemas.microsoft.com/office/drawing/2016/5/11/chartex" xmlns:cx6="http://schemas.microsoft.com/office/drawing/2016/5/12/chartex" xmlns:cx7="http://schemas.microsoft.com/office/drawing/2016/5/13/chartex" xmlns:cx8="http://schemas.microsoft.com/office/drawing/2016/5/14/chartex" xmlns:mc="http://schemas.openxmlformats.org/markup-compatibility/2006" xmlns:aink="http://schemas.microsoft.com/office/drawing/2016/ink" xmlns:am3d="http://schemas.microsoft.com/office/drawing/2017/model3d" xmlns:o="urn:schemas-microsoft-com:office:office" xmlns:oel="http://schemas.microsoft.com/office/2019/extlst" xmlns:r="http://schemas.openxmlformats.org/officeDocument/2006/relationships" xmlns:m="http://schemas.openxmlformats.org/officeDocument/2006/math" xmlns:v="urn:schemas-microsoft-com:vml" xmlns:wp14="http://schemas.microsoft.com/office/word/2010/wordprocessingDrawing" xmlns:wp="http://schemas.openxmlformats.org/drawingml/2006/wordprocessingDrawing" xmlns:w10="urn:schemas-microsoft-com:office:word" xmlns:w="http://schemas.openxmlformats.org/wordprocessingml/2006/main" xmlns:w14="http://schemas.microsoft.com/office/word/2010/wordml" xmlns:w15="http://schemas.microsoft.com/office/word/2012/wordml" xmlns:w16cex="http://schemas.microsoft.com/office/word/2018/wordml/cex" xmlns:w16cid="http://schemas.microsoft.com/office/word/2016/wordml/cid" xmlns:w16="http://schemas.microsoft.com/office/word/2018/wordml" xmlns:w16du="http://schemas.microsoft.com/office/word/2023/wordml/word16du" xmlns:w16sdtdh="http://schemas.microsoft.com/office/word/2020/wordml/sdtdatahash" xmlns:w16sdtfl="http://schemas.microsoft.com/office/word/2024/wordml/sdtformatlock" xmlns:w16se="http://schemas.microsoft.com/office/word/2015/wordml/symex" xmlns:wpg="http://schemas.microsoft.com/office/word/2010/wordprocessingGroup" xmlns:wpi="http://schemas.microsoft.com/office/word/2010/wordprocessingInk" xmlns:wne="http://schemas.microsoft.com/office/word/2006/wordml" xmlns:wps="http://schemas.microsoft.com/office/word/2010/wordprocessingShape" mc:Ignorable="w14 w15 w16se w16cid w16 w16cex w16sdtdh w16sdtfl w16du wp14">
+  <w:footnote w:type="separator" w:id="-1">
+    <w:p>
+      <w:r>
+        <w:separator/>
+      </w:r>
+    </w:p>
+  </w:footnote>
+  <w:footnote w:type="continuationSeparator" w:id="0">
+    <w:p>
+      <w:r>
+        <w:continuationSeparator/>
+      </w:r>
+    </w:p>
+  </w:footnote>
+</w:footnotes>
+</file>
+
+<file path=word/header1.xml><?xml version="1.0" encoding="utf-8"?>
+<w:hdr xmlns:wpc="http://schemas.microsoft.com/office/word/2010/wordprocessingCanvas" xmlns:cx="http://schemas.microsoft.com/office/drawing/2014/chartex" xmlns:cx1="http://schemas.microsoft.com/office/drawing/2015/9/8/chartex" xmlns:cx2="http://schemas.microsoft.com/office/drawing/2015/10/21/chartex" xmlns:cx3="http://schemas.microsoft.com/office/drawing/2016/5/9/chartex" xmlns:cx4="http://schemas.microsoft.com/office/drawing/2016/5/10/chartex" xmlns:cx5="http://schemas.microsoft.com/office/drawing/2016/5/11/chartex" xmlns:cx6="http://schemas.microsoft.com/office/drawing/2016/5/12/chartex" xmlns:cx7="http://schemas.microsoft.com/office/drawing/2016/5/13/chartex" xmlns:cx8="http://schemas.microsoft.com/office/drawing/2016/5/14/chartex" xmlns:mc="http://schemas.openxmlformats.org/markup-compatibility/2006" xmlns:aink="http://schemas.microsoft.com/office/drawing/2016/ink" xmlns:am3d="http://schemas.microsoft.com/office/drawing/2017/model3d" xmlns:o="urn:schemas-microsoft-com:office:office" xmlns:oel="http://schemas.microsoft.com/office/2019/extlst" xmlns:r="http://schemas.openxmlformats.org/officeDocument/2006/relationships" xmlns:m="http://schemas.openxmlformats.org/officeDocument/2006/math" xmlns:v="urn:schemas-microsoft-com:vml" xmlns:wp14="http://schemas.microsoft.com/office/word/2010/wordprocessingDrawing" xmlns:wp="http://schemas.openxmlformats.org/drawingml/2006/wordprocessingDrawing" xmlns:w10="urn:schemas-microsoft-com:office:word" xmlns:w="http://schemas.openxmlformats.org/wordprocessingml/2006/main" xmlns:w14="http://schemas.microsoft.com/office/word/2010/wordml" xmlns:w15="http://schemas.microsoft.com/office/word/2012/wordml" xmlns:w16cex="http://schemas.microsoft.com/office/word/2018/wordml/cex" xmlns:w16cid="http://schemas.microsoft.com/office/word/2016/wordml/cid" xmlns:w16="http://schemas.microsoft.com/office/word/2018/wordml" xmlns:w16du="http://schemas.microsoft.com/office/word/2023/wordml/word16du" xmlns:w16sdtdh="http://schemas.microsoft.com/office/word/2020/wordml/sdtdatahash" xmlns:w16sdtfl="http://schemas.microsoft.com/office/word/2024/wordml/sdtformatlock" xmlns:w16se="http://schemas.microsoft.com/office/word/2015/wordml/symex" xmlns:wpg="http://schemas.microsoft.com/office/word/2010/wordprocessingGroup" xmlns:wpi="http://schemas.microsoft.com/office/word/2010/wordprocessingInk" xmlns:wne="http://schemas.microsoft.com/office/word/2006/wordml" xmlns:wps="http://schemas.microsoft.com/office/word/2010/wordprocessingShape" mc:Ignorable="w14 w15 w16se w16cid w16 w16cex w16sdtdh w16sdtfl w16du wp14">
+  <w:p>
+    <w:pPr>
+      <w:jc w:val="left"/>
+    </w:pPr>
     <w:r>
       <w:rPr>
         <w:noProof/>
-        <w:lang w:val="es-ES"/>
+      </w:rPr>
+      <mc:AlternateContent>
+        <mc:Choice Requires="wps">
+          <w:drawing>
+            <wp:anchor distT="45720" distB="45720" distL="114300" distR="114300" simplePos="0" relativeHeight="251663360" behindDoc="0" locked="0" layoutInCell="1" allowOverlap="1" wp14:anchorId="6D73FC70" wp14:editId="2278C71A">
+              <wp:simplePos x="0" y="0"/>
+              <wp:positionH relativeFrom="column">
+                <wp:posOffset>809625</wp:posOffset>
+              </wp:positionH>
+              <wp:positionV relativeFrom="paragraph">
+                <wp:posOffset>114300</wp:posOffset>
+              </wp:positionV>
+              <wp:extent cx="3971925" cy="1404620"/>
+              <wp:effectExtent l="0" t="0" r="0" b="1270"/>
+              <wp:wrapSquare wrapText="bothSides"/>
+              <wp:docPr id="217" name="Cuadro de texto 2"/>
+              <wp:cNvGraphicFramePr>
+                <a:graphicFrameLocks xmlns:a="http://schemas.openxmlformats.org/drawingml/2006/main"/>
+              </wp:cNvGraphicFramePr>
+              <a:graphic xmlns:a="http://schemas.openxmlformats.org/drawingml/2006/main">
+                <a:graphicData uri="http://schemas.microsoft.com/office/word/2010/wordprocessingShape">
+                  <wps:wsp>
+                    <wps:cNvSpPr txBox="1">
+                      <a:spLocks noChangeArrowheads="1"/>
+                    </wps:cNvSpPr>
+                    <wps:spPr bwMode="auto">
+                      <a:xfrm>
+                        <a:off x="0" y="0"/>
+                        <a:ext cx="3971925" cy="1404620"/>
+                      </a:xfrm>
+                      <a:prstGeom prst="rect">
+                        <a:avLst/>
+                      </a:prstGeom>
+                      <a:noFill/>
+                      <a:ln w="9525">
+                        <a:noFill/>
+                        <a:miter lim="800000"/>
+                        <a:headEnd/>
+                        <a:tailEnd/>
+                      </a:ln>
+                    </wps:spPr>
+                    <wps:txbx>
+                      <w:txbxContent>
+                        <w:p>
+                          <w:pPr>
+                            <w:rPr>
+                              <w:rFonts w:ascii="Poppins" w:hAnsi="Poppins" w:cs="Poppins"/>
+                              <w:sz w:val="32"/>
+                              <w:szCs w:val="32"/>
+                            </w:rPr>
+                          </w:pPr>
+                          <w:r>
+                            <w:rPr>
+                              <w:rFonts w:ascii="Poppins" w:hAnsi="Poppins" w:cs="Poppins"/>
+                              <w:sz w:val="32"/>
+                              <w:szCs w:val="32"/>
+                            </w:rPr>
+                            <w:t>Reporté</w:t>
+                          </w:r>
+                          <w:r>
+                            <w:rPr>
+                              <w:rFonts w:ascii="Poppins" w:hAnsi="Poppins" w:cs="Poppins"/>
+                              <w:sz w:val="32"/>
+                              <w:szCs w:val="32"/>
+                            </w:rPr>
+                            <w:t xml:space="preserve"> de Medición y </w:t>
+                          </w:r>
+                        </w:p>
+                        <w:p>
+                          <w:pPr>
+                            <w:rPr>
+                              <w:rFonts w:ascii="Poppins" w:hAnsi="Poppins" w:cs="Poppins"/>
+                              <w:sz w:val="32"/>
+                              <w:szCs w:val="32"/>
+                            </w:rPr>
+                          </w:pPr>
+                          <w:r>
+                            <w:rPr>
+                              <w:rFonts w:ascii="Poppins" w:hAnsi="Poppins" w:cs="Poppins"/>
+                              <w:sz w:val="32"/>
+                              <w:szCs w:val="32"/>
+                            </w:rPr>
+                            <w:t>Evidencia Fotográfica</w:t>
+                          </w:r>
+                        </w:p>
+                      </w:txbxContent>
+                    </wps:txbx>
+                    <wps:bodyPr rot="0" vert="horz" wrap="square" lIns="91440" tIns="45720" rIns="91440" bIns="45720" anchor="t" anchorCtr="0">
+                      <a:spAutoFit/>
+                    </wps:bodyPr>
+                  </wps:wsp>
+                </a:graphicData>
+              </a:graphic>
+              <wp14:sizeRelH relativeFrom="margin">
+                <wp14:pctWidth>0</wp14:pctWidth>
+              </wp14:sizeRelH>
+              <wp14:sizeRelV relativeFrom="margin">
+                <wp14:pctHeight>20000</wp14:pctHeight>
+              </wp14:sizeRelV>
+            </wp:anchor>
+          </w:drawing>
+        </mc:Choice>
+        <mc:Fallback>
+          <w:pict>
+            <v:shapetype w14:anchorId="6D73FC70" id="_x0000_t202" coordsize="21600,21600" o:spt="202" path="m,l,21600r21600,l21600,xe">
+              <v:stroke joinstyle="miter"/>
+              <v:path gradientshapeok="t" o:connecttype="rect"/>
+            </v:shapetype>
+            <v:shape id="Cuadro de texto 2" o:spid="_x0000_s1026" type="#_x0000_t202" style="position:absolute;left:0;text-align:left;margin-left:63.75pt;margin-top:9pt;width:312.75pt;height:110.6pt;z-index:251663360;visibility:visible;mso-wrap-style:square;mso-width-percent:0;mso-height-percent:200;mso-wrap-distance-left:9pt;mso-wrap-distance-top:3.6pt;mso-wrap-distance-right:9pt;mso-wrap-distance-bottom:3.6pt;mso-position-horizontal:absolute;mso-position-horizontal-relative:text;mso-position-vertical:absolute;mso-position-vertical-relative:text;mso-width-percent:0;mso-height-percent:200;mso-width-relative:margin;mso-height-relative:margin;v-text-anchor:top" o:gfxdata="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" filled="f" stroked="f">
+              <v:textbox style="mso-fit-shape-to-text:t">
+                <w:txbxContent>
+                  <w:p>
+                    <w:pPr>
+                      <w:rPr>
+                        <w:rFonts w:ascii="Poppins" w:hAnsi="Poppins" w:cs="Poppins"/>
+                        <w:sz w:val="32"/>
+                        <w:szCs w:val="32"/>
+                      </w:rPr>
+                    </w:pPr>
+                    <w:r>
+                      <w:rPr>
+                        <w:rFonts w:ascii="Poppins" w:hAnsi="Poppins" w:cs="Poppins"/>
+                        <w:sz w:val="32"/>
+                        <w:szCs w:val="32"/>
+                      </w:rPr>
+                      <w:t>Reporté</w:t>
+                    </w:r>
+                    <w:r>
+                      <w:rPr>
+                        <w:rFonts w:ascii="Poppins" w:hAnsi="Poppins" w:cs="Poppins"/>
+                        <w:sz w:val="32"/>
+                        <w:szCs w:val="32"/>
+                      </w:rPr>
+                      <w:t xml:space="preserve"> de Medición y </w:t>
+                    </w:r>
+                  </w:p>
+                  <w:p>
+                    <w:pPr>
+                      <w:rPr>
+                        <w:rFonts w:ascii="Poppins" w:hAnsi="Poppins" w:cs="Poppins"/>
+                        <w:sz w:val="32"/>
+                        <w:szCs w:val="32"/>
+                      </w:rPr>
+                    </w:pPr>
+                    <w:r>
+                      <w:rPr>
+                        <w:rFonts w:ascii="Poppins" w:hAnsi="Poppins" w:cs="Poppins"/>
+                        <w:sz w:val="32"/>
+                        <w:szCs w:val="32"/>
+                      </w:rPr>
+                      <w:t>Evidencia Fotográfica</w:t>
+                    </w:r>
+                  </w:p>
+                </w:txbxContent>
+              </v:textbox>
+              <w10:wrap type="square"/>
+            </v:shape>
+          </w:pict>
+        </mc:Fallback>
+      </mc:AlternateContent>
+    </w:r>
+    <w:r>
+      <w:rPr>
+        <w:noProof/>
       </w:rPr>
       <w:drawing>
-        <wp:anchor distT="0" distB="0" distL="114300" distR="114300" simplePos="0" relativeHeight="251659264" behindDoc="1" locked="0" layoutInCell="1" allowOverlap="1" wp14:anchorId="497A1033" wp14:editId="05EC79F4">
+        <wp:anchor distT="0" distB="0" distL="114300" distR="114300" simplePos="0" relativeHeight="251661312" behindDoc="0" locked="0" layoutInCell="1" allowOverlap="1" wp14:anchorId="0F979FD9" wp14:editId="468C54DA">
           <wp:simplePos x="0" y="0"/>
           <wp:positionH relativeFrom="column">
-            <wp:posOffset>4419600</wp:posOffset>
+            <wp:posOffset>-476250</wp:posOffset>
           </wp:positionH>
           <wp:positionV relativeFrom="paragraph">
-            <wp:posOffset>-617220</wp:posOffset>
+            <wp:posOffset>161925</wp:posOffset>
           </wp:positionV>
-          <wp:extent cx="2164773" cy="476250"/>
-          <wp:effectExtent l="0" t="0" r="6985" b="0"/>
+          <wp:extent cx="1171575" cy="520004"/>
+          <wp:effectExtent l="0" t="0" r="0" b="0"/>
           <wp:wrapNone/>
-          <wp:docPr id="6" name="Imagen 6"/>
+          <wp:docPr id="218637233" name="Gráfico 1"/>
           <wp:cNvGraphicFramePr>
             <a:graphicFrameLocks xmlns:a="http://schemas.openxmlformats.org/drawingml/2006/main" noChangeAspect="1"/>
           </wp:cNvGraphicFramePr>
@@ -1845,13 +2624,83 @@
             <a:graphicData uri="http://schemas.openxmlformats.org/drawingml/2006/picture">
               <pic:pic xmlns:pic="http://schemas.openxmlformats.org/drawingml/2006/picture">
                 <pic:nvPicPr>
-                  <pic:cNvPr id="0" name="Picture 1"/>
+                  <pic:cNvPr id="218637233" name=""/>
+                  <pic:cNvPicPr/>
+                </pic:nvPicPr>
+                <pic:blipFill>
+                  <a:blip r:embed="rId1">
+                    <a:extLst>
+                      <a:ext uri="{96DAC541-7B7A-43D3-8B79-37D633B846F1}">
+                        <asvg:svgBlip xmlns:asvg="http://schemas.microsoft.com/office/drawing/2016/SVG/main" r:embed="rId2"/>
+                      </a:ext>
+                    </a:extLst>
+                  </a:blip>
+                  <a:stretch>
+                    <a:fillRect/>
+                  </a:stretch>
+                </pic:blipFill>
+                <pic:spPr>
+                  <a:xfrm>
+                    <a:off x="0" y="0"/>
+                    <a:ext cx="1171575" cy="520004"/>
+                  </a:xfrm>
+                  <a:prstGeom prst="rect">
+                    <a:avLst/>
+                  </a:prstGeom>
+                </pic:spPr>
+              </pic:pic>
+            </a:graphicData>
+          </a:graphic>
+          <wp14:sizeRelH relativeFrom="margin">
+            <wp14:pctWidth>0</wp14:pctWidth>
+          </wp14:sizeRelH>
+          <wp14:sizeRelV relativeFrom="margin">
+            <wp14:pctHeight>0</wp14:pctHeight>
+          </wp14:sizeRelV>
+        </wp:anchor>
+      </w:drawing>
+    </w:r>
+    <w:r>
+      <w:rPr>
+        <w:noProof/>
+      </w:rPr>
+      <w:drawing>
+        <wp:anchor distT="0" distB="0" distL="114300" distR="114300" simplePos="0" relativeHeight="251660288" behindDoc="0" locked="0" layoutInCell="1" allowOverlap="1" wp14:anchorId="75D362CD" wp14:editId="444916F3">
+          <wp:simplePos x="0" y="0"/>
+          <wp:positionH relativeFrom="column">
+            <wp:posOffset>4724400</wp:posOffset>
+          </wp:positionH>
+          <wp:positionV relativeFrom="paragraph">
+            <wp:posOffset>180975</wp:posOffset>
+          </wp:positionV>
+          <wp:extent cx="1762125" cy="530225"/>
+          <wp:effectExtent l="0" t="0" r="9525" b="3175"/>
+          <wp:wrapThrough wrapText="bothSides">
+            <wp:wrapPolygon edited="0">
+              <wp:start x="0" y="0"/>
+              <wp:lineTo x="0" y="20953"/>
+              <wp:lineTo x="3736" y="20953"/>
+              <wp:lineTo x="19615" y="20953"/>
+              <wp:lineTo x="21483" y="20953"/>
+              <wp:lineTo x="21483" y="0"/>
+              <wp:lineTo x="0" y="0"/>
+            </wp:wrapPolygon>
+          </wp:wrapThrough>
+          <wp:docPr id="953816628" name="Imagen 3"/>
+          <wp:cNvGraphicFramePr>
+            <a:graphicFrameLocks xmlns:a="http://schemas.openxmlformats.org/drawingml/2006/main" noChangeAspect="1"/>
+          </wp:cNvGraphicFramePr>
+          <a:graphic xmlns:a="http://schemas.openxmlformats.org/drawingml/2006/main">
+            <a:graphicData uri="http://schemas.openxmlformats.org/drawingml/2006/picture">
+              <pic:pic xmlns:pic="http://schemas.openxmlformats.org/drawingml/2006/picture">
+                <pic:nvPicPr>
+                  <pic:cNvPr id="0" name="Picture 2"/>
                   <pic:cNvPicPr>
                     <a:picLocks noChangeAspect="1" noChangeArrowheads="1"/>
                   </pic:cNvPicPr>
                 </pic:nvPicPr>
                 <pic:blipFill>
-                  <a:blip r:embed="rId1">
+                  <a:blip r:embed="rId3">
                     <a:extLst>
                       <a:ext uri="{28A0092B-C50C-407E-A947-70E740481C1C}">
                         <a14:useLocalDpi xmlns:a14="http://schemas.microsoft.com/office/drawing/2010/main" val="0"/>
@@ -1866,7 +2715,7 @@
                 <pic:spPr bwMode="auto">
                   <a:xfrm>
                     <a:off x="0" y="0"/>
-                    <a:ext cx="2164773" cy="476250"/>
+                    <a:ext cx="1762125" cy="530225"/>
                   </a:xfrm>
                   <a:prstGeom prst="rect">
                     <a:avLst/>
@@ -1889,112 +2738,11 @@
       </w:drawing>
     </w:r>
   </w:p>
-</w:ftr>
-</file>
-
-<file path=word/footnotes.xml><?xml version="1.0" encoding="utf-8"?>
-<w:footnotes xmlns:wpc="http://schemas.microsoft.com/office/word/2010/wordprocessingCanvas" xmlns:cx="http://schemas.microsoft.com/office/drawing/2014/chartex" xmlns:cx1="http://schemas.microsoft.com/office/drawing/2015/9/8/chartex" xmlns:cx2="http://schemas.microsoft.com/office/drawing/2015/10/21/chartex" xmlns:cx3="http://schemas.microsoft.com/office/drawing/2016/5/9/chartex" xmlns:cx4="http://schemas.microsoft.com/office/drawing/2016/5/10/chartex" xmlns:cx5="http://schemas.microsoft.com/office/drawing/2016/5/11/chartex" xmlns:cx6="http://schemas.microsoft.com/office/drawing/2016/5/12/chartex" xmlns:cx7="http://schemas.microsoft.com/office/drawing/2016/5/13/chartex" xmlns:cx8="http://schemas.microsoft.com/office/drawing/2016/5/14/chartex" xmlns:mc="http://schemas.openxmlformats.org/markup-compatibility/2006" xmlns:aink="http://schemas.microsoft.com/office/drawing/2016/ink" xmlns:am3d="http://schemas.microsoft.com/office/drawing/2017/model3d" xmlns:o="urn:schemas-microsoft-com:office:office" xmlns:r="http://schemas.openxmlformats.org/officeDocument/2006/relationships" xmlns:m="http://schemas.openxmlformats.org/officeDocument/2006/math" xmlns:v="urn:schemas-microsoft-com:vml" xmlns:wp14="http://schemas.microsoft.com/office/word/2010/wordprocessingDrawing" xmlns:wp="http://schemas.openxmlformats.org/drawingml/2006/wordprocessingDrawing" xmlns:w10="urn:schemas-microsoft-com:office:word" xmlns:w="http://schemas.openxmlformats.org/wordprocessingml/2006/main" xmlns:w14="http://schemas.microsoft.com/office/word/2010/wordml" xmlns:w15="http://schemas.microsoft.com/office/word/2012/wordml" xmlns:w16cex="http://schemas.microsoft.com/office/word/2018/wordml/cex" xmlns:w16cid="http://schemas.microsoft.com/office/word/2016/wordml/cid" xmlns:w16="http://schemas.microsoft.com/office/word/2018/wordml" xmlns:w16sdtdh="http://schemas.microsoft.com/office/word/2020/wordml/sdtdatahash" xmlns:w16se="http://schemas.microsoft.com/office/word/2015/wordml/symex" xmlns:wpg="http://schemas.microsoft.com/office/word/2010/wordprocessingGroup" xmlns:wpi="http://schemas.microsoft.com/office/word/2010/wordprocessingInk" xmlns:wne="http://schemas.microsoft.com/office/word/2006/wordml" xmlns:wps="http://schemas.microsoft.com/office/word/2010/wordprocessingShape" mc:Ignorable="w14 w15 w16se w16cid w16 w16cex w16sdtdh wp14">
-  <w:footnote w:type="separator" w:id="-1">
-    <w:p>
-      <w:r>
-        <w:separator/>
-      </w:r>
-    </w:p>
-  </w:footnote>
-  <w:footnote w:type="continuationSeparator" w:id="0">
-    <w:p>
-      <w:r>
-        <w:continuationSeparator/>
-      </w:r>
-    </w:p>
-  </w:footnote>
-</w:footnotes>
-</file>
-
-<file path=word/header1.xml><?xml version="1.0" encoding="utf-8"?>
-<w:hdr xmlns:wpc="http://schemas.microsoft.com/office/word/2010/wordprocessingCanvas" xmlns:cx="http://schemas.microsoft.com/office/drawing/2014/chartex" xmlns:cx1="http://schemas.microsoft.com/office/drawing/2015/9/8/chartex" xmlns:cx2="http://schemas.microsoft.com/office/drawing/2015/10/21/chartex" xmlns:cx3="http://schemas.microsoft.com/office/drawing/2016/5/9/chartex" xmlns:cx4="http://schemas.microsoft.com/office/drawing/2016/5/10/chartex" xmlns:cx5="http://schemas.microsoft.com/office/drawing/2016/5/11/chartex" xmlns:cx6="http://schemas.microsoft.com/office/drawing/2016/5/12/chartex" xmlns:cx7="http://schemas.microsoft.com/office/drawing/2016/5/13/chartex" xmlns:cx8="http://schemas.microsoft.com/office/drawing/2016/5/14/chartex" xmlns:mc="http://schemas.openxmlformats.org/markup-compatibility/2006" xmlns:aink="http://schemas.microsoft.com/office/drawing/2016/ink" xmlns:am3d="http://schemas.microsoft.com/office/drawing/2017/model3d" xmlns:o="urn:schemas-microsoft-com:office:office" xmlns:r="http://schemas.openxmlformats.org/officeDocument/2006/relationships" xmlns:m="http://schemas.openxmlformats.org/officeDocument/2006/math" xmlns:v="urn:schemas-microsoft-com:vml" xmlns:wp14="http://schemas.microsoft.com/office/word/2010/wordprocessingDrawing" xmlns:wp="http://schemas.openxmlformats.org/drawingml/2006/wordprocessingDrawing" xmlns:w10="urn:schemas-microsoft-com:office:word" xmlns:w="http://schemas.openxmlformats.org/wordprocessingml/2006/main" xmlns:w14="http://schemas.microsoft.com/office/word/2010/wordml" xmlns:w15="http://schemas.microsoft.com/office/word/2012/wordml" xmlns:w16cex="http://schemas.microsoft.com/office/word/2018/wordml/cex" xmlns:w16cid="http://schemas.microsoft.com/office/word/2016/wordml/cid" xmlns:w16="http://schemas.microsoft.com/office/word/2018/wordml" xmlns:w16sdtdh="http://schemas.microsoft.com/office/word/2020/wordml/sdtdatahash" xmlns:w16se="http://schemas.microsoft.com/office/word/2015/wordml/symex" xmlns:wpg="http://schemas.microsoft.com/office/word/2010/wordprocessingGroup" xmlns:wpi="http://schemas.microsoft.com/office/word/2010/wordprocessingInk" xmlns:wne="http://schemas.microsoft.com/office/word/2006/wordml" xmlns:wps="http://schemas.microsoft.com/office/word/2010/wordprocessingShape" mc:Ignorable="w14 w15 w16se w16cid w16 w16cex w16sdtdh wp14">
-  <w:p>
-    <w:pPr>
-      <w:jc w:val="left"/>
-    </w:pPr>
-    <w:r>
-      <w:rPr>
-        <w:noProof/>
-      </w:rPr>
-      <w:drawing>
-        <wp:anchor distT="0" distB="0" distL="114300" distR="114300" simplePos="0" relativeHeight="251661312" behindDoc="1" locked="0" layoutInCell="1" allowOverlap="1" wp14:anchorId="29BD3178" wp14:editId="76DDEE3B">
-          <wp:simplePos x="0" y="0"/>
-          <wp:positionH relativeFrom="page">
-            <wp:posOffset>9525</wp:posOffset>
-          </wp:positionH>
-          <wp:positionV relativeFrom="paragraph">
-            <wp:posOffset>0</wp:posOffset>
-          </wp:positionV>
-          <wp:extent cx="7760970" cy="1031795"/>
-          <wp:effectExtent l="0" t="0" r="0" b="0"/>
-          <wp:wrapNone/>
-          <wp:docPr id="5" name="Imagen 5"/>
-          <wp:cNvGraphicFramePr>
-            <a:graphicFrameLocks xmlns:a="http://schemas.openxmlformats.org/drawingml/2006/main" noChangeAspect="1"/>
-          </wp:cNvGraphicFramePr>
-          <a:graphic xmlns:a="http://schemas.openxmlformats.org/drawingml/2006/main">
-            <a:graphicData uri="http://schemas.openxmlformats.org/drawingml/2006/picture">
-              <pic:pic xmlns:pic="http://schemas.openxmlformats.org/drawingml/2006/picture">
-                <pic:nvPicPr>
-                  <pic:cNvPr id="5" name="Imagen 5"/>
-                  <pic:cNvPicPr>
-                    <a:picLocks noChangeAspect="1" noChangeArrowheads="1"/>
-                  </pic:cNvPicPr>
-                </pic:nvPicPr>
-                <pic:blipFill>
-                  <a:blip r:embed="rId1">
-                    <a:extLst>
-                      <a:ext uri="{28A0092B-C50C-407E-A947-70E740481C1C}">
-                        <a14:useLocalDpi xmlns:a14="http://schemas.microsoft.com/office/drawing/2010/main" val="0"/>
-                      </a:ext>
-                    </a:extLst>
-                  </a:blip>
-                  <a:srcRect l="71" r="71"/>
-                  <a:stretch>
-                    <a:fillRect/>
-                  </a:stretch>
-                </pic:blipFill>
-                <pic:spPr bwMode="auto">
-                  <a:xfrm>
-                    <a:off x="0" y="0"/>
-                    <a:ext cx="7760970" cy="1031795"/>
-                  </a:xfrm>
-                  <a:prstGeom prst="rect">
-                    <a:avLst/>
-                  </a:prstGeom>
-                  <a:noFill/>
-                  <a:ln>
-                    <a:noFill/>
-                  </a:ln>
-                  <a:extLst>
-                    <a:ext uri="{53640926-AAD7-44D8-BBD7-CCE9431645EC}">
-                      <a14:shadowObscured xmlns:a14="http://schemas.microsoft.com/office/drawing/2010/main"/>
-                    </a:ext>
-                  </a:extLst>
-                </pic:spPr>
-              </pic:pic>
-            </a:graphicData>
-          </a:graphic>
-          <wp14:sizeRelH relativeFrom="margin">
-            <wp14:pctWidth>0</wp14:pctWidth>
-          </wp14:sizeRelH>
-          <wp14:sizeRelV relativeFrom="margin">
-            <wp14:pctHeight>0</wp14:pctHeight>
-          </wp14:sizeRelV>
-        </wp:anchor>
-      </w:drawing>
-    </w:r>
-  </w:p>
 </w:hdr>
 </file>
 
 <file path=word/styles.xml><?xml version="1.0" encoding="utf-8"?>
-<w:styles xmlns:mc="http://schemas.openxmlformats.org/markup-compatibility/2006" xmlns:r="http://schemas.openxmlformats.org/officeDocument/2006/relationships" xmlns:w="http://schemas.openxmlformats.org/wordprocessingml/2006/main" xmlns:w14="http://schemas.microsoft.com/office/word/2010/wordml" xmlns:w15="http://schemas.microsoft.com/office/word/2012/wordml" xmlns:w16cex="http://schemas.microsoft.com/office/word/2018/wordml/cex" xmlns:w16cid="http://schemas.microsoft.com/office/word/2016/wordml/cid" xmlns:w16="http://schemas.microsoft.com/office/word/2018/wordml" xmlns:w16sdtdh="http://schemas.microsoft.com/office/word/2020/wordml/sdtdatahash" xmlns:w16se="http://schemas.microsoft.com/office/word/2015/wordml/symex" mc:Ignorable="w14 w15 w16se w16cid w16 w16cex w16sdtdh">
+<w:styles xmlns:mc="http://schemas.openxmlformats.org/markup-compatibility/2006" xmlns:r="http://schemas.openxmlformats.org/officeDocument/2006/relationships" xmlns:w="http://schemas.openxmlformats.org/wordprocessingml/2006/main" xmlns:w14="http://schemas.microsoft.com/office/word/2010/wordml" xmlns:w15="http://schemas.microsoft.com/office/word/2012/wordml" xmlns:w16cex="http://schemas.microsoft.com/office/word/2018/wordml/cex" xmlns:w16cid="http://schemas.microsoft.com/office/word/2016/wordml/cid" xmlns:w16="http://schemas.microsoft.com/office/word/2018/wordml" xmlns:w16du="http://schemas.microsoft.com/office/word/2023/wordml/word16du" xmlns:w16sdtdh="http://schemas.microsoft.com/office/word/2020/wordml/sdtdatahash" xmlns:w16sdtfl="http://schemas.microsoft.com/office/word/2024/wordml/sdtformatlock" xmlns:w16se="http://schemas.microsoft.com/office/word/2015/wordml/symex" mc:Ignorable="w14 w15 w16se w16cid w16 w16cex w16sdtdh w16sdtfl w16du">
   <w:docDefaults>
     <w:rPrDefault>
       <w:rPr>
@@ -2513,7 +3261,6 @@
   <w:style w:type="character" w:default="1" w:styleId="Fuentedeprrafopredeter">
     <w:name w:val="Default Paragraph Font"/>
     <w:uiPriority w:val="1"/>
-    <w:semiHidden/>
     <w:unhideWhenUsed/>
   </w:style>
   <w:style w:type="table" w:default="1" w:styleId="Tablanormal">

--- a/public/template/temp.docx
+++ b/public/template/temp.docx
@@ -76,27 +76,7 @@
           <w:szCs w:val="20"/>
           <w:lang w:val="es-ES"/>
         </w:rPr>
-        <w:t>${fecha</w:t>
-      </w:r>
-      <w:r>
-        <w:rPr>
-          <w:rFonts w:ascii="Nunito" w:eastAsia="Nunito" w:hAnsi="Nunito" w:cs="Nunito"/>
-          <w:bCs/>
-          <w:sz w:val="20"/>
-          <w:szCs w:val="20"/>
-          <w:lang w:val="es-ES"/>
-        </w:rPr>
-        <w:t>_generacion</w:t>
-      </w:r>
-      <w:r>
-        <w:rPr>
-          <w:rFonts w:ascii="Nunito" w:eastAsia="Nunito" w:hAnsi="Nunito" w:cs="Nunito"/>
-          <w:bCs/>
-          <w:sz w:val="20"/>
-          <w:szCs w:val="20"/>
-          <w:lang w:val="es-ES"/>
-        </w:rPr>
-        <w:t>}</w:t>
+        <w:t>${fecha_generacion}</w:t>
       </w:r>
     </w:p>
     <w:p>
@@ -240,40 +220,7 @@
     </w:p>
     <w:p>
       <w:pPr>
-        <w:ind w:left="-567"/>
-        <w:jc w:val="both"/>
-        <w:rPr>
-          <w:rFonts w:ascii="Poppins" w:eastAsia="Nunito" w:hAnsi="Poppins" w:cs="Poppins"/>
-          <w:sz w:val="24"/>
-          <w:szCs w:val="24"/>
-        </w:rPr>
-      </w:pPr>
-    </w:p>
-    <w:p>
-      <w:pPr>
-        <w:ind w:left="-567"/>
-        <w:jc w:val="both"/>
-        <w:rPr>
-          <w:rFonts w:ascii="Poppins" w:eastAsia="Nunito" w:hAnsi="Poppins" w:cs="Poppins"/>
-          <w:sz w:val="24"/>
-          <w:szCs w:val="24"/>
-        </w:rPr>
-      </w:pPr>
-    </w:p>
-    <w:p>
-      <w:pPr>
-        <w:ind w:left="-567"/>
-        <w:jc w:val="both"/>
-        <w:rPr>
-          <w:rFonts w:ascii="Poppins" w:eastAsia="Nunito" w:hAnsi="Poppins" w:cs="Poppins"/>
-          <w:sz w:val="24"/>
-          <w:szCs w:val="24"/>
-        </w:rPr>
-      </w:pPr>
-    </w:p>
-    <w:p>
-      <w:pPr>
-        <w:ind w:left="-567"/>
+        <w:ind w:left="0"/>
         <w:jc w:val="both"/>
         <w:rPr>
           <w:rFonts w:ascii="Poppins" w:eastAsia="Nunito" w:hAnsi="Poppins" w:cs="Poppins"/>
@@ -510,27 +457,7 @@
                 <w:szCs w:val="20"/>
                 <w:lang w:val="es-ES"/>
               </w:rPr>
-              <w:t>${</w:t>
-            </w:r>
-            <w:proofErr w:type="spellStart"/>
-            <w:r>
-              <w:rPr>
-                <w:rFonts w:ascii="Nunito" w:eastAsia="Nunito" w:hAnsi="Nunito" w:cs="Nunito"/>
-                <w:sz w:val="20"/>
-                <w:szCs w:val="20"/>
-                <w:lang w:val="es-ES"/>
-              </w:rPr>
-              <w:t>direccion</w:t>
-            </w:r>
-            <w:proofErr w:type="spellEnd"/>
-            <w:r>
-              <w:rPr>
-                <w:rFonts w:ascii="Nunito" w:eastAsia="Nunito" w:hAnsi="Nunito" w:cs="Nunito"/>
-                <w:sz w:val="20"/>
-                <w:szCs w:val="20"/>
-                <w:lang w:val="es-ES"/>
-              </w:rPr>
-              <w:t>}</w:t>
+              <w:t>${direccion}</w:t>
             </w:r>
           </w:p>
         </w:tc>
@@ -658,25 +585,7 @@
                 <w:sz w:val="20"/>
                 <w:szCs w:val="20"/>
               </w:rPr>
-              <w:t>${</w:t>
-            </w:r>
-            <w:proofErr w:type="spellStart"/>
-            <w:r>
-              <w:rPr>
-                <w:rFonts w:ascii="Nunito" w:eastAsia="Nunito" w:hAnsi="Nunito" w:cs="Nunito"/>
-                <w:sz w:val="20"/>
-                <w:szCs w:val="20"/>
-              </w:rPr>
-              <w:t>medidor_anomalia</w:t>
-            </w:r>
-            <w:proofErr w:type="spellEnd"/>
-            <w:r>
-              <w:rPr>
-                <w:rFonts w:ascii="Nunito" w:eastAsia="Nunito" w:hAnsi="Nunito" w:cs="Nunito"/>
-                <w:sz w:val="20"/>
-                <w:szCs w:val="20"/>
-              </w:rPr>
-              <w:t>}</w:t>
+              <w:t>${medidor_anomalia}</w:t>
             </w:r>
           </w:p>
         </w:tc>
@@ -878,7 +787,6 @@
               </w:rPr>
               <w:t>${</w:t>
             </w:r>
-            <w:proofErr w:type="spellStart"/>
             <w:r>
               <w:rPr>
                 <w:rFonts w:ascii="Nunito" w:eastAsia="Nunito" w:hAnsi="Nunito" w:cs="Nunito"/>
@@ -888,7 +796,6 @@
               </w:rPr>
               <w:t>marca_regulador</w:t>
             </w:r>
-            <w:proofErr w:type="spellEnd"/>
             <w:r>
               <w:rPr>
                 <w:rFonts w:ascii="Nunito" w:eastAsia="Nunito" w:hAnsi="Nunito" w:cs="Nunito"/>
@@ -1028,7 +935,6 @@
               </w:rPr>
               <w:t>${</w:t>
             </w:r>
-            <w:proofErr w:type="spellStart"/>
             <w:r>
               <w:rPr>
                 <w:rFonts w:ascii="Nunito" w:eastAsia="Nunito" w:hAnsi="Nunito" w:cs="Nunito"/>
@@ -1038,7 +944,6 @@
               </w:rPr>
               <w:t>tipo_regulador</w:t>
             </w:r>
-            <w:proofErr w:type="spellEnd"/>
             <w:r>
               <w:rPr>
                 <w:rFonts w:ascii="Nunito" w:eastAsia="Nunito" w:hAnsi="Nunito" w:cs="Nunito"/>
@@ -1107,7 +1012,6 @@
               </w:rPr>
               <w:t>${</w:t>
             </w:r>
-            <w:proofErr w:type="spellStart"/>
             <w:r>
               <w:rPr>
                 <w:rFonts w:ascii="Nunito" w:eastAsia="Nunito" w:hAnsi="Nunito" w:cs="Nunito"/>
@@ -1117,7 +1021,6 @@
               </w:rPr>
               <w:t>marca_medidor</w:t>
             </w:r>
-            <w:proofErr w:type="spellEnd"/>
             <w:r>
               <w:rPr>
                 <w:rFonts w:ascii="Nunito" w:eastAsia="Nunito" w:hAnsi="Nunito" w:cs="Nunito"/>
@@ -1200,7 +1103,6 @@
               </w:rPr>
               <w:t>${</w:t>
             </w:r>
-            <w:proofErr w:type="spellStart"/>
             <w:r>
               <w:rPr>
                 <w:rFonts w:ascii="Nunito" w:eastAsia="Nunito" w:hAnsi="Nunito" w:cs="Nunito"/>
@@ -1210,7 +1112,6 @@
               </w:rPr>
               <w:t>nombre_comercio</w:t>
             </w:r>
-            <w:proofErr w:type="spellEnd"/>
             <w:r>
               <w:rPr>
                 <w:rFonts w:ascii="Nunito" w:eastAsia="Nunito" w:hAnsi="Nunito" w:cs="Nunito"/>
@@ -1291,27 +1192,7 @@
                 <w:szCs w:val="20"/>
                 <w:lang w:val="es-ES"/>
               </w:rPr>
-              <w:t>${</w:t>
-            </w:r>
-            <w:proofErr w:type="spellStart"/>
-            <w:r>
-              <w:rPr>
-                <w:rFonts w:ascii="Nunito" w:eastAsia="Nunito" w:hAnsi="Nunito" w:cs="Nunito"/>
-                <w:sz w:val="20"/>
-                <w:szCs w:val="20"/>
-                <w:lang w:val="es-ES"/>
-              </w:rPr>
-              <w:t>anomalia</w:t>
-            </w:r>
-            <w:proofErr w:type="spellEnd"/>
-            <w:r>
-              <w:rPr>
-                <w:rFonts w:ascii="Nunito" w:eastAsia="Nunito" w:hAnsi="Nunito" w:cs="Nunito"/>
-                <w:sz w:val="20"/>
-                <w:szCs w:val="20"/>
-                <w:lang w:val="es-ES"/>
-              </w:rPr>
-              <w:t>}</w:t>
+              <w:t>${anomalia}</w:t>
             </w:r>
           </w:p>
         </w:tc>
@@ -1519,6 +1400,7 @@
           <w:sz w:val="24"/>
           <w:szCs w:val="24"/>
         </w:rPr>
+        <w:lastRenderedPageBreak/>
         <w:t xml:space="preserve">Esta sección compila el material fotográfico recolectado durante la inspección. Cada imagen ha sido categorizada para brindar una evidencia visual clara y contextualizada de los puntos clave del Contrato </w:t>
       </w:r>
       <w:r>
@@ -2089,23 +1971,7 @@
                 <w:sz w:val="20"/>
                 <w:szCs w:val="20"/>
               </w:rPr>
-              <w:t>${foto</w:t>
-            </w:r>
-            <w:r>
-              <w:rPr>
-                <w:rFonts w:ascii="Nunito" w:eastAsia="Nunito" w:hAnsi="Nunito" w:cs="Nunito"/>
-                <w:sz w:val="20"/>
-                <w:szCs w:val="20"/>
-              </w:rPr>
-              <w:t>6</w:t>
-            </w:r>
-            <w:r>
-              <w:rPr>
-                <w:rFonts w:ascii="Nunito" w:eastAsia="Nunito" w:hAnsi="Nunito" w:cs="Nunito"/>
-                <w:sz w:val="20"/>
-                <w:szCs w:val="20"/>
-              </w:rPr>
-              <w:t>}</w:t>
+              <w:t>${foto6}</w:t>
             </w:r>
           </w:p>
         </w:tc>
@@ -2496,15 +2362,7 @@
                               <w:sz w:val="32"/>
                               <w:szCs w:val="32"/>
                             </w:rPr>
-                            <w:t>Reporté</w:t>
-                          </w:r>
-                          <w:r>
-                            <w:rPr>
-                              <w:rFonts w:ascii="Poppins" w:hAnsi="Poppins" w:cs="Poppins"/>
-                              <w:sz w:val="32"/>
-                              <w:szCs w:val="32"/>
-                            </w:rPr>
-                            <w:t xml:space="preserve"> de Medición y </w:t>
+                            <w:t xml:space="preserve">Reporté de Medición y </w:t>
                           </w:r>
                         </w:p>
                         <w:p>
@@ -3261,6 +3119,7 @@
   <w:style w:type="character" w:default="1" w:styleId="Fuentedeprrafopredeter">
     <w:name w:val="Default Paragraph Font"/>
     <w:uiPriority w:val="1"/>
+    <w:semiHidden/>
     <w:unhideWhenUsed/>
   </w:style>
   <w:style w:type="table" w:default="1" w:styleId="Tablanormal">

--- a/public/template/temp.docx
+++ b/public/template/temp.docx
@@ -1,6 +1,6 @@
 
 <file path=word/document.xml><?xml version="1.0" encoding="utf-8"?>
-<w:document xmlns:wpc="http://schemas.microsoft.com/office/word/2010/wordprocessingCanvas" xmlns:cx="http://schemas.microsoft.com/office/drawing/2014/chartex" xmlns:cx1="http://schemas.microsoft.com/office/drawing/2015/9/8/chartex" xmlns:cx2="http://schemas.microsoft.com/office/drawing/2015/10/21/chartex" xmlns:cx3="http://schemas.microsoft.com/office/drawing/2016/5/9/chartex" xmlns:cx4="http://schemas.microsoft.com/office/drawing/2016/5/10/chartex" xmlns:cx5="http://schemas.microsoft.com/office/drawing/2016/5/11/chartex" xmlns:cx6="http://schemas.microsoft.com/office/drawing/2016/5/12/chartex" xmlns:cx7="http://schemas.microsoft.com/office/drawing/2016/5/13/chartex" xmlns:cx8="http://schemas.microsoft.com/office/drawing/2016/5/14/chartex" xmlns:mc="http://schemas.openxmlformats.org/markup-compatibility/2006" xmlns:aink="http://schemas.microsoft.com/office/drawing/2016/ink" xmlns:am3d="http://schemas.microsoft.com/office/drawing/2017/model3d" xmlns:o="urn:schemas-microsoft-com:office:office" xmlns:oel="http://schemas.microsoft.com/office/2019/extlst" xmlns:r="http://schemas.openxmlformats.org/officeDocument/2006/relationships" xmlns:m="http://schemas.openxmlformats.org/officeDocument/2006/math" xmlns:v="urn:schemas-microsoft-com:vml" xmlns:wp14="http://schemas.microsoft.com/office/word/2010/wordprocessingDrawing" xmlns:wp="http://schemas.openxmlformats.org/drawingml/2006/wordprocessingDrawing" xmlns:w10="urn:schemas-microsoft-com:office:word" xmlns:w="http://schemas.openxmlformats.org/wordprocessingml/2006/main" xmlns:w14="http://schemas.microsoft.com/office/word/2010/wordml" xmlns:w15="http://schemas.microsoft.com/office/word/2012/wordml" xmlns:w16cex="http://schemas.microsoft.com/office/word/2018/wordml/cex" xmlns:w16cid="http://schemas.microsoft.com/office/word/2016/wordml/cid" xmlns:w16="http://schemas.microsoft.com/office/word/2018/wordml" xmlns:w16du="http://schemas.microsoft.com/office/word/2023/wordml/word16du" xmlns:w16sdtdh="http://schemas.microsoft.com/office/word/2020/wordml/sdtdatahash" xmlns:w16sdtfl="http://schemas.microsoft.com/office/word/2024/wordml/sdtformatlock" xmlns:w16se="http://schemas.microsoft.com/office/word/2015/wordml/symex" xmlns:wpg="http://schemas.microsoft.com/office/word/2010/wordprocessingGroup" xmlns:wpi="http://schemas.microsoft.com/office/word/2010/wordprocessingInk" xmlns:wne="http://schemas.microsoft.com/office/word/2006/wordml" xmlns:wps="http://schemas.microsoft.com/office/word/2010/wordprocessingShape" mc:Ignorable="w14 w15 w16se w16cid w16 w16cex w16sdtdh w16sdtfl w16du wp14">
+<w:document xmlns:wpc="http://schemas.microsoft.com/office/word/2010/wordprocessingCanvas" xmlns:cx="http://schemas.microsoft.com/office/drawing/2014/chartex" xmlns:cx1="http://schemas.microsoft.com/office/drawing/2015/9/8/chartex" xmlns:cx2="http://schemas.microsoft.com/office/drawing/2015/10/21/chartex" xmlns:cx3="http://schemas.microsoft.com/office/drawing/2016/5/9/chartex" xmlns:cx4="http://schemas.microsoft.com/office/drawing/2016/5/10/chartex" xmlns:cx5="http://schemas.microsoft.com/office/drawing/2016/5/11/chartex" xmlns:cx6="http://schemas.microsoft.com/office/drawing/2016/5/12/chartex" xmlns:cx7="http://schemas.microsoft.com/office/drawing/2016/5/13/chartex" xmlns:cx8="http://schemas.microsoft.com/office/drawing/2016/5/14/chartex" xmlns:mc="http://schemas.openxmlformats.org/markup-compatibility/2006" xmlns:aink="http://schemas.microsoft.com/office/drawing/2016/ink" xmlns:am3d="http://schemas.microsoft.com/office/drawing/2017/model3d" xmlns:o="urn:schemas-microsoft-com:office:office" xmlns:oel="http://schemas.microsoft.com/office/2019/extlst" xmlns:r="http://schemas.openxmlformats.org/officeDocument/2006/relationships" xmlns:m="http://schemas.openxmlformats.org/officeDocument/2006/math" xmlns:v="urn:schemas-microsoft-com:vml" xmlns:wp14="http://schemas.microsoft.com/office/word/2010/wordprocessingDrawing" xmlns:wp="http://schemas.openxmlformats.org/drawingml/2006/wordprocessingDrawing" xmlns:w10="urn:schemas-microsoft-com:office:word" xmlns:w="http://schemas.openxmlformats.org/wordprocessingml/2006/main" xmlns:w14="http://schemas.microsoft.com/office/word/2010/wordml" xmlns:w15="http://schemas.microsoft.com/office/word/2012/wordml" xmlns:w16cex="http://schemas.microsoft.com/office/word/2018/wordml/cex" xmlns:w16cid="http://schemas.microsoft.com/office/word/2016/wordml/cid" xmlns:w16="http://schemas.microsoft.com/office/word/2018/wordml" xmlns:w16sdtdh="http://schemas.microsoft.com/office/word/2020/wordml/sdtdatahash" xmlns:w16se="http://schemas.microsoft.com/office/word/2015/wordml/symex" xmlns:wpg="http://schemas.microsoft.com/office/word/2010/wordprocessingGroup" xmlns:wpi="http://schemas.microsoft.com/office/word/2010/wordprocessingInk" xmlns:wne="http://schemas.microsoft.com/office/word/2006/wordml" xmlns:wps="http://schemas.microsoft.com/office/word/2010/wordprocessingShape" mc:Ignorable="w14 w15 w16se w16cid w16 w16cex w16sdtdh wp14">
   <w:body>
     <w:p>
       <w:pPr>
@@ -76,7 +76,29 @@
           <w:szCs w:val="20"/>
           <w:lang w:val="es-ES"/>
         </w:rPr>
-        <w:t>${fecha_generacion}</w:t>
+        <w:t>${</w:t>
+      </w:r>
+      <w:proofErr w:type="spellStart"/>
+      <w:r>
+        <w:rPr>
+          <w:rFonts w:ascii="Nunito" w:eastAsia="Nunito" w:hAnsi="Nunito" w:cs="Nunito"/>
+          <w:bCs/>
+          <w:sz w:val="20"/>
+          <w:szCs w:val="20"/>
+          <w:lang w:val="es-ES"/>
+        </w:rPr>
+        <w:t>fecha_generacion</w:t>
+      </w:r>
+      <w:proofErr w:type="spellEnd"/>
+      <w:r>
+        <w:rPr>
+          <w:rFonts w:ascii="Nunito" w:eastAsia="Nunito" w:hAnsi="Nunito" w:cs="Nunito"/>
+          <w:bCs/>
+          <w:sz w:val="20"/>
+          <w:szCs w:val="20"/>
+          <w:lang w:val="es-ES"/>
+        </w:rPr>
+        <w:t>}</w:t>
       </w:r>
     </w:p>
     <w:p>
@@ -187,6 +209,7 @@
         </w:rPr>
         <w:t xml:space="preserve"> </w:t>
       </w:r>
+      <w:proofErr w:type="spellStart"/>
       <w:r>
         <w:rPr>
           <w:rFonts w:ascii="Nunito" w:eastAsia="Nunito" w:hAnsi="Nunito" w:cs="Poppins"/>
@@ -195,7 +218,18 @@
           <w:sz w:val="24"/>
           <w:szCs w:val="24"/>
         </w:rPr>
-        <w:t xml:space="preserve">N° </w:t>
+        <w:t>N°</w:t>
+      </w:r>
+      <w:proofErr w:type="spellEnd"/>
+      <w:r>
+        <w:rPr>
+          <w:rFonts w:ascii="Nunito" w:eastAsia="Nunito" w:hAnsi="Nunito" w:cs="Poppins"/>
+          <w:bCs/>
+          <w:color w:val="383838"/>
+          <w:sz w:val="24"/>
+          <w:szCs w:val="24"/>
+        </w:rPr>
+        <w:t xml:space="preserve"> </w:t>
       </w:r>
       <w:r>
         <w:rPr>
@@ -307,8 +341,8 @@
     <w:tbl>
       <w:tblPr>
         <w:tblStyle w:val="a"/>
-        <w:tblW w:w="9791" w:type="dxa"/>
-        <w:tblInd w:w="-440" w:type="dxa"/>
+        <w:tblW w:w="9923" w:type="dxa"/>
+        <w:tblInd w:w="-572" w:type="dxa"/>
         <w:tblBorders>
           <w:top w:val="single" w:sz="4" w:space="0" w:color="000000"/>
           <w:left w:val="single" w:sz="4" w:space="0" w:color="000000"/>
@@ -321,7 +355,7 @@
         <w:tblLook w:val="0600" w:firstRow="0" w:lastRow="0" w:firstColumn="0" w:lastColumn="0" w:noHBand="1" w:noVBand="1"/>
       </w:tblPr>
       <w:tblGrid>
-        <w:gridCol w:w="2445"/>
+        <w:gridCol w:w="2577"/>
         <w:gridCol w:w="2810"/>
         <w:gridCol w:w="2410"/>
         <w:gridCol w:w="2126"/>
@@ -332,7 +366,7 @@
         </w:trPr>
         <w:tc>
           <w:tcPr>
-            <w:tcW w:w="2445" w:type="dxa"/>
+            <w:tcW w:w="2577" w:type="dxa"/>
             <w:shd w:val="clear" w:color="auto" w:fill="D9D9D9" w:themeFill="background1" w:themeFillShade="D9"/>
             <w:tcMar>
               <w:top w:w="100" w:type="dxa"/>
@@ -457,7 +491,27 @@
                 <w:szCs w:val="20"/>
                 <w:lang w:val="es-ES"/>
               </w:rPr>
-              <w:t>${direccion}</w:t>
+              <w:t>${</w:t>
+            </w:r>
+            <w:proofErr w:type="spellStart"/>
+            <w:r>
+              <w:rPr>
+                <w:rFonts w:ascii="Nunito" w:eastAsia="Nunito" w:hAnsi="Nunito" w:cs="Nunito"/>
+                <w:sz w:val="20"/>
+                <w:szCs w:val="20"/>
+                <w:lang w:val="es-ES"/>
+              </w:rPr>
+              <w:t>direccion</w:t>
+            </w:r>
+            <w:proofErr w:type="spellEnd"/>
+            <w:r>
+              <w:rPr>
+                <w:rFonts w:ascii="Nunito" w:eastAsia="Nunito" w:hAnsi="Nunito" w:cs="Nunito"/>
+                <w:sz w:val="20"/>
+                <w:szCs w:val="20"/>
+                <w:lang w:val="es-ES"/>
+              </w:rPr>
+              <w:t>}</w:t>
             </w:r>
           </w:p>
         </w:tc>
@@ -468,7 +522,7 @@
         </w:trPr>
         <w:tc>
           <w:tcPr>
-            <w:tcW w:w="2445" w:type="dxa"/>
+            <w:tcW w:w="2577" w:type="dxa"/>
             <w:shd w:val="clear" w:color="auto" w:fill="D9D9D9" w:themeFill="background1" w:themeFillShade="D9"/>
             <w:tcMar>
               <w:top w:w="100" w:type="dxa"/>
@@ -585,7 +639,25 @@
                 <w:sz w:val="20"/>
                 <w:szCs w:val="20"/>
               </w:rPr>
-              <w:t>${medidor_anomalia}</w:t>
+              <w:t>${</w:t>
+            </w:r>
+            <w:proofErr w:type="spellStart"/>
+            <w:r>
+              <w:rPr>
+                <w:rFonts w:ascii="Nunito" w:eastAsia="Nunito" w:hAnsi="Nunito" w:cs="Nunito"/>
+                <w:sz w:val="20"/>
+                <w:szCs w:val="20"/>
+              </w:rPr>
+              <w:t>medidor_anomalia</w:t>
+            </w:r>
+            <w:proofErr w:type="spellEnd"/>
+            <w:r>
+              <w:rPr>
+                <w:rFonts w:ascii="Nunito" w:eastAsia="Nunito" w:hAnsi="Nunito" w:cs="Nunito"/>
+                <w:sz w:val="20"/>
+                <w:szCs w:val="20"/>
+              </w:rPr>
+              <w:t>}</w:t>
             </w:r>
           </w:p>
         </w:tc>
@@ -596,7 +668,7 @@
         </w:trPr>
         <w:tc>
           <w:tcPr>
-            <w:tcW w:w="2445" w:type="dxa"/>
+            <w:tcW w:w="2577" w:type="dxa"/>
             <w:shd w:val="clear" w:color="auto" w:fill="D9D9D9" w:themeFill="background1" w:themeFillShade="D9"/>
             <w:tcMar>
               <w:top w:w="100" w:type="dxa"/>
@@ -685,8 +757,19 @@
                 <w:sz w:val="20"/>
                 <w:szCs w:val="20"/>
               </w:rPr>
-              <w:t>Lectura N°</w:t>
-            </w:r>
+              <w:t xml:space="preserve">Lectura </w:t>
+            </w:r>
+            <w:proofErr w:type="spellStart"/>
+            <w:r>
+              <w:rPr>
+                <w:rFonts w:ascii="Nunito" w:eastAsia="Nunito" w:hAnsi="Nunito" w:cs="Nunito"/>
+                <w:b/>
+                <w:sz w:val="20"/>
+                <w:szCs w:val="20"/>
+              </w:rPr>
+              <w:t>N°</w:t>
+            </w:r>
+            <w:proofErr w:type="spellEnd"/>
           </w:p>
         </w:tc>
         <w:tc>
@@ -723,7 +806,7 @@
         </w:trPr>
         <w:tc>
           <w:tcPr>
-            <w:tcW w:w="2445" w:type="dxa"/>
+            <w:tcW w:w="2577" w:type="dxa"/>
             <w:shd w:val="clear" w:color="auto" w:fill="D9D9D9" w:themeFill="background1" w:themeFillShade="D9"/>
             <w:tcMar>
               <w:top w:w="100" w:type="dxa"/>
@@ -787,6 +870,7 @@
               </w:rPr>
               <w:t>${</w:t>
             </w:r>
+            <w:proofErr w:type="spellStart"/>
             <w:r>
               <w:rPr>
                 <w:rFonts w:ascii="Nunito" w:eastAsia="Nunito" w:hAnsi="Nunito" w:cs="Nunito"/>
@@ -796,6 +880,7 @@
               </w:rPr>
               <w:t>marca_regulador</w:t>
             </w:r>
+            <w:proofErr w:type="spellEnd"/>
             <w:r>
               <w:rPr>
                 <w:rFonts w:ascii="Nunito" w:eastAsia="Nunito" w:hAnsi="Nunito" w:cs="Nunito"/>
@@ -871,7 +956,7 @@
         </w:trPr>
         <w:tc>
           <w:tcPr>
-            <w:tcW w:w="2445" w:type="dxa"/>
+            <w:tcW w:w="2577" w:type="dxa"/>
             <w:shd w:val="clear" w:color="auto" w:fill="D9D9D9" w:themeFill="background1" w:themeFillShade="D9"/>
             <w:tcMar>
               <w:top w:w="100" w:type="dxa"/>
@@ -899,8 +984,19 @@
                 <w:sz w:val="20"/>
                 <w:szCs w:val="20"/>
               </w:rPr>
-              <w:t>Tipo de Regulador</w:t>
-            </w:r>
+              <w:t xml:space="preserve">Tipo de </w:t>
+            </w:r>
+            <w:proofErr w:type="spellStart"/>
+            <w:r>
+              <w:rPr>
+                <w:rFonts w:ascii="Nunito" w:eastAsia="Nunito" w:hAnsi="Nunito" w:cs="Nunito"/>
+                <w:b/>
+                <w:sz w:val="20"/>
+                <w:szCs w:val="20"/>
+              </w:rPr>
+              <w:t>presion</w:t>
+            </w:r>
+            <w:proofErr w:type="spellEnd"/>
           </w:p>
         </w:tc>
         <w:tc>
@@ -926,6 +1022,7 @@
                 <w:lang w:val="es-CO"/>
               </w:rPr>
             </w:pPr>
+            <w:proofErr w:type="gramStart"/>
             <w:r>
               <w:rPr>
                 <w:rFonts w:ascii="Nunito" w:eastAsia="Nunito" w:hAnsi="Nunito" w:cs="Nunito"/>
@@ -942,8 +1039,29 @@
                 <w:szCs w:val="20"/>
                 <w:lang w:val="es-CO"/>
               </w:rPr>
-              <w:t>tipo_regulador</w:t>
-            </w:r>
+              <w:t xml:space="preserve"> </w:t>
+            </w:r>
+            <w:proofErr w:type="spellStart"/>
+            <w:r>
+              <w:rPr>
+                <w:rFonts w:ascii="Nunito" w:eastAsia="Nunito" w:hAnsi="Nunito" w:cs="Nunito"/>
+                <w:sz w:val="20"/>
+                <w:szCs w:val="20"/>
+                <w:lang w:val="es-CO"/>
+              </w:rPr>
+              <w:t>tipo</w:t>
+            </w:r>
+            <w:proofErr w:type="gramEnd"/>
+            <w:r>
+              <w:rPr>
+                <w:rFonts w:ascii="Nunito" w:eastAsia="Nunito" w:hAnsi="Nunito" w:cs="Nunito"/>
+                <w:sz w:val="20"/>
+                <w:szCs w:val="20"/>
+                <w:lang w:val="es-CO"/>
+              </w:rPr>
+              <w:t>_presion</w:t>
+            </w:r>
+            <w:proofErr w:type="spellEnd"/>
             <w:r>
               <w:rPr>
                 <w:rFonts w:ascii="Nunito" w:eastAsia="Nunito" w:hAnsi="Nunito" w:cs="Nunito"/>
@@ -1012,6 +1130,7 @@
               </w:rPr>
               <w:t>${</w:t>
             </w:r>
+            <w:proofErr w:type="spellStart"/>
             <w:r>
               <w:rPr>
                 <w:rFonts w:ascii="Nunito" w:eastAsia="Nunito" w:hAnsi="Nunito" w:cs="Nunito"/>
@@ -1021,6 +1140,7 @@
               </w:rPr>
               <w:t>marca_medidor</w:t>
             </w:r>
+            <w:proofErr w:type="spellEnd"/>
             <w:r>
               <w:rPr>
                 <w:rFonts w:ascii="Nunito" w:eastAsia="Nunito" w:hAnsi="Nunito" w:cs="Nunito"/>
@@ -1039,7 +1159,190 @@
         </w:trPr>
         <w:tc>
           <w:tcPr>
-            <w:tcW w:w="2445" w:type="dxa"/>
+            <w:tcW w:w="2577" w:type="dxa"/>
+            <w:shd w:val="clear" w:color="auto" w:fill="D9D9D9" w:themeFill="background1" w:themeFillShade="D9"/>
+            <w:tcMar>
+              <w:top w:w="100" w:type="dxa"/>
+              <w:left w:w="100" w:type="dxa"/>
+              <w:bottom w:w="100" w:type="dxa"/>
+              <w:right w:w="100" w:type="dxa"/>
+            </w:tcMar>
+            <w:vAlign w:val="center"/>
+          </w:tcPr>
+          <w:p>
+            <w:pPr>
+              <w:widowControl w:val="0"/>
+              <w:ind w:left="0"/>
+              <w:rPr>
+                <w:rFonts w:ascii="Nunito" w:eastAsia="Nunito" w:hAnsi="Nunito" w:cs="Nunito"/>
+                <w:b/>
+                <w:sz w:val="20"/>
+                <w:szCs w:val="20"/>
+              </w:rPr>
+            </w:pPr>
+            <w:proofErr w:type="spellStart"/>
+            <w:r>
+              <w:rPr>
+                <w:rFonts w:ascii="Nunito" w:eastAsia="Nunito" w:hAnsi="Nunito" w:cs="Nunito"/>
+                <w:b/>
+                <w:sz w:val="20"/>
+                <w:szCs w:val="20"/>
+              </w:rPr>
+              <w:t>Descripcion</w:t>
+            </w:r>
+            <w:proofErr w:type="spellEnd"/>
+            <w:r>
+              <w:rPr>
+                <w:rFonts w:ascii="Nunito" w:eastAsia="Nunito" w:hAnsi="Nunito" w:cs="Nunito"/>
+                <w:b/>
+                <w:sz w:val="20"/>
+                <w:szCs w:val="20"/>
+              </w:rPr>
+              <w:t xml:space="preserve"> del medidor</w:t>
+            </w:r>
+          </w:p>
+        </w:tc>
+        <w:tc>
+          <w:tcPr>
+            <w:tcW w:w="2810" w:type="dxa"/>
+            <w:tcMar>
+              <w:top w:w="100" w:type="dxa"/>
+              <w:left w:w="100" w:type="dxa"/>
+              <w:bottom w:w="100" w:type="dxa"/>
+              <w:right w:w="100" w:type="dxa"/>
+            </w:tcMar>
+            <w:vAlign w:val="center"/>
+          </w:tcPr>
+          <w:p>
+            <w:pPr>
+              <w:widowControl w:val="0"/>
+              <w:ind w:left="0"/>
+              <w:jc w:val="left"/>
+              <w:rPr>
+                <w:rFonts w:ascii="Nunito" w:eastAsia="Nunito" w:hAnsi="Nunito" w:cs="Nunito"/>
+                <w:sz w:val="20"/>
+                <w:szCs w:val="20"/>
+                <w:lang w:val="es-CO"/>
+              </w:rPr>
+            </w:pPr>
+            <w:r>
+              <w:rPr>
+                <w:rFonts w:ascii="Nunito" w:eastAsia="Nunito" w:hAnsi="Nunito" w:cs="Nunito"/>
+                <w:sz w:val="20"/>
+                <w:szCs w:val="20"/>
+                <w:lang w:val="es-CO"/>
+              </w:rPr>
+              <w:t>${</w:t>
+            </w:r>
+            <w:proofErr w:type="spellStart"/>
+            <w:r>
+              <w:rPr>
+                <w:rFonts w:ascii="Nunito" w:eastAsia="Nunito" w:hAnsi="Nunito" w:cs="Nunito"/>
+                <w:sz w:val="20"/>
+                <w:szCs w:val="20"/>
+                <w:lang w:val="es-CO"/>
+              </w:rPr>
+              <w:t>descripción_medidor</w:t>
+            </w:r>
+            <w:proofErr w:type="spellEnd"/>
+            <w:r>
+              <w:rPr>
+                <w:rFonts w:ascii="Nunito" w:eastAsia="Nunito" w:hAnsi="Nunito" w:cs="Nunito"/>
+                <w:sz w:val="20"/>
+                <w:szCs w:val="20"/>
+                <w:lang w:val="es-CO"/>
+              </w:rPr>
+              <w:t>}</w:t>
+            </w:r>
+          </w:p>
+        </w:tc>
+        <w:tc>
+          <w:tcPr>
+            <w:tcW w:w="2410" w:type="dxa"/>
+            <w:shd w:val="clear" w:color="auto" w:fill="D9D9D9" w:themeFill="background1" w:themeFillShade="D9"/>
+            <w:vAlign w:val="center"/>
+          </w:tcPr>
+          <w:p>
+            <w:pPr>
+              <w:widowControl w:val="0"/>
+              <w:ind w:left="0"/>
+              <w:jc w:val="left"/>
+              <w:rPr>
+                <w:rFonts w:ascii="Nunito" w:eastAsia="Nunito" w:hAnsi="Nunito" w:cs="Nunito"/>
+                <w:b/>
+                <w:sz w:val="20"/>
+                <w:szCs w:val="20"/>
+                <w:lang w:val="es-CO"/>
+              </w:rPr>
+            </w:pPr>
+            <w:r>
+              <w:rPr>
+                <w:rFonts w:ascii="Nunito" w:eastAsia="Nunito" w:hAnsi="Nunito" w:cs="Nunito"/>
+                <w:b/>
+                <w:sz w:val="20"/>
+                <w:szCs w:val="20"/>
+                <w:lang w:val="es-CO"/>
+              </w:rPr>
+              <w:t>Alertas CAU</w:t>
+            </w:r>
+          </w:p>
+        </w:tc>
+        <w:tc>
+          <w:tcPr>
+            <w:tcW w:w="2126" w:type="dxa"/>
+            <w:vAlign w:val="center"/>
+          </w:tcPr>
+          <w:p>
+            <w:pPr>
+              <w:widowControl w:val="0"/>
+              <w:ind w:left="0"/>
+              <w:jc w:val="left"/>
+              <w:rPr>
+                <w:rFonts w:ascii="Nunito" w:eastAsia="Nunito" w:hAnsi="Nunito" w:cs="Nunito"/>
+                <w:sz w:val="20"/>
+                <w:szCs w:val="20"/>
+                <w:lang w:val="es-ES"/>
+              </w:rPr>
+            </w:pPr>
+            <w:r>
+              <w:rPr>
+                <w:rFonts w:ascii="Nunito" w:eastAsia="Nunito" w:hAnsi="Nunito" w:cs="Nunito"/>
+                <w:sz w:val="20"/>
+                <w:szCs w:val="20"/>
+                <w:lang w:val="es-ES"/>
+              </w:rPr>
+              <w:t>${</w:t>
+            </w:r>
+            <w:proofErr w:type="spellStart"/>
+            <w:r>
+              <w:rPr>
+                <w:rFonts w:ascii="Nunito" w:eastAsia="Nunito" w:hAnsi="Nunito" w:cs="Nunito"/>
+                <w:sz w:val="20"/>
+                <w:szCs w:val="20"/>
+                <w:lang w:val="es-ES"/>
+              </w:rPr>
+              <w:t>cau</w:t>
+            </w:r>
+            <w:proofErr w:type="spellEnd"/>
+            <w:r>
+              <w:rPr>
+                <w:rFonts w:ascii="Nunito" w:eastAsia="Nunito" w:hAnsi="Nunito" w:cs="Nunito"/>
+                <w:sz w:val="20"/>
+                <w:szCs w:val="20"/>
+                <w:lang w:val="es-ES"/>
+              </w:rPr>
+              <w:t>}</w:t>
+            </w:r>
+          </w:p>
+        </w:tc>
+      </w:tr>
+      <w:tr>
+        <w:trPr>
+          <w:trHeight w:val="400"/>
+        </w:trPr>
+        <w:tc>
+          <w:tcPr>
+            <w:tcW w:w="2577" w:type="dxa"/>
             <w:shd w:val="clear" w:color="auto" w:fill="D9D9D9" w:themeFill="background1" w:themeFillShade="D9"/>
             <w:tcMar>
               <w:top w:w="100" w:type="dxa"/>
@@ -1103,6 +1406,7 @@
               </w:rPr>
               <w:t>${</w:t>
             </w:r>
+            <w:proofErr w:type="spellStart"/>
             <w:r>
               <w:rPr>
                 <w:rFonts w:ascii="Nunito" w:eastAsia="Nunito" w:hAnsi="Nunito" w:cs="Nunito"/>
@@ -1112,6 +1416,7 @@
               </w:rPr>
               <w:t>nombre_comercio</w:t>
             </w:r>
+            <w:proofErr w:type="spellEnd"/>
             <w:r>
               <w:rPr>
                 <w:rFonts w:ascii="Nunito" w:eastAsia="Nunito" w:hAnsi="Nunito" w:cs="Nunito"/>
@@ -1129,7 +1434,7 @@
         </w:trPr>
         <w:tc>
           <w:tcPr>
-            <w:tcW w:w="2445" w:type="dxa"/>
+            <w:tcW w:w="2577" w:type="dxa"/>
             <w:shd w:val="clear" w:color="auto" w:fill="D9D9D9" w:themeFill="background1" w:themeFillShade="D9"/>
             <w:tcMar>
               <w:top w:w="100" w:type="dxa"/>
@@ -1192,7 +1497,27 @@
                 <w:szCs w:val="20"/>
                 <w:lang w:val="es-ES"/>
               </w:rPr>
-              <w:t>${anomalia}</w:t>
+              <w:t>${</w:t>
+            </w:r>
+            <w:proofErr w:type="spellStart"/>
+            <w:r>
+              <w:rPr>
+                <w:rFonts w:ascii="Nunito" w:eastAsia="Nunito" w:hAnsi="Nunito" w:cs="Nunito"/>
+                <w:sz w:val="20"/>
+                <w:szCs w:val="20"/>
+                <w:lang w:val="es-ES"/>
+              </w:rPr>
+              <w:t>anomalia</w:t>
+            </w:r>
+            <w:proofErr w:type="spellEnd"/>
+            <w:r>
+              <w:rPr>
+                <w:rFonts w:ascii="Nunito" w:eastAsia="Nunito" w:hAnsi="Nunito" w:cs="Nunito"/>
+                <w:sz w:val="20"/>
+                <w:szCs w:val="20"/>
+                <w:lang w:val="es-ES"/>
+              </w:rPr>
+              <w:t>}</w:t>
             </w:r>
           </w:p>
         </w:tc>
@@ -1203,7 +1528,7 @@
         </w:trPr>
         <w:tc>
           <w:tcPr>
-            <w:tcW w:w="2445" w:type="dxa"/>
+            <w:tcW w:w="2577" w:type="dxa"/>
             <w:shd w:val="clear" w:color="auto" w:fill="D9D9D9" w:themeFill="background1" w:themeFillShade="D9"/>
             <w:tcMar>
               <w:top w:w="100" w:type="dxa"/>
@@ -1370,6 +1695,7 @@
           <w:sz w:val="28"/>
           <w:szCs w:val="28"/>
         </w:rPr>
+        <w:lastRenderedPageBreak/>
         <w:t>Evidencias fotográficas</w:t>
       </w:r>
     </w:p>
@@ -1400,9 +1726,9 @@
           <w:sz w:val="24"/>
           <w:szCs w:val="24"/>
         </w:rPr>
-        <w:lastRenderedPageBreak/>
         <w:t xml:space="preserve">Esta sección compila el material fotográfico recolectado durante la inspección. Cada imagen ha sido categorizada para brindar una evidencia visual clara y contextualizada de los puntos clave del Contrato </w:t>
       </w:r>
+      <w:proofErr w:type="spellStart"/>
       <w:r>
         <w:rPr>
           <w:rFonts w:ascii="Nunito" w:eastAsia="Nunito" w:hAnsi="Nunito" w:cs="Nunito"/>
@@ -1411,7 +1737,18 @@
           <w:sz w:val="24"/>
           <w:szCs w:val="24"/>
         </w:rPr>
-        <w:t>N° ${contrato}:</w:t>
+        <w:t>N°</w:t>
+      </w:r>
+      <w:proofErr w:type="spellEnd"/>
+      <w:r>
+        <w:rPr>
+          <w:rFonts w:ascii="Nunito" w:eastAsia="Nunito" w:hAnsi="Nunito" w:cs="Nunito"/>
+          <w:b/>
+          <w:bCs/>
+          <w:sz w:val="24"/>
+          <w:szCs w:val="24"/>
+        </w:rPr>
+        <w:t xml:space="preserve"> ${contrato}:</w:t>
       </w:r>
     </w:p>
     <w:p>
@@ -2132,7 +2469,7 @@
               </wp:anchor>
             </w:drawing>
           </mc:Choice>
-          <mc:Fallback>
+          <mc:Fallback xmlns:w16sdtfl="http://schemas.microsoft.com/office/word/2024/wordml/sdtformatlock" xmlns:w16du="http://schemas.microsoft.com/office/word/2023/wordml/word16du">
             <w:pict>
               <v:line w14:anchorId="54197351" id="Conector recto 4" o:spid="_x0000_s1026" style="position:absolute;z-index:251659264;visibility:visible;mso-wrap-style:square;mso-wrap-distance-left:9pt;mso-wrap-distance-top:0;mso-wrap-distance-right:9pt;mso-wrap-distance-bottom:0;mso-position-horizontal:absolute;mso-position-horizontal-relative:text;mso-position-vertical:absolute;mso-position-vertical-relative:text" from="-28.5pt,32.45pt" to="161.25pt,32.45pt" o:gfxdata="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" strokecolor="black [3200]" strokeweight="2pt">
                 <v:shadow on="t" color="black" opacity="24903f" origin=",.5" offset="0,.55556mm"/>
@@ -2204,7 +2541,7 @@
 </file>
 
 <file path=word/endnotes.xml><?xml version="1.0" encoding="utf-8"?>
-<w:endnotes xmlns:wpc="http://schemas.microsoft.com/office/word/2010/wordprocessingCanvas" xmlns:cx="http://schemas.microsoft.com/office/drawing/2014/chartex" xmlns:cx1="http://schemas.microsoft.com/office/drawing/2015/9/8/chartex" xmlns:cx2="http://schemas.microsoft.com/office/drawing/2015/10/21/chartex" xmlns:cx3="http://schemas.microsoft.com/office/drawing/2016/5/9/chartex" xmlns:cx4="http://schemas.microsoft.com/office/drawing/2016/5/10/chartex" xmlns:cx5="http://schemas.microsoft.com/office/drawing/2016/5/11/chartex" xmlns:cx6="http://schemas.microsoft.com/office/drawing/2016/5/12/chartex" xmlns:cx7="http://schemas.microsoft.com/office/drawing/2016/5/13/chartex" xmlns:cx8="http://schemas.microsoft.com/office/drawing/2016/5/14/chartex" xmlns:mc="http://schemas.openxmlformats.org/markup-compatibility/2006" xmlns:aink="http://schemas.microsoft.com/office/drawing/2016/ink" xmlns:am3d="http://schemas.microsoft.com/office/drawing/2017/model3d" xmlns:o="urn:schemas-microsoft-com:office:office" xmlns:oel="http://schemas.microsoft.com/office/2019/extlst" xmlns:r="http://schemas.openxmlformats.org/officeDocument/2006/relationships" xmlns:m="http://schemas.openxmlformats.org/officeDocument/2006/math" xmlns:v="urn:schemas-microsoft-com:vml" xmlns:wp14="http://schemas.microsoft.com/office/word/2010/wordprocessingDrawing" xmlns:wp="http://schemas.openxmlformats.org/drawingml/2006/wordprocessingDrawing" xmlns:w10="urn:schemas-microsoft-com:office:word" xmlns:w="http://schemas.openxmlformats.org/wordprocessingml/2006/main" xmlns:w14="http://schemas.microsoft.com/office/word/2010/wordml" xmlns:w15="http://schemas.microsoft.com/office/word/2012/wordml" xmlns:w16cex="http://schemas.microsoft.com/office/word/2018/wordml/cex" xmlns:w16cid="http://schemas.microsoft.com/office/word/2016/wordml/cid" xmlns:w16="http://schemas.microsoft.com/office/word/2018/wordml" xmlns:w16du="http://schemas.microsoft.com/office/word/2023/wordml/word16du" xmlns:w16sdtdh="http://schemas.microsoft.com/office/word/2020/wordml/sdtdatahash" xmlns:w16sdtfl="http://schemas.microsoft.com/office/word/2024/wordml/sdtformatlock" xmlns:w16se="http://schemas.microsoft.com/office/word/2015/wordml/symex" xmlns:wpg="http://schemas.microsoft.com/office/word/2010/wordprocessingGroup" xmlns:wpi="http://schemas.microsoft.com/office/word/2010/wordprocessingInk" xmlns:wne="http://schemas.microsoft.com/office/word/2006/wordml" xmlns:wps="http://schemas.microsoft.com/office/word/2010/wordprocessingShape" mc:Ignorable="w14 w15 w16se w16cid w16 w16cex w16sdtdh w16sdtfl w16du wp14">
+<w:endnotes xmlns:wpc="http://schemas.microsoft.com/office/word/2010/wordprocessingCanvas" xmlns:cx="http://schemas.microsoft.com/office/drawing/2014/chartex" xmlns:cx1="http://schemas.microsoft.com/office/drawing/2015/9/8/chartex" xmlns:cx2="http://schemas.microsoft.com/office/drawing/2015/10/21/chartex" xmlns:cx3="http://schemas.microsoft.com/office/drawing/2016/5/9/chartex" xmlns:cx4="http://schemas.microsoft.com/office/drawing/2016/5/10/chartex" xmlns:cx5="http://schemas.microsoft.com/office/drawing/2016/5/11/chartex" xmlns:cx6="http://schemas.microsoft.com/office/drawing/2016/5/12/chartex" xmlns:cx7="http://schemas.microsoft.com/office/drawing/2016/5/13/chartex" xmlns:cx8="http://schemas.microsoft.com/office/drawing/2016/5/14/chartex" xmlns:mc="http://schemas.openxmlformats.org/markup-compatibility/2006" xmlns:aink="http://schemas.microsoft.com/office/drawing/2016/ink" xmlns:am3d="http://schemas.microsoft.com/office/drawing/2017/model3d" xmlns:o="urn:schemas-microsoft-com:office:office" xmlns:oel="http://schemas.microsoft.com/office/2019/extlst" xmlns:r="http://schemas.openxmlformats.org/officeDocument/2006/relationships" xmlns:m="http://schemas.openxmlformats.org/officeDocument/2006/math" xmlns:v="urn:schemas-microsoft-com:vml" xmlns:wp14="http://schemas.microsoft.com/office/word/2010/wordprocessingDrawing" xmlns:wp="http://schemas.openxmlformats.org/drawingml/2006/wordprocessingDrawing" xmlns:w10="urn:schemas-microsoft-com:office:word" xmlns:w="http://schemas.openxmlformats.org/wordprocessingml/2006/main" xmlns:w14="http://schemas.microsoft.com/office/word/2010/wordml" xmlns:w15="http://schemas.microsoft.com/office/word/2012/wordml" xmlns:w16cex="http://schemas.microsoft.com/office/word/2018/wordml/cex" xmlns:w16cid="http://schemas.microsoft.com/office/word/2016/wordml/cid" xmlns:w16="http://schemas.microsoft.com/office/word/2018/wordml" xmlns:w16sdtdh="http://schemas.microsoft.com/office/word/2020/wordml/sdtdatahash" xmlns:w16se="http://schemas.microsoft.com/office/word/2015/wordml/symex" xmlns:wpg="http://schemas.microsoft.com/office/word/2010/wordprocessingGroup" xmlns:wpi="http://schemas.microsoft.com/office/word/2010/wordprocessingInk" xmlns:wne="http://schemas.microsoft.com/office/word/2006/wordml" xmlns:wps="http://schemas.microsoft.com/office/word/2010/wordprocessingShape" mc:Ignorable="w14 w15 w16se w16cid w16 w16cex w16sdtdh wp14">
   <w:endnote w:type="separator" w:id="-1">
     <w:p>
       <w:r>
@@ -2223,7 +2560,7 @@
 </file>
 
 <file path=word/footer1.xml><?xml version="1.0" encoding="utf-8"?>
-<w:ftr xmlns:wpc="http://schemas.microsoft.com/office/word/2010/wordprocessingCanvas" xmlns:cx="http://schemas.microsoft.com/office/drawing/2014/chartex" xmlns:cx1="http://schemas.microsoft.com/office/drawing/2015/9/8/chartex" xmlns:cx2="http://schemas.microsoft.com/office/drawing/2015/10/21/chartex" xmlns:cx3="http://schemas.microsoft.com/office/drawing/2016/5/9/chartex" xmlns:cx4="http://schemas.microsoft.com/office/drawing/2016/5/10/chartex" xmlns:cx5="http://schemas.microsoft.com/office/drawing/2016/5/11/chartex" xmlns:cx6="http://schemas.microsoft.com/office/drawing/2016/5/12/chartex" xmlns:cx7="http://schemas.microsoft.com/office/drawing/2016/5/13/chartex" xmlns:cx8="http://schemas.microsoft.com/office/drawing/2016/5/14/chartex" xmlns:mc="http://schemas.openxmlformats.org/markup-compatibility/2006" xmlns:aink="http://schemas.microsoft.com/office/drawing/2016/ink" xmlns:am3d="http://schemas.microsoft.com/office/drawing/2017/model3d" xmlns:o="urn:schemas-microsoft-com:office:office" xmlns:oel="http://schemas.microsoft.com/office/2019/extlst" xmlns:r="http://schemas.openxmlformats.org/officeDocument/2006/relationships" xmlns:m="http://schemas.openxmlformats.org/officeDocument/2006/math" xmlns:v="urn:schemas-microsoft-com:vml" xmlns:wp14="http://schemas.microsoft.com/office/word/2010/wordprocessingDrawing" xmlns:wp="http://schemas.openxmlformats.org/drawingml/2006/wordprocessingDrawing" xmlns:w10="urn:schemas-microsoft-com:office:word" xmlns:w="http://schemas.openxmlformats.org/wordprocessingml/2006/main" xmlns:w14="http://schemas.microsoft.com/office/word/2010/wordml" xmlns:w15="http://schemas.microsoft.com/office/word/2012/wordml" xmlns:w16cex="http://schemas.microsoft.com/office/word/2018/wordml/cex" xmlns:w16cid="http://schemas.microsoft.com/office/word/2016/wordml/cid" xmlns:w16="http://schemas.microsoft.com/office/word/2018/wordml" xmlns:w16du="http://schemas.microsoft.com/office/word/2023/wordml/word16du" xmlns:w16sdtdh="http://schemas.microsoft.com/office/word/2020/wordml/sdtdatahash" xmlns:w16sdtfl="http://schemas.microsoft.com/office/word/2024/wordml/sdtformatlock" xmlns:w16se="http://schemas.microsoft.com/office/word/2015/wordml/symex" xmlns:wpg="http://schemas.microsoft.com/office/word/2010/wordprocessingGroup" xmlns:wpi="http://schemas.microsoft.com/office/word/2010/wordprocessingInk" xmlns:wne="http://schemas.microsoft.com/office/word/2006/wordml" xmlns:wps="http://schemas.microsoft.com/office/word/2010/wordprocessingShape" mc:Ignorable="w14 w15 w16se w16cid w16 w16cex w16sdtdh w16sdtfl w16du wp14">
+<w:ftr xmlns:wpc="http://schemas.microsoft.com/office/word/2010/wordprocessingCanvas" xmlns:cx="http://schemas.microsoft.com/office/drawing/2014/chartex" xmlns:cx1="http://schemas.microsoft.com/office/drawing/2015/9/8/chartex" xmlns:cx2="http://schemas.microsoft.com/office/drawing/2015/10/21/chartex" xmlns:cx3="http://schemas.microsoft.com/office/drawing/2016/5/9/chartex" xmlns:cx4="http://schemas.microsoft.com/office/drawing/2016/5/10/chartex" xmlns:cx5="http://schemas.microsoft.com/office/drawing/2016/5/11/chartex" xmlns:cx6="http://schemas.microsoft.com/office/drawing/2016/5/12/chartex" xmlns:cx7="http://schemas.microsoft.com/office/drawing/2016/5/13/chartex" xmlns:cx8="http://schemas.microsoft.com/office/drawing/2016/5/14/chartex" xmlns:mc="http://schemas.openxmlformats.org/markup-compatibility/2006" xmlns:aink="http://schemas.microsoft.com/office/drawing/2016/ink" xmlns:am3d="http://schemas.microsoft.com/office/drawing/2017/model3d" xmlns:o="urn:schemas-microsoft-com:office:office" xmlns:oel="http://schemas.microsoft.com/office/2019/extlst" xmlns:r="http://schemas.openxmlformats.org/officeDocument/2006/relationships" xmlns:m="http://schemas.openxmlformats.org/officeDocument/2006/math" xmlns:v="urn:schemas-microsoft-com:vml" xmlns:wp14="http://schemas.microsoft.com/office/word/2010/wordprocessingDrawing" xmlns:wp="http://schemas.openxmlformats.org/drawingml/2006/wordprocessingDrawing" xmlns:w10="urn:schemas-microsoft-com:office:word" xmlns:w="http://schemas.openxmlformats.org/wordprocessingml/2006/main" xmlns:w14="http://schemas.microsoft.com/office/word/2010/wordml" xmlns:w15="http://schemas.microsoft.com/office/word/2012/wordml" xmlns:w16cex="http://schemas.microsoft.com/office/word/2018/wordml/cex" xmlns:w16cid="http://schemas.microsoft.com/office/word/2016/wordml/cid" xmlns:w16="http://schemas.microsoft.com/office/word/2018/wordml" xmlns:w16sdtdh="http://schemas.microsoft.com/office/word/2020/wordml/sdtdatahash" xmlns:w16se="http://schemas.microsoft.com/office/word/2015/wordml/symex" xmlns:wpg="http://schemas.microsoft.com/office/word/2010/wordprocessingGroup" xmlns:wpi="http://schemas.microsoft.com/office/word/2010/wordprocessingInk" xmlns:wne="http://schemas.microsoft.com/office/word/2006/wordml" xmlns:wps="http://schemas.microsoft.com/office/word/2010/wordprocessingShape" mc:Ignorable="w14 w15 w16se w16cid w16 w16cex w16sdtdh wp14">
   <w:p>
     <w:pPr>
       <w:pStyle w:val="Piedepgina"/>
@@ -2278,7 +2615,7 @@
 </file>
 
 <file path=word/footnotes.xml><?xml version="1.0" encoding="utf-8"?>
-<w:footnotes xmlns:wpc="http://schemas.microsoft.com/office/word/2010/wordprocessingCanvas" xmlns:cx="http://schemas.microsoft.com/office/drawing/2014/chartex" xmlns:cx1="http://schemas.microsoft.com/office/drawing/2015/9/8/chartex" xmlns:cx2="http://schemas.microsoft.com/office/drawing/2015/10/21/chartex" xmlns:cx3="http://schemas.microsoft.com/office/drawing/2016/5/9/chartex" xmlns:cx4="http://schemas.microsoft.com/office/drawing/2016/5/10/chartex" xmlns:cx5="http://schemas.microsoft.com/office/drawing/2016/5/11/chartex" xmlns:cx6="http://schemas.microsoft.com/office/drawing/2016/5/12/chartex" xmlns:cx7="http://schemas.microsoft.com/office/drawing/2016/5/13/chartex" xmlns:cx8="http://schemas.microsoft.com/office/drawing/2016/5/14/chartex" xmlns:mc="http://schemas.openxmlformats.org/markup-compatibility/2006" xmlns:aink="http://schemas.microsoft.com/office/drawing/2016/ink" xmlns:am3d="http://schemas.microsoft.com/office/drawing/2017/model3d" xmlns:o="urn:schemas-microsoft-com:office:office" xmlns:oel="http://schemas.microsoft.com/office/2019/extlst" xmlns:r="http://schemas.openxmlformats.org/officeDocument/2006/relationships" xmlns:m="http://schemas.openxmlformats.org/officeDocument/2006/math" xmlns:v="urn:schemas-microsoft-com:vml" xmlns:wp14="http://schemas.microsoft.com/office/word/2010/wordprocessingDrawing" xmlns:wp="http://schemas.openxmlformats.org/drawingml/2006/wordprocessingDrawing" xmlns:w10="urn:schemas-microsoft-com:office:word" xmlns:w="http://schemas.openxmlformats.org/wordprocessingml/2006/main" xmlns:w14="http://schemas.microsoft.com/office/word/2010/wordml" xmlns:w15="http://schemas.microsoft.com/office/word/2012/wordml" xmlns:w16cex="http://schemas.microsoft.com/office/word/2018/wordml/cex" xmlns:w16cid="http://schemas.microsoft.com/office/word/2016/wordml/cid" xmlns:w16="http://schemas.microsoft.com/office/word/2018/wordml" xmlns:w16du="http://schemas.microsoft.com/office/word/2023/wordml/word16du" xmlns:w16sdtdh="http://schemas.microsoft.com/office/word/2020/wordml/sdtdatahash" xmlns:w16sdtfl="http://schemas.microsoft.com/office/word/2024/wordml/sdtformatlock" xmlns:w16se="http://schemas.microsoft.com/office/word/2015/wordml/symex" xmlns:wpg="http://schemas.microsoft.com/office/word/2010/wordprocessingGroup" xmlns:wpi="http://schemas.microsoft.com/office/word/2010/wordprocessingInk" xmlns:wne="http://schemas.microsoft.com/office/word/2006/wordml" xmlns:wps="http://schemas.microsoft.com/office/word/2010/wordprocessingShape" mc:Ignorable="w14 w15 w16se w16cid w16 w16cex w16sdtdh w16sdtfl w16du wp14">
+<w:footnotes xmlns:wpc="http://schemas.microsoft.com/office/word/2010/wordprocessingCanvas" xmlns:cx="http://schemas.microsoft.com/office/drawing/2014/chartex" xmlns:cx1="http://schemas.microsoft.com/office/drawing/2015/9/8/chartex" xmlns:cx2="http://schemas.microsoft.com/office/drawing/2015/10/21/chartex" xmlns:cx3="http://schemas.microsoft.com/office/drawing/2016/5/9/chartex" xmlns:cx4="http://schemas.microsoft.com/office/drawing/2016/5/10/chartex" xmlns:cx5="http://schemas.microsoft.com/office/drawing/2016/5/11/chartex" xmlns:cx6="http://schemas.microsoft.com/office/drawing/2016/5/12/chartex" xmlns:cx7="http://schemas.microsoft.com/office/drawing/2016/5/13/chartex" xmlns:cx8="http://schemas.microsoft.com/office/drawing/2016/5/14/chartex" xmlns:mc="http://schemas.openxmlformats.org/markup-compatibility/2006" xmlns:aink="http://schemas.microsoft.com/office/drawing/2016/ink" xmlns:am3d="http://schemas.microsoft.com/office/drawing/2017/model3d" xmlns:o="urn:schemas-microsoft-com:office:office" xmlns:oel="http://schemas.microsoft.com/office/2019/extlst" xmlns:r="http://schemas.openxmlformats.org/officeDocument/2006/relationships" xmlns:m="http://schemas.openxmlformats.org/officeDocument/2006/math" xmlns:v="urn:schemas-microsoft-com:vml" xmlns:wp14="http://schemas.microsoft.com/office/word/2010/wordprocessingDrawing" xmlns:wp="http://schemas.openxmlformats.org/drawingml/2006/wordprocessingDrawing" xmlns:w10="urn:schemas-microsoft-com:office:word" xmlns:w="http://schemas.openxmlformats.org/wordprocessingml/2006/main" xmlns:w14="http://schemas.microsoft.com/office/word/2010/wordml" xmlns:w15="http://schemas.microsoft.com/office/word/2012/wordml" xmlns:w16cex="http://schemas.microsoft.com/office/word/2018/wordml/cex" xmlns:w16cid="http://schemas.microsoft.com/office/word/2016/wordml/cid" xmlns:w16="http://schemas.microsoft.com/office/word/2018/wordml" xmlns:w16sdtdh="http://schemas.microsoft.com/office/word/2020/wordml/sdtdatahash" xmlns:w16se="http://schemas.microsoft.com/office/word/2015/wordml/symex" xmlns:wpg="http://schemas.microsoft.com/office/word/2010/wordprocessingGroup" xmlns:wpi="http://schemas.microsoft.com/office/word/2010/wordprocessingInk" xmlns:wne="http://schemas.microsoft.com/office/word/2006/wordml" xmlns:wps="http://schemas.microsoft.com/office/word/2010/wordprocessingShape" mc:Ignorable="w14 w15 w16se w16cid w16 w16cex w16sdtdh wp14">
   <w:footnote w:type="separator" w:id="-1">
     <w:p>
       <w:r>
@@ -2297,7 +2634,7 @@
 </file>
 
 <file path=word/header1.xml><?xml version="1.0" encoding="utf-8"?>
-<w:hdr xmlns:wpc="http://schemas.microsoft.com/office/word/2010/wordprocessingCanvas" xmlns:cx="http://schemas.microsoft.com/office/drawing/2014/chartex" xmlns:cx1="http://schemas.microsoft.com/office/drawing/2015/9/8/chartex" xmlns:cx2="http://schemas.microsoft.com/office/drawing/2015/10/21/chartex" xmlns:cx3="http://schemas.microsoft.com/office/drawing/2016/5/9/chartex" xmlns:cx4="http://schemas.microsoft.com/office/drawing/2016/5/10/chartex" xmlns:cx5="http://schemas.microsoft.com/office/drawing/2016/5/11/chartex" xmlns:cx6="http://schemas.microsoft.com/office/drawing/2016/5/12/chartex" xmlns:cx7="http://schemas.microsoft.com/office/drawing/2016/5/13/chartex" xmlns:cx8="http://schemas.microsoft.com/office/drawing/2016/5/14/chartex" xmlns:mc="http://schemas.openxmlformats.org/markup-compatibility/2006" xmlns:aink="http://schemas.microsoft.com/office/drawing/2016/ink" xmlns:am3d="http://schemas.microsoft.com/office/drawing/2017/model3d" xmlns:o="urn:schemas-microsoft-com:office:office" xmlns:oel="http://schemas.microsoft.com/office/2019/extlst" xmlns:r="http://schemas.openxmlformats.org/officeDocument/2006/relationships" xmlns:m="http://schemas.openxmlformats.org/officeDocument/2006/math" xmlns:v="urn:schemas-microsoft-com:vml" xmlns:wp14="http://schemas.microsoft.com/office/word/2010/wordprocessingDrawing" xmlns:wp="http://schemas.openxmlformats.org/drawingml/2006/wordprocessingDrawing" xmlns:w10="urn:schemas-microsoft-com:office:word" xmlns:w="http://schemas.openxmlformats.org/wordprocessingml/2006/main" xmlns:w14="http://schemas.microsoft.com/office/word/2010/wordml" xmlns:w15="http://schemas.microsoft.com/office/word/2012/wordml" xmlns:w16cex="http://schemas.microsoft.com/office/word/2018/wordml/cex" xmlns:w16cid="http://schemas.microsoft.com/office/word/2016/wordml/cid" xmlns:w16="http://schemas.microsoft.com/office/word/2018/wordml" xmlns:w16du="http://schemas.microsoft.com/office/word/2023/wordml/word16du" xmlns:w16sdtdh="http://schemas.microsoft.com/office/word/2020/wordml/sdtdatahash" xmlns:w16sdtfl="http://schemas.microsoft.com/office/word/2024/wordml/sdtformatlock" xmlns:w16se="http://schemas.microsoft.com/office/word/2015/wordml/symex" xmlns:wpg="http://schemas.microsoft.com/office/word/2010/wordprocessingGroup" xmlns:wpi="http://schemas.microsoft.com/office/word/2010/wordprocessingInk" xmlns:wne="http://schemas.microsoft.com/office/word/2006/wordml" xmlns:wps="http://schemas.microsoft.com/office/word/2010/wordprocessingShape" mc:Ignorable="w14 w15 w16se w16cid w16 w16cex w16sdtdh w16sdtfl w16du wp14">
+<w:hdr xmlns:wpc="http://schemas.microsoft.com/office/word/2010/wordprocessingCanvas" xmlns:cx="http://schemas.microsoft.com/office/drawing/2014/chartex" xmlns:cx1="http://schemas.microsoft.com/office/drawing/2015/9/8/chartex" xmlns:cx2="http://schemas.microsoft.com/office/drawing/2015/10/21/chartex" xmlns:cx3="http://schemas.microsoft.com/office/drawing/2016/5/9/chartex" xmlns:cx4="http://schemas.microsoft.com/office/drawing/2016/5/10/chartex" xmlns:cx5="http://schemas.microsoft.com/office/drawing/2016/5/11/chartex" xmlns:cx6="http://schemas.microsoft.com/office/drawing/2016/5/12/chartex" xmlns:cx7="http://schemas.microsoft.com/office/drawing/2016/5/13/chartex" xmlns:cx8="http://schemas.microsoft.com/office/drawing/2016/5/14/chartex" xmlns:mc="http://schemas.openxmlformats.org/markup-compatibility/2006" xmlns:aink="http://schemas.microsoft.com/office/drawing/2016/ink" xmlns:am3d="http://schemas.microsoft.com/office/drawing/2017/model3d" xmlns:o="urn:schemas-microsoft-com:office:office" xmlns:oel="http://schemas.microsoft.com/office/2019/extlst" xmlns:r="http://schemas.openxmlformats.org/officeDocument/2006/relationships" xmlns:m="http://schemas.openxmlformats.org/officeDocument/2006/math" xmlns:v="urn:schemas-microsoft-com:vml" xmlns:wp14="http://schemas.microsoft.com/office/word/2010/wordprocessingDrawing" xmlns:wp="http://schemas.openxmlformats.org/drawingml/2006/wordprocessingDrawing" xmlns:w10="urn:schemas-microsoft-com:office:word" xmlns:w="http://schemas.openxmlformats.org/wordprocessingml/2006/main" xmlns:w14="http://schemas.microsoft.com/office/word/2010/wordml" xmlns:w15="http://schemas.microsoft.com/office/word/2012/wordml" xmlns:w16cex="http://schemas.microsoft.com/office/word/2018/wordml/cex" xmlns:w16cid="http://schemas.microsoft.com/office/word/2016/wordml/cid" xmlns:w16="http://schemas.microsoft.com/office/word/2018/wordml" xmlns:w16sdtdh="http://schemas.microsoft.com/office/word/2020/wordml/sdtdatahash" xmlns:w16se="http://schemas.microsoft.com/office/word/2015/wordml/symex" xmlns:wpg="http://schemas.microsoft.com/office/word/2010/wordprocessingGroup" xmlns:wpi="http://schemas.microsoft.com/office/word/2010/wordprocessingInk" xmlns:wne="http://schemas.microsoft.com/office/word/2006/wordml" xmlns:wps="http://schemas.microsoft.com/office/word/2010/wordprocessingShape" mc:Ignorable="w14 w15 w16se w16cid w16 w16cex w16sdtdh wp14">
   <w:p>
     <w:pPr>
       <w:jc w:val="left"/>
@@ -2422,15 +2759,7 @@
                         <w:sz w:val="32"/>
                         <w:szCs w:val="32"/>
                       </w:rPr>
-                      <w:t>Reporté</w:t>
-                    </w:r>
-                    <w:r>
-                      <w:rPr>
-                        <w:rFonts w:ascii="Poppins" w:hAnsi="Poppins" w:cs="Poppins"/>
-                        <w:sz w:val="32"/>
-                        <w:szCs w:val="32"/>
-                      </w:rPr>
-                      <w:t xml:space="preserve"> de Medición y </w:t>
+                      <w:t xml:space="preserve">Reporté de Medición y </w:t>
                     </w:r>
                   </w:p>
                   <w:p>
@@ -2600,7 +2929,7 @@
 </file>
 
 <file path=word/styles.xml><?xml version="1.0" encoding="utf-8"?>
-<w:styles xmlns:mc="http://schemas.openxmlformats.org/markup-compatibility/2006" xmlns:r="http://schemas.openxmlformats.org/officeDocument/2006/relationships" xmlns:w="http://schemas.openxmlformats.org/wordprocessingml/2006/main" xmlns:w14="http://schemas.microsoft.com/office/word/2010/wordml" xmlns:w15="http://schemas.microsoft.com/office/word/2012/wordml" xmlns:w16cex="http://schemas.microsoft.com/office/word/2018/wordml/cex" xmlns:w16cid="http://schemas.microsoft.com/office/word/2016/wordml/cid" xmlns:w16="http://schemas.microsoft.com/office/word/2018/wordml" xmlns:w16du="http://schemas.microsoft.com/office/word/2023/wordml/word16du" xmlns:w16sdtdh="http://schemas.microsoft.com/office/word/2020/wordml/sdtdatahash" xmlns:w16sdtfl="http://schemas.microsoft.com/office/word/2024/wordml/sdtformatlock" xmlns:w16se="http://schemas.microsoft.com/office/word/2015/wordml/symex" mc:Ignorable="w14 w15 w16se w16cid w16 w16cex w16sdtdh w16sdtfl w16du">
+<w:styles xmlns:mc="http://schemas.openxmlformats.org/markup-compatibility/2006" xmlns:r="http://schemas.openxmlformats.org/officeDocument/2006/relationships" xmlns:w="http://schemas.openxmlformats.org/wordprocessingml/2006/main" xmlns:w14="http://schemas.microsoft.com/office/word/2010/wordml" xmlns:w15="http://schemas.microsoft.com/office/word/2012/wordml" xmlns:w16cex="http://schemas.microsoft.com/office/word/2018/wordml/cex" xmlns:w16cid="http://schemas.microsoft.com/office/word/2016/wordml/cid" xmlns:w16="http://schemas.microsoft.com/office/word/2018/wordml" xmlns:w16sdtdh="http://schemas.microsoft.com/office/word/2020/wordml/sdtdatahash" xmlns:w16se="http://schemas.microsoft.com/office/word/2015/wordml/symex" mc:Ignorable="w14 w15 w16se w16cid w16 w16cex w16sdtdh">
   <w:docDefaults>
     <w:rPrDefault>
       <w:rPr>
@@ -3119,7 +3448,6 @@
   <w:style w:type="character" w:default="1" w:styleId="Fuentedeprrafopredeter">
     <w:name w:val="Default Paragraph Font"/>
     <w:uiPriority w:val="1"/>
-    <w:semiHidden/>
     <w:unhideWhenUsed/>
   </w:style>
   <w:style w:type="table" w:default="1" w:styleId="Tablanormal">

--- a/public/template/temp.docx
+++ b/public/template/temp.docx
@@ -1842,34 +1842,51 @@
             <w:r>
               <w:rPr>
                 <w:rFonts w:ascii="Nunito" w:eastAsia="Nunito" w:hAnsi="Nunito" w:cs="Nunito"/>
-                <w:sz w:val="20"/>
-                <w:szCs w:val="20"/>
-              </w:rPr>
-              <w:t>${</w:t>
-            </w:r>
-            <w:r>
-              <w:rPr>
-                <w:rFonts w:ascii="Nunito" w:eastAsia="Nunito" w:hAnsi="Nunito" w:cs="Nunito"/>
-                <w:sz w:val="20"/>
-                <w:szCs w:val="20"/>
-              </w:rPr>
-              <w:t>foto</w:t>
-            </w:r>
-            <w:r>
-              <w:rPr>
-                <w:rFonts w:ascii="Nunito" w:eastAsia="Nunito" w:hAnsi="Nunito" w:cs="Nunito"/>
-                <w:sz w:val="20"/>
-                <w:szCs w:val="20"/>
-              </w:rPr>
-              <w:t>1</w:t>
-            </w:r>
-            <w:r>
-              <w:rPr>
-                <w:rFonts w:ascii="Nunito" w:eastAsia="Nunito" w:hAnsi="Nunito" w:cs="Nunito"/>
-                <w:sz w:val="20"/>
-                <w:szCs w:val="20"/>
-              </w:rPr>
-              <w:t>}</w:t>
+                <w:noProof/>
+                <w:sz w:val="20"/>
+                <w:szCs w:val="20"/>
+              </w:rPr>
+              <w:drawing>
+                <wp:inline distT="0" distB="0" distL="0" distR="0" wp14:anchorId="42144DC4" wp14:editId="2B3EBF66">
+                  <wp:extent cx="1714500" cy="516518"/>
+                  <wp:effectExtent l="0" t="0" r="0" b="0"/>
+                  <wp:docPr id="1" name="Imagen 1" descr="foto1"/>
+                  <wp:cNvGraphicFramePr>
+                    <a:graphicFrameLocks xmlns:a="http://schemas.openxmlformats.org/drawingml/2006/main" noChangeAspect="1"/>
+                  </wp:cNvGraphicFramePr>
+                  <a:graphic xmlns:a="http://schemas.openxmlformats.org/drawingml/2006/main">
+                    <a:graphicData uri="http://schemas.openxmlformats.org/drawingml/2006/picture">
+                      <pic:pic xmlns:pic="http://schemas.openxmlformats.org/drawingml/2006/picture">
+                        <pic:nvPicPr>
+                          <pic:cNvPr id="1" name="Imagen 1" descr="foto1"/>
+                          <pic:cNvPicPr/>
+                        </pic:nvPicPr>
+                        <pic:blipFill>
+                          <a:blip r:embed="rId8" cstate="print">
+                            <a:extLst>
+                              <a:ext uri="{28A0092B-C50C-407E-A947-70E740481C1C}">
+                                <a14:useLocalDpi xmlns:a14="http://schemas.microsoft.com/office/drawing/2010/main" val="0"/>
+                              </a:ext>
+                            </a:extLst>
+                          </a:blip>
+                          <a:stretch>
+                            <a:fillRect/>
+                          </a:stretch>
+                        </pic:blipFill>
+                        <pic:spPr>
+                          <a:xfrm>
+                            <a:off x="0" y="0"/>
+                            <a:ext cx="1741301" cy="524592"/>
+                          </a:xfrm>
+                          <a:prstGeom prst="rect">
+                            <a:avLst/>
+                          </a:prstGeom>
+                        </pic:spPr>
+                      </pic:pic>
+                    </a:graphicData>
+                  </a:graphic>
+                </wp:inline>
+              </w:drawing>
             </w:r>
           </w:p>
         </w:tc>
@@ -1935,34 +1952,51 @@
             <w:r>
               <w:rPr>
                 <w:rFonts w:ascii="Nunito" w:eastAsia="Nunito" w:hAnsi="Nunito" w:cs="Nunito"/>
-                <w:sz w:val="20"/>
-                <w:szCs w:val="20"/>
-              </w:rPr>
-              <w:t>${</w:t>
-            </w:r>
-            <w:r>
-              <w:rPr>
-                <w:rFonts w:ascii="Nunito" w:eastAsia="Nunito" w:hAnsi="Nunito" w:cs="Nunito"/>
-                <w:sz w:val="20"/>
-                <w:szCs w:val="20"/>
-              </w:rPr>
-              <w:t>fot</w:t>
-            </w:r>
-            <w:r>
-              <w:rPr>
-                <w:rFonts w:ascii="Nunito" w:eastAsia="Nunito" w:hAnsi="Nunito" w:cs="Nunito"/>
-                <w:sz w:val="20"/>
-                <w:szCs w:val="20"/>
-              </w:rPr>
-              <w:t>o2</w:t>
-            </w:r>
-            <w:r>
-              <w:rPr>
-                <w:rFonts w:ascii="Nunito" w:eastAsia="Nunito" w:hAnsi="Nunito" w:cs="Nunito"/>
-                <w:sz w:val="20"/>
-                <w:szCs w:val="20"/>
-              </w:rPr>
-              <w:t>}</w:t>
+                <w:noProof/>
+                <w:sz w:val="20"/>
+                <w:szCs w:val="20"/>
+              </w:rPr>
+              <w:drawing>
+                <wp:inline distT="0" distB="0" distL="0" distR="0" wp14:anchorId="6064CEAD" wp14:editId="46399CBC">
+                  <wp:extent cx="1770540" cy="533400"/>
+                  <wp:effectExtent l="0" t="0" r="1270" b="0"/>
+                  <wp:docPr id="3" name="Imagen 3" descr="foto2"/>
+                  <wp:cNvGraphicFramePr>
+                    <a:graphicFrameLocks xmlns:a="http://schemas.openxmlformats.org/drawingml/2006/main" noChangeAspect="1"/>
+                  </wp:cNvGraphicFramePr>
+                  <a:graphic xmlns:a="http://schemas.openxmlformats.org/drawingml/2006/main">
+                    <a:graphicData uri="http://schemas.openxmlformats.org/drawingml/2006/picture">
+                      <pic:pic xmlns:pic="http://schemas.openxmlformats.org/drawingml/2006/picture">
+                        <pic:nvPicPr>
+                          <pic:cNvPr id="3" name="Imagen 3" descr="foto2"/>
+                          <pic:cNvPicPr/>
+                        </pic:nvPicPr>
+                        <pic:blipFill>
+                          <a:blip r:embed="rId9" cstate="print">
+                            <a:extLst>
+                              <a:ext uri="{28A0092B-C50C-407E-A947-70E740481C1C}">
+                                <a14:useLocalDpi xmlns:a14="http://schemas.microsoft.com/office/drawing/2010/main" val="0"/>
+                              </a:ext>
+                            </a:extLst>
+                          </a:blip>
+                          <a:stretch>
+                            <a:fillRect/>
+                          </a:stretch>
+                        </pic:blipFill>
+                        <pic:spPr>
+                          <a:xfrm>
+                            <a:off x="0" y="0"/>
+                            <a:ext cx="1781082" cy="536576"/>
+                          </a:xfrm>
+                          <a:prstGeom prst="rect">
+                            <a:avLst/>
+                          </a:prstGeom>
+                        </pic:spPr>
+                      </pic:pic>
+                    </a:graphicData>
+                  </a:graphic>
+                </wp:inline>
+              </w:drawing>
             </w:r>
           </w:p>
         </w:tc>
@@ -2028,34 +2062,51 @@
             <w:r>
               <w:rPr>
                 <w:rFonts w:ascii="Nunito" w:eastAsia="Nunito" w:hAnsi="Nunito" w:cs="Nunito"/>
-                <w:sz w:val="20"/>
-                <w:szCs w:val="20"/>
-              </w:rPr>
-              <w:t>${</w:t>
-            </w:r>
-            <w:r>
-              <w:rPr>
-                <w:rFonts w:ascii="Nunito" w:eastAsia="Nunito" w:hAnsi="Nunito" w:cs="Nunito"/>
-                <w:sz w:val="20"/>
-                <w:szCs w:val="20"/>
-              </w:rPr>
-              <w:t>foto</w:t>
-            </w:r>
-            <w:r>
-              <w:rPr>
-                <w:rFonts w:ascii="Nunito" w:eastAsia="Nunito" w:hAnsi="Nunito" w:cs="Nunito"/>
-                <w:sz w:val="20"/>
-                <w:szCs w:val="20"/>
-              </w:rPr>
-              <w:t>3</w:t>
-            </w:r>
-            <w:r>
-              <w:rPr>
-                <w:rFonts w:ascii="Nunito" w:eastAsia="Nunito" w:hAnsi="Nunito" w:cs="Nunito"/>
-                <w:sz w:val="20"/>
-                <w:szCs w:val="20"/>
-              </w:rPr>
-              <w:t>}</w:t>
+                <w:noProof/>
+                <w:sz w:val="20"/>
+                <w:szCs w:val="20"/>
+              </w:rPr>
+              <w:drawing>
+                <wp:inline distT="0" distB="0" distL="0" distR="0" wp14:anchorId="27B27F0D" wp14:editId="49366125">
+                  <wp:extent cx="1770540" cy="533400"/>
+                  <wp:effectExtent l="0" t="0" r="1270" b="0"/>
+                  <wp:docPr id="4" name="Imagen 4" descr="foto3"/>
+                  <wp:cNvGraphicFramePr>
+                    <a:graphicFrameLocks xmlns:a="http://schemas.openxmlformats.org/drawingml/2006/main" noChangeAspect="1"/>
+                  </wp:cNvGraphicFramePr>
+                  <a:graphic xmlns:a="http://schemas.openxmlformats.org/drawingml/2006/main">
+                    <a:graphicData uri="http://schemas.openxmlformats.org/drawingml/2006/picture">
+                      <pic:pic xmlns:pic="http://schemas.openxmlformats.org/drawingml/2006/picture">
+                        <pic:nvPicPr>
+                          <pic:cNvPr id="4" name="Imagen 4" descr="foto3"/>
+                          <pic:cNvPicPr/>
+                        </pic:nvPicPr>
+                        <pic:blipFill>
+                          <a:blip r:embed="rId9" cstate="print">
+                            <a:extLst>
+                              <a:ext uri="{28A0092B-C50C-407E-A947-70E740481C1C}">
+                                <a14:useLocalDpi xmlns:a14="http://schemas.microsoft.com/office/drawing/2010/main" val="0"/>
+                              </a:ext>
+                            </a:extLst>
+                          </a:blip>
+                          <a:stretch>
+                            <a:fillRect/>
+                          </a:stretch>
+                        </pic:blipFill>
+                        <pic:spPr>
+                          <a:xfrm>
+                            <a:off x="0" y="0"/>
+                            <a:ext cx="1781082" cy="536576"/>
+                          </a:xfrm>
+                          <a:prstGeom prst="rect">
+                            <a:avLst/>
+                          </a:prstGeom>
+                        </pic:spPr>
+                      </pic:pic>
+                    </a:graphicData>
+                  </a:graphic>
+                </wp:inline>
+              </w:drawing>
             </w:r>
           </w:p>
         </w:tc>
@@ -2122,38 +2173,51 @@
             <w:r>
               <w:rPr>
                 <w:rFonts w:ascii="Nunito" w:eastAsia="Nunito" w:hAnsi="Nunito" w:cs="Nunito"/>
-                <w:sz w:val="20"/>
-                <w:szCs w:val="20"/>
-                <w:lang w:val="es-ES"/>
-              </w:rPr>
-              <w:t>${</w:t>
-            </w:r>
-            <w:r>
-              <w:rPr>
-                <w:rFonts w:ascii="Nunito" w:eastAsia="Nunito" w:hAnsi="Nunito" w:cs="Nunito"/>
-                <w:sz w:val="20"/>
-                <w:szCs w:val="20"/>
-                <w:lang w:val="es-ES"/>
-              </w:rPr>
-              <w:t>foto</w:t>
-            </w:r>
-            <w:r>
-              <w:rPr>
-                <w:rFonts w:ascii="Nunito" w:eastAsia="Nunito" w:hAnsi="Nunito" w:cs="Nunito"/>
-                <w:sz w:val="20"/>
-                <w:szCs w:val="20"/>
-                <w:lang w:val="es-ES"/>
-              </w:rPr>
-              <w:t>4</w:t>
-            </w:r>
-            <w:r>
-              <w:rPr>
-                <w:rFonts w:ascii="Nunito" w:eastAsia="Nunito" w:hAnsi="Nunito" w:cs="Nunito"/>
-                <w:sz w:val="20"/>
-                <w:szCs w:val="20"/>
-                <w:lang w:val="es-ES"/>
-              </w:rPr>
-              <w:t>}</w:t>
+                <w:noProof/>
+                <w:sz w:val="20"/>
+                <w:szCs w:val="20"/>
+              </w:rPr>
+              <w:drawing>
+                <wp:inline distT="0" distB="0" distL="0" distR="0" wp14:anchorId="7DA04158" wp14:editId="0BD6C453">
+                  <wp:extent cx="1770540" cy="533400"/>
+                  <wp:effectExtent l="0" t="0" r="1270" b="0"/>
+                  <wp:docPr id="5" name="Imagen 5" descr="foto4"/>
+                  <wp:cNvGraphicFramePr>
+                    <a:graphicFrameLocks xmlns:a="http://schemas.openxmlformats.org/drawingml/2006/main" noChangeAspect="1"/>
+                  </wp:cNvGraphicFramePr>
+                  <a:graphic xmlns:a="http://schemas.openxmlformats.org/drawingml/2006/main">
+                    <a:graphicData uri="http://schemas.openxmlformats.org/drawingml/2006/picture">
+                      <pic:pic xmlns:pic="http://schemas.openxmlformats.org/drawingml/2006/picture">
+                        <pic:nvPicPr>
+                          <pic:cNvPr id="5" name="Imagen 5" descr="foto4"/>
+                          <pic:cNvPicPr/>
+                        </pic:nvPicPr>
+                        <pic:blipFill>
+                          <a:blip r:embed="rId9" cstate="print">
+                            <a:extLst>
+                              <a:ext uri="{28A0092B-C50C-407E-A947-70E740481C1C}">
+                                <a14:useLocalDpi xmlns:a14="http://schemas.microsoft.com/office/drawing/2010/main" val="0"/>
+                              </a:ext>
+                            </a:extLst>
+                          </a:blip>
+                          <a:stretch>
+                            <a:fillRect/>
+                          </a:stretch>
+                        </pic:blipFill>
+                        <pic:spPr>
+                          <a:xfrm>
+                            <a:off x="0" y="0"/>
+                            <a:ext cx="1781082" cy="536576"/>
+                          </a:xfrm>
+                          <a:prstGeom prst="rect">
+                            <a:avLst/>
+                          </a:prstGeom>
+                        </pic:spPr>
+                      </pic:pic>
+                    </a:graphicData>
+                  </a:graphic>
+                </wp:inline>
+              </w:drawing>
             </w:r>
           </w:p>
         </w:tc>
@@ -2220,26 +2284,51 @@
             <w:r>
               <w:rPr>
                 <w:rFonts w:ascii="Nunito" w:eastAsia="Nunito" w:hAnsi="Nunito" w:cs="Nunito"/>
-                <w:sz w:val="20"/>
-                <w:szCs w:val="20"/>
-              </w:rPr>
-              <w:t>${foto</w:t>
-            </w:r>
-            <w:r>
-              <w:rPr>
-                <w:rFonts w:ascii="Nunito" w:eastAsia="Nunito" w:hAnsi="Nunito" w:cs="Nunito"/>
-                <w:sz w:val="20"/>
-                <w:szCs w:val="20"/>
-              </w:rPr>
-              <w:t>5</w:t>
-            </w:r>
-            <w:r>
-              <w:rPr>
-                <w:rFonts w:ascii="Nunito" w:eastAsia="Nunito" w:hAnsi="Nunito" w:cs="Nunito"/>
-                <w:sz w:val="20"/>
-                <w:szCs w:val="20"/>
-              </w:rPr>
-              <w:t>}</w:t>
+                <w:noProof/>
+                <w:sz w:val="20"/>
+                <w:szCs w:val="20"/>
+              </w:rPr>
+              <w:drawing>
+                <wp:inline distT="0" distB="0" distL="0" distR="0" wp14:anchorId="6040EE55" wp14:editId="226EB306">
+                  <wp:extent cx="1770540" cy="533400"/>
+                  <wp:effectExtent l="0" t="0" r="1270" b="0"/>
+                  <wp:docPr id="6" name="Imagen 6" descr="foto5"/>
+                  <wp:cNvGraphicFramePr>
+                    <a:graphicFrameLocks xmlns:a="http://schemas.openxmlformats.org/drawingml/2006/main" noChangeAspect="1"/>
+                  </wp:cNvGraphicFramePr>
+                  <a:graphic xmlns:a="http://schemas.openxmlformats.org/drawingml/2006/main">
+                    <a:graphicData uri="http://schemas.openxmlformats.org/drawingml/2006/picture">
+                      <pic:pic xmlns:pic="http://schemas.openxmlformats.org/drawingml/2006/picture">
+                        <pic:nvPicPr>
+                          <pic:cNvPr id="6" name="Imagen 6" descr="foto5"/>
+                          <pic:cNvPicPr/>
+                        </pic:nvPicPr>
+                        <pic:blipFill>
+                          <a:blip r:embed="rId9" cstate="print">
+                            <a:extLst>
+                              <a:ext uri="{28A0092B-C50C-407E-A947-70E740481C1C}">
+                                <a14:useLocalDpi xmlns:a14="http://schemas.microsoft.com/office/drawing/2010/main" val="0"/>
+                              </a:ext>
+                            </a:extLst>
+                          </a:blip>
+                          <a:stretch>
+                            <a:fillRect/>
+                          </a:stretch>
+                        </pic:blipFill>
+                        <pic:spPr>
+                          <a:xfrm>
+                            <a:off x="0" y="0"/>
+                            <a:ext cx="1781082" cy="536576"/>
+                          </a:xfrm>
+                          <a:prstGeom prst="rect">
+                            <a:avLst/>
+                          </a:prstGeom>
+                        </pic:spPr>
+                      </pic:pic>
+                    </a:graphicData>
+                  </a:graphic>
+                </wp:inline>
+              </w:drawing>
             </w:r>
           </w:p>
         </w:tc>
@@ -2305,10 +2394,51 @@
             <w:r>
               <w:rPr>
                 <w:rFonts w:ascii="Nunito" w:eastAsia="Nunito" w:hAnsi="Nunito" w:cs="Nunito"/>
-                <w:sz w:val="20"/>
-                <w:szCs w:val="20"/>
-              </w:rPr>
-              <w:t>${foto6}</w:t>
+                <w:noProof/>
+                <w:sz w:val="20"/>
+                <w:szCs w:val="20"/>
+              </w:rPr>
+              <w:drawing>
+                <wp:inline distT="0" distB="0" distL="0" distR="0" wp14:anchorId="59075B27" wp14:editId="2F672121">
+                  <wp:extent cx="1770540" cy="533400"/>
+                  <wp:effectExtent l="0" t="0" r="1270" b="0"/>
+                  <wp:docPr id="7" name="Imagen 7" descr="foto6"/>
+                  <wp:cNvGraphicFramePr>
+                    <a:graphicFrameLocks xmlns:a="http://schemas.openxmlformats.org/drawingml/2006/main" noChangeAspect="1"/>
+                  </wp:cNvGraphicFramePr>
+                  <a:graphic xmlns:a="http://schemas.openxmlformats.org/drawingml/2006/main">
+                    <a:graphicData uri="http://schemas.openxmlformats.org/drawingml/2006/picture">
+                      <pic:pic xmlns:pic="http://schemas.openxmlformats.org/drawingml/2006/picture">
+                        <pic:nvPicPr>
+                          <pic:cNvPr id="7" name="Imagen 7" descr="foto6"/>
+                          <pic:cNvPicPr/>
+                        </pic:nvPicPr>
+                        <pic:blipFill>
+                          <a:blip r:embed="rId9" cstate="print">
+                            <a:extLst>
+                              <a:ext uri="{28A0092B-C50C-407E-A947-70E740481C1C}">
+                                <a14:useLocalDpi xmlns:a14="http://schemas.microsoft.com/office/drawing/2010/main" val="0"/>
+                              </a:ext>
+                            </a:extLst>
+                          </a:blip>
+                          <a:stretch>
+                            <a:fillRect/>
+                          </a:stretch>
+                        </pic:blipFill>
+                        <pic:spPr>
+                          <a:xfrm>
+                            <a:off x="0" y="0"/>
+                            <a:ext cx="1781082" cy="536576"/>
+                          </a:xfrm>
+                          <a:prstGeom prst="rect">
+                            <a:avLst/>
+                          </a:prstGeom>
+                        </pic:spPr>
+                      </pic:pic>
+                    </a:graphicData>
+                  </a:graphic>
+                </wp:inline>
+              </w:drawing>
             </w:r>
           </w:p>
         </w:tc>
@@ -2372,7 +2502,7 @@
                     <pic:cNvPicPr/>
                   </pic:nvPicPr>
                   <pic:blipFill>
-                    <a:blip r:embed="rId8">
+                    <a:blip r:embed="rId10">
                       <a:extLst>
                         <a:ext uri="{28A0092B-C50C-407E-A947-70E740481C1C}">
                           <a14:useLocalDpi xmlns:a14="http://schemas.microsoft.com/office/drawing/2010/main" val="0"/>
@@ -2469,7 +2599,7 @@
               </wp:anchor>
             </w:drawing>
           </mc:Choice>
-          <mc:Fallback xmlns:w16sdtfl="http://schemas.microsoft.com/office/word/2024/wordml/sdtformatlock" xmlns:w16du="http://schemas.microsoft.com/office/word/2023/wordml/word16du">
+          <mc:Fallback xmlns:w16du="http://schemas.microsoft.com/office/word/2023/wordml/word16du" xmlns:w16sdtfl="http://schemas.microsoft.com/office/word/2024/wordml/sdtformatlock">
             <w:pict>
               <v:line w14:anchorId="54197351" id="Conector recto 4" o:spid="_x0000_s1026" style="position:absolute;z-index:251659264;visibility:visible;mso-wrap-style:square;mso-wrap-distance-left:9pt;mso-wrap-distance-top:0;mso-wrap-distance-right:9pt;mso-wrap-distance-bottom:0;mso-position-horizontal:absolute;mso-position-horizontal-relative:text;mso-position-vertical:absolute;mso-position-vertical-relative:text" from="-28.5pt,32.45pt" to="161.25pt,32.45pt" o:gfxdata="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" strokecolor="black [3200]" strokeweight="2pt">
                 <v:shadow on="t" color="black" opacity="24903f" origin=",.5" offset="0,.55556mm"/>
@@ -2528,8 +2658,8 @@
       </w:r>
     </w:p>
     <w:sectPr>
-      <w:headerReference w:type="default" r:id="rId9"/>
-      <w:footerReference w:type="default" r:id="rId10"/>
+      <w:headerReference w:type="default" r:id="rId11"/>
+      <w:footerReference w:type="default" r:id="rId12"/>
       <w:pgSz w:w="11909" w:h="16834"/>
       <w:pgMar w:top="1560" w:right="1440" w:bottom="1440" w:left="1440" w:header="0" w:footer="0" w:gutter="0"/>
       <w:pgNumType w:start="1"/>
@@ -3448,6 +3578,7 @@
   <w:style w:type="character" w:default="1" w:styleId="Fuentedeprrafopredeter">
     <w:name w:val="Default Paragraph Font"/>
     <w:uiPriority w:val="1"/>
+    <w:semiHidden/>
     <w:unhideWhenUsed/>
   </w:style>
   <w:style w:type="table" w:default="1" w:styleId="Tablanormal">

--- a/public/template/temp.docx
+++ b/public/template/temp.docx
@@ -1022,7 +1022,6 @@
                 <w:lang w:val="es-CO"/>
               </w:rPr>
             </w:pPr>
-            <w:proofErr w:type="gramStart"/>
             <w:r>
               <w:rPr>
                 <w:rFonts w:ascii="Nunito" w:eastAsia="Nunito" w:hAnsi="Nunito" w:cs="Nunito"/>
@@ -1030,7 +1029,7 @@
                 <w:szCs w:val="20"/>
                 <w:lang w:val="es-CO"/>
               </w:rPr>
-              <w:t>${</w:t>
+              <w:t>$</w:t>
             </w:r>
             <w:r>
               <w:rPr>
@@ -1039,7 +1038,7 @@
                 <w:szCs w:val="20"/>
                 <w:lang w:val="es-CO"/>
               </w:rPr>
-              <w:t xml:space="preserve"> </w:t>
+              <w:t>{</w:t>
             </w:r>
             <w:proofErr w:type="spellStart"/>
             <w:r>
@@ -1049,17 +1048,7 @@
                 <w:szCs w:val="20"/>
                 <w:lang w:val="es-CO"/>
               </w:rPr>
-              <w:t>tipo</w:t>
-            </w:r>
-            <w:proofErr w:type="gramEnd"/>
-            <w:r>
-              <w:rPr>
-                <w:rFonts w:ascii="Nunito" w:eastAsia="Nunito" w:hAnsi="Nunito" w:cs="Nunito"/>
-                <w:sz w:val="20"/>
-                <w:szCs w:val="20"/>
-                <w:lang w:val="es-CO"/>
-              </w:rPr>
-              <w:t>_presion</w:t>
+              <w:t>tipo_presion</w:t>
             </w:r>
             <w:proofErr w:type="spellEnd"/>
             <w:r>
@@ -1242,7 +1231,25 @@
                 <w:szCs w:val="20"/>
                 <w:lang w:val="es-CO"/>
               </w:rPr>
-              <w:t>descripción_medidor</w:t>
+              <w:t>descripci</w:t>
+            </w:r>
+            <w:r>
+              <w:rPr>
+                <w:rFonts w:ascii="Nunito" w:eastAsia="Nunito" w:hAnsi="Nunito" w:cs="Nunito"/>
+                <w:sz w:val="20"/>
+                <w:szCs w:val="20"/>
+                <w:lang w:val="es-CO"/>
+              </w:rPr>
+              <w:t>o</w:t>
+            </w:r>
+            <w:r>
+              <w:rPr>
+                <w:rFonts w:ascii="Nunito" w:eastAsia="Nunito" w:hAnsi="Nunito" w:cs="Nunito"/>
+                <w:sz w:val="20"/>
+                <w:szCs w:val="20"/>
+                <w:lang w:val="es-CO"/>
+              </w:rPr>
+              <w:t>n_medidor</w:t>
             </w:r>
             <w:proofErr w:type="spellEnd"/>
             <w:r>
@@ -2599,7 +2606,7 @@
               </wp:anchor>
             </w:drawing>
           </mc:Choice>
-          <mc:Fallback xmlns:w16du="http://schemas.microsoft.com/office/word/2023/wordml/word16du" xmlns:w16sdtfl="http://schemas.microsoft.com/office/word/2024/wordml/sdtformatlock">
+          <mc:Fallback xmlns:w16sdtfl="http://schemas.microsoft.com/office/word/2024/wordml/sdtformatlock" xmlns:w16du="http://schemas.microsoft.com/office/word/2023/wordml/word16du">
             <w:pict>
               <v:line w14:anchorId="54197351" id="Conector recto 4" o:spid="_x0000_s1026" style="position:absolute;z-index:251659264;visibility:visible;mso-wrap-style:square;mso-wrap-distance-left:9pt;mso-wrap-distance-top:0;mso-wrap-distance-right:9pt;mso-wrap-distance-bottom:0;mso-position-horizontal:absolute;mso-position-horizontal-relative:text;mso-position-vertical:absolute;mso-position-vertical-relative:text" from="-28.5pt,32.45pt" to="161.25pt,32.45pt" o:gfxdata="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" strokecolor="black [3200]" strokeweight="2pt">
                 <v:shadow on="t" color="black" opacity="24903f" origin=",.5" offset="0,.55556mm"/>
@@ -4561,15 +4568,6 @@
 </file>
 
 <file path=customXml/item1.xml><?xml version="1.0" encoding="utf-8"?>
-<?mso-contentType ?>
-<FormTemplates xmlns="http://schemas.microsoft.com/sharepoint/v3/contenttype/forms">
-  <Display>DocumentLibraryForm</Display>
-  <Edit>DocumentLibraryForm</Edit>
-  <New>DocumentLibraryForm</New>
-</FormTemplates>
-</file>
-
-<file path=customXml/item2.xml><?xml version="1.0" encoding="utf-8"?>
 <ct:contentTypeSchema xmlns:ct="http://schemas.microsoft.com/office/2006/metadata/contentType" xmlns:ma="http://schemas.microsoft.com/office/2006/metadata/properties/metaAttributes" ct:_="" ma:_="" ma:contentTypeName="Documento" ma:contentTypeID="0x01010024E6162BA35B74489B9F186ECAACE699" ma:contentTypeVersion="11" ma:contentTypeDescription="Crear nuevo documento." ma:contentTypeScope="" ma:versionID="2b60e2082677cbe1a33b742632931658">
   <xsd:schema xmlns:xsd="http://www.w3.org/2001/XMLSchema" xmlns:xs="http://www.w3.org/2001/XMLSchema" xmlns:p="http://schemas.microsoft.com/office/2006/metadata/properties" xmlns:ns2="13466909-b790-4f8d-8aa0-9fb337e19839" xmlns:ns3="cba81919-ea1c-4900-9815-f993f283e67a" targetNamespace="http://schemas.microsoft.com/office/2006/metadata/properties" ma:root="true" ma:fieldsID="3420d4c0ed1cf7852bc3b5531b7e271b" ns2:_="" ns3:_="">
     <xsd:import namespace="13466909-b790-4f8d-8aa0-9fb337e19839"/>
@@ -4780,15 +4778,16 @@
 </ct:contentTypeSchema>
 </file>
 
-<file path=customXml/itemProps1.xml><?xml version="1.0" encoding="utf-8"?>
-<ds:datastoreItem xmlns:ds="http://schemas.openxmlformats.org/officeDocument/2006/customXml" ds:itemID="{2203B608-0D79-4AB4-9356-4C1BEB8AFC94}">
-  <ds:schemaRefs>
-    <ds:schemaRef ds:uri="http://schemas.microsoft.com/sharepoint/v3/contenttype/forms"/>
-  </ds:schemaRefs>
-</ds:datastoreItem>
+<file path=customXml/item2.xml><?xml version="1.0" encoding="utf-8"?>
+<?mso-contentType ?>
+<FormTemplates xmlns="http://schemas.microsoft.com/sharepoint/v3/contenttype/forms">
+  <Display>DocumentLibraryForm</Display>
+  <Edit>DocumentLibraryForm</Edit>
+  <New>DocumentLibraryForm</New>
+</FormTemplates>
 </file>
 
-<file path=customXml/itemProps2.xml><?xml version="1.0" encoding="utf-8"?>
+<file path=customXml/itemProps1.xml><?xml version="1.0" encoding="utf-8"?>
 <ds:datastoreItem xmlns:ds="http://schemas.openxmlformats.org/officeDocument/2006/customXml" ds:itemID="{490FF41E-1AAB-44EA-95D9-389D036066C9}">
   <ds:schemaRefs>
     <ds:schemaRef ds:uri="http://schemas.microsoft.com/office/2006/metadata/contentType"/>
@@ -4805,4 +4804,12 @@
     <ds:schemaRef ds:uri="http://schemas.microsoft.com/internal/obd"/>
   </ds:schemaRefs>
 </ds:datastoreItem>
+</file>
+
+<file path=customXml/itemProps2.xml><?xml version="1.0" encoding="utf-8"?>
+<ds:datastoreItem xmlns:ds="http://schemas.openxmlformats.org/officeDocument/2006/customXml" ds:itemID="{2203B608-0D79-4AB4-9356-4C1BEB8AFC94}">
+  <ds:schemaRefs>
+    <ds:schemaRef ds:uri="http://schemas.microsoft.com/sharepoint/v3/contenttype/forms"/>
+  </ds:schemaRefs>
+</ds:datastoreItem>
 </file>
--- a/public/template/temp.docx
+++ b/public/template/temp.docx
@@ -76,29 +76,7 @@
           <w:szCs w:val="20"/>
           <w:lang w:val="es-ES"/>
         </w:rPr>
-        <w:t>${</w:t>
-      </w:r>
-      <w:proofErr w:type="spellStart"/>
-      <w:r>
-        <w:rPr>
-          <w:rFonts w:ascii="Nunito" w:eastAsia="Nunito" w:hAnsi="Nunito" w:cs="Nunito"/>
-          <w:bCs/>
-          <w:sz w:val="20"/>
-          <w:szCs w:val="20"/>
-          <w:lang w:val="es-ES"/>
-        </w:rPr>
-        <w:t>fecha_generacion</w:t>
-      </w:r>
-      <w:proofErr w:type="spellEnd"/>
-      <w:r>
-        <w:rPr>
-          <w:rFonts w:ascii="Nunito" w:eastAsia="Nunito" w:hAnsi="Nunito" w:cs="Nunito"/>
-          <w:bCs/>
-          <w:sz w:val="20"/>
-          <w:szCs w:val="20"/>
-          <w:lang w:val="es-ES"/>
-        </w:rPr>
-        <w:t>}</w:t>
+        <w:t>${fecha_generacion}</w:t>
       </w:r>
     </w:p>
     <w:p>
@@ -209,7 +187,6 @@
         </w:rPr>
         <w:t xml:space="preserve"> </w:t>
       </w:r>
-      <w:proofErr w:type="spellStart"/>
       <w:r>
         <w:rPr>
           <w:rFonts w:ascii="Nunito" w:eastAsia="Nunito" w:hAnsi="Nunito" w:cs="Poppins"/>
@@ -218,18 +195,7 @@
           <w:sz w:val="24"/>
           <w:szCs w:val="24"/>
         </w:rPr>
-        <w:t>N°</w:t>
-      </w:r>
-      <w:proofErr w:type="spellEnd"/>
-      <w:r>
-        <w:rPr>
-          <w:rFonts w:ascii="Nunito" w:eastAsia="Nunito" w:hAnsi="Nunito" w:cs="Poppins"/>
-          <w:bCs/>
-          <w:color w:val="383838"/>
-          <w:sz w:val="24"/>
-          <w:szCs w:val="24"/>
-        </w:rPr>
-        <w:t xml:space="preserve"> </w:t>
+        <w:t xml:space="preserve">N° </w:t>
       </w:r>
       <w:r>
         <w:rPr>
@@ -491,27 +457,7 @@
                 <w:szCs w:val="20"/>
                 <w:lang w:val="es-ES"/>
               </w:rPr>
-              <w:t>${</w:t>
-            </w:r>
-            <w:proofErr w:type="spellStart"/>
-            <w:r>
-              <w:rPr>
-                <w:rFonts w:ascii="Nunito" w:eastAsia="Nunito" w:hAnsi="Nunito" w:cs="Nunito"/>
-                <w:sz w:val="20"/>
-                <w:szCs w:val="20"/>
-                <w:lang w:val="es-ES"/>
-              </w:rPr>
-              <w:t>direccion</w:t>
-            </w:r>
-            <w:proofErr w:type="spellEnd"/>
-            <w:r>
-              <w:rPr>
-                <w:rFonts w:ascii="Nunito" w:eastAsia="Nunito" w:hAnsi="Nunito" w:cs="Nunito"/>
-                <w:sz w:val="20"/>
-                <w:szCs w:val="20"/>
-                <w:lang w:val="es-ES"/>
-              </w:rPr>
-              <w:t>}</w:t>
+              <w:t>${direccion}</w:t>
             </w:r>
           </w:p>
         </w:tc>
@@ -639,25 +585,7 @@
                 <w:sz w:val="20"/>
                 <w:szCs w:val="20"/>
               </w:rPr>
-              <w:t>${</w:t>
-            </w:r>
-            <w:proofErr w:type="spellStart"/>
-            <w:r>
-              <w:rPr>
-                <w:rFonts w:ascii="Nunito" w:eastAsia="Nunito" w:hAnsi="Nunito" w:cs="Nunito"/>
-                <w:sz w:val="20"/>
-                <w:szCs w:val="20"/>
-              </w:rPr>
-              <w:t>medidor_anomalia</w:t>
-            </w:r>
-            <w:proofErr w:type="spellEnd"/>
-            <w:r>
-              <w:rPr>
-                <w:rFonts w:ascii="Nunito" w:eastAsia="Nunito" w:hAnsi="Nunito" w:cs="Nunito"/>
-                <w:sz w:val="20"/>
-                <w:szCs w:val="20"/>
-              </w:rPr>
-              <w:t>}</w:t>
+              <w:t>${medidor_anomalia}</w:t>
             </w:r>
           </w:p>
         </w:tc>
@@ -757,19 +685,8 @@
                 <w:sz w:val="20"/>
                 <w:szCs w:val="20"/>
               </w:rPr>
-              <w:t xml:space="preserve">Lectura </w:t>
-            </w:r>
-            <w:proofErr w:type="spellStart"/>
-            <w:r>
-              <w:rPr>
-                <w:rFonts w:ascii="Nunito" w:eastAsia="Nunito" w:hAnsi="Nunito" w:cs="Nunito"/>
-                <w:b/>
-                <w:sz w:val="20"/>
-                <w:szCs w:val="20"/>
-              </w:rPr>
-              <w:t>N°</w:t>
-            </w:r>
-            <w:proofErr w:type="spellEnd"/>
+              <w:t>Lectura N°</w:t>
+            </w:r>
           </w:p>
         </w:tc>
         <w:tc>
@@ -870,7 +787,6 @@
               </w:rPr>
               <w:t>${</w:t>
             </w:r>
-            <w:proofErr w:type="spellStart"/>
             <w:r>
               <w:rPr>
                 <w:rFonts w:ascii="Nunito" w:eastAsia="Nunito" w:hAnsi="Nunito" w:cs="Nunito"/>
@@ -880,7 +796,6 @@
               </w:rPr>
               <w:t>marca_regulador</w:t>
             </w:r>
-            <w:proofErr w:type="spellEnd"/>
             <w:r>
               <w:rPr>
                 <w:rFonts w:ascii="Nunito" w:eastAsia="Nunito" w:hAnsi="Nunito" w:cs="Nunito"/>
@@ -986,7 +901,6 @@
               </w:rPr>
               <w:t xml:space="preserve">Tipo de </w:t>
             </w:r>
-            <w:proofErr w:type="spellStart"/>
             <w:r>
               <w:rPr>
                 <w:rFonts w:ascii="Nunito" w:eastAsia="Nunito" w:hAnsi="Nunito" w:cs="Nunito"/>
@@ -996,7 +910,6 @@
               </w:rPr>
               <w:t>presion</w:t>
             </w:r>
-            <w:proofErr w:type="spellEnd"/>
           </w:p>
         </w:tc>
         <w:tc>
@@ -1038,27 +951,7 @@
                 <w:szCs w:val="20"/>
                 <w:lang w:val="es-CO"/>
               </w:rPr>
-              <w:t>{</w:t>
-            </w:r>
-            <w:proofErr w:type="spellStart"/>
-            <w:r>
-              <w:rPr>
-                <w:rFonts w:ascii="Nunito" w:eastAsia="Nunito" w:hAnsi="Nunito" w:cs="Nunito"/>
-                <w:sz w:val="20"/>
-                <w:szCs w:val="20"/>
-                <w:lang w:val="es-CO"/>
-              </w:rPr>
-              <w:t>tipo_presion</w:t>
-            </w:r>
-            <w:proofErr w:type="spellEnd"/>
-            <w:r>
-              <w:rPr>
-                <w:rFonts w:ascii="Nunito" w:eastAsia="Nunito" w:hAnsi="Nunito" w:cs="Nunito"/>
-                <w:sz w:val="20"/>
-                <w:szCs w:val="20"/>
-                <w:lang w:val="es-CO"/>
-              </w:rPr>
-              <w:t>}</w:t>
+              <w:t>{tipo_presion}</w:t>
             </w:r>
           </w:p>
         </w:tc>
@@ -1119,7 +1012,6 @@
               </w:rPr>
               <w:t>${</w:t>
             </w:r>
-            <w:proofErr w:type="spellStart"/>
             <w:r>
               <w:rPr>
                 <w:rFonts w:ascii="Nunito" w:eastAsia="Nunito" w:hAnsi="Nunito" w:cs="Nunito"/>
@@ -1129,7 +1021,6 @@
               </w:rPr>
               <w:t>marca_medidor</w:t>
             </w:r>
-            <w:proofErr w:type="spellEnd"/>
             <w:r>
               <w:rPr>
                 <w:rFonts w:ascii="Nunito" w:eastAsia="Nunito" w:hAnsi="Nunito" w:cs="Nunito"/>
@@ -1169,7 +1060,6 @@
                 <w:szCs w:val="20"/>
               </w:rPr>
             </w:pPr>
-            <w:proofErr w:type="spellStart"/>
             <w:r>
               <w:rPr>
                 <w:rFonts w:ascii="Nunito" w:eastAsia="Nunito" w:hAnsi="Nunito" w:cs="Nunito"/>
@@ -1177,17 +1067,7 @@
                 <w:sz w:val="20"/>
                 <w:szCs w:val="20"/>
               </w:rPr>
-              <w:t>Descripcion</w:t>
-            </w:r>
-            <w:proofErr w:type="spellEnd"/>
-            <w:r>
-              <w:rPr>
-                <w:rFonts w:ascii="Nunito" w:eastAsia="Nunito" w:hAnsi="Nunito" w:cs="Nunito"/>
-                <w:b/>
-                <w:sz w:val="20"/>
-                <w:szCs w:val="20"/>
-              </w:rPr>
-              <w:t xml:space="preserve"> del medidor</w:t>
+              <w:t>Descripcion del medidor</w:t>
             </w:r>
           </w:p>
         </w:tc>
@@ -1221,9 +1101,8 @@
                 <w:szCs w:val="20"/>
                 <w:lang w:val="es-CO"/>
               </w:rPr>
-              <w:t>${</w:t>
-            </w:r>
-            <w:proofErr w:type="spellStart"/>
+              <w:t>${descripci</w:t>
+            </w:r>
             <w:r>
               <w:rPr>
                 <w:rFonts w:ascii="Nunito" w:eastAsia="Nunito" w:hAnsi="Nunito" w:cs="Nunito"/>
@@ -1231,7 +1110,7 @@
                 <w:szCs w:val="20"/>
                 <w:lang w:val="es-CO"/>
               </w:rPr>
-              <w:t>descripci</w:t>
+              <w:t>o</w:t>
             </w:r>
             <w:r>
               <w:rPr>
@@ -1240,26 +1119,7 @@
                 <w:szCs w:val="20"/>
                 <w:lang w:val="es-CO"/>
               </w:rPr>
-              <w:t>o</w:t>
-            </w:r>
-            <w:r>
-              <w:rPr>
-                <w:rFonts w:ascii="Nunito" w:eastAsia="Nunito" w:hAnsi="Nunito" w:cs="Nunito"/>
-                <w:sz w:val="20"/>
-                <w:szCs w:val="20"/>
-                <w:lang w:val="es-CO"/>
-              </w:rPr>
-              <w:t>n_medidor</w:t>
-            </w:r>
-            <w:proofErr w:type="spellEnd"/>
-            <w:r>
-              <w:rPr>
-                <w:rFonts w:ascii="Nunito" w:eastAsia="Nunito" w:hAnsi="Nunito" w:cs="Nunito"/>
-                <w:sz w:val="20"/>
-                <w:szCs w:val="20"/>
-                <w:lang w:val="es-CO"/>
-              </w:rPr>
-              <w:t>}</w:t>
+              <w:t>n_medidor}</w:t>
             </w:r>
           </w:p>
         </w:tc>
@@ -1318,27 +1178,7 @@
                 <w:szCs w:val="20"/>
                 <w:lang w:val="es-ES"/>
               </w:rPr>
-              <w:t>${</w:t>
-            </w:r>
-            <w:proofErr w:type="spellStart"/>
-            <w:r>
-              <w:rPr>
-                <w:rFonts w:ascii="Nunito" w:eastAsia="Nunito" w:hAnsi="Nunito" w:cs="Nunito"/>
-                <w:sz w:val="20"/>
-                <w:szCs w:val="20"/>
-                <w:lang w:val="es-ES"/>
-              </w:rPr>
-              <w:t>cau</w:t>
-            </w:r>
-            <w:proofErr w:type="spellEnd"/>
-            <w:r>
-              <w:rPr>
-                <w:rFonts w:ascii="Nunito" w:eastAsia="Nunito" w:hAnsi="Nunito" w:cs="Nunito"/>
-                <w:sz w:val="20"/>
-                <w:szCs w:val="20"/>
-                <w:lang w:val="es-ES"/>
-              </w:rPr>
-              <w:t>}</w:t>
+              <w:t>${cau}</w:t>
             </w:r>
           </w:p>
         </w:tc>
@@ -1413,7 +1253,6 @@
               </w:rPr>
               <w:t>${</w:t>
             </w:r>
-            <w:proofErr w:type="spellStart"/>
             <w:r>
               <w:rPr>
                 <w:rFonts w:ascii="Nunito" w:eastAsia="Nunito" w:hAnsi="Nunito" w:cs="Nunito"/>
@@ -1423,7 +1262,6 @@
               </w:rPr>
               <w:t>nombre_comercio</w:t>
             </w:r>
-            <w:proofErr w:type="spellEnd"/>
             <w:r>
               <w:rPr>
                 <w:rFonts w:ascii="Nunito" w:eastAsia="Nunito" w:hAnsi="Nunito" w:cs="Nunito"/>
@@ -1504,27 +1342,7 @@
                 <w:szCs w:val="20"/>
                 <w:lang w:val="es-ES"/>
               </w:rPr>
-              <w:t>${</w:t>
-            </w:r>
-            <w:proofErr w:type="spellStart"/>
-            <w:r>
-              <w:rPr>
-                <w:rFonts w:ascii="Nunito" w:eastAsia="Nunito" w:hAnsi="Nunito" w:cs="Nunito"/>
-                <w:sz w:val="20"/>
-                <w:szCs w:val="20"/>
-                <w:lang w:val="es-ES"/>
-              </w:rPr>
-              <w:t>anomalia</w:t>
-            </w:r>
-            <w:proofErr w:type="spellEnd"/>
-            <w:r>
-              <w:rPr>
-                <w:rFonts w:ascii="Nunito" w:eastAsia="Nunito" w:hAnsi="Nunito" w:cs="Nunito"/>
-                <w:sz w:val="20"/>
-                <w:szCs w:val="20"/>
-                <w:lang w:val="es-ES"/>
-              </w:rPr>
-              <w:t>}</w:t>
+              <w:t>${anomalia}</w:t>
             </w:r>
           </w:p>
         </w:tc>
@@ -1735,7 +1553,6 @@
         </w:rPr>
         <w:t xml:space="preserve">Esta sección compila el material fotográfico recolectado durante la inspección. Cada imagen ha sido categorizada para brindar una evidencia visual clara y contextualizada de los puntos clave del Contrato </w:t>
       </w:r>
-      <w:proofErr w:type="spellStart"/>
       <w:r>
         <w:rPr>
           <w:rFonts w:ascii="Nunito" w:eastAsia="Nunito" w:hAnsi="Nunito" w:cs="Nunito"/>
@@ -1744,18 +1561,7 @@
           <w:sz w:val="24"/>
           <w:szCs w:val="24"/>
         </w:rPr>
-        <w:t>N°</w:t>
-      </w:r>
-      <w:proofErr w:type="spellEnd"/>
-      <w:r>
-        <w:rPr>
-          <w:rFonts w:ascii="Nunito" w:eastAsia="Nunito" w:hAnsi="Nunito" w:cs="Nunito"/>
-          <w:b/>
-          <w:bCs/>
-          <w:sz w:val="24"/>
-          <w:szCs w:val="24"/>
-        </w:rPr>
-        <w:t xml:space="preserve"> ${contrato}:</w:t>
+        <w:t>N° ${contrato}:</w:t>
       </w:r>
     </w:p>
     <w:p>
@@ -1849,51 +1655,10 @@
             <w:r>
               <w:rPr>
                 <w:rFonts w:ascii="Nunito" w:eastAsia="Nunito" w:hAnsi="Nunito" w:cs="Nunito"/>
-                <w:noProof/>
-                <w:sz w:val="20"/>
-                <w:szCs w:val="20"/>
-              </w:rPr>
-              <w:drawing>
-                <wp:inline distT="0" distB="0" distL="0" distR="0" wp14:anchorId="42144DC4" wp14:editId="2B3EBF66">
-                  <wp:extent cx="1714500" cy="516518"/>
-                  <wp:effectExtent l="0" t="0" r="0" b="0"/>
-                  <wp:docPr id="1" name="Imagen 1" descr="foto1"/>
-                  <wp:cNvGraphicFramePr>
-                    <a:graphicFrameLocks xmlns:a="http://schemas.openxmlformats.org/drawingml/2006/main" noChangeAspect="1"/>
-                  </wp:cNvGraphicFramePr>
-                  <a:graphic xmlns:a="http://schemas.openxmlformats.org/drawingml/2006/main">
-                    <a:graphicData uri="http://schemas.openxmlformats.org/drawingml/2006/picture">
-                      <pic:pic xmlns:pic="http://schemas.openxmlformats.org/drawingml/2006/picture">
-                        <pic:nvPicPr>
-                          <pic:cNvPr id="1" name="Imagen 1" descr="foto1"/>
-                          <pic:cNvPicPr/>
-                        </pic:nvPicPr>
-                        <pic:blipFill>
-                          <a:blip r:embed="rId8" cstate="print">
-                            <a:extLst>
-                              <a:ext uri="{28A0092B-C50C-407E-A947-70E740481C1C}">
-                                <a14:useLocalDpi xmlns:a14="http://schemas.microsoft.com/office/drawing/2010/main" val="0"/>
-                              </a:ext>
-                            </a:extLst>
-                          </a:blip>
-                          <a:stretch>
-                            <a:fillRect/>
-                          </a:stretch>
-                        </pic:blipFill>
-                        <pic:spPr>
-                          <a:xfrm>
-                            <a:off x="0" y="0"/>
-                            <a:ext cx="1741301" cy="524592"/>
-                          </a:xfrm>
-                          <a:prstGeom prst="rect">
-                            <a:avLst/>
-                          </a:prstGeom>
-                        </pic:spPr>
-                      </pic:pic>
-                    </a:graphicData>
-                  </a:graphic>
-                </wp:inline>
-              </w:drawing>
+                <w:sz w:val="20"/>
+                <w:szCs w:val="20"/>
+              </w:rPr>
+              <w:t>${foto1}</w:t>
             </w:r>
           </w:p>
         </w:tc>
@@ -1959,51 +1724,26 @@
             <w:r>
               <w:rPr>
                 <w:rFonts w:ascii="Nunito" w:eastAsia="Nunito" w:hAnsi="Nunito" w:cs="Nunito"/>
-                <w:noProof/>
-                <w:sz w:val="20"/>
-                <w:szCs w:val="20"/>
-              </w:rPr>
-              <w:drawing>
-                <wp:inline distT="0" distB="0" distL="0" distR="0" wp14:anchorId="6064CEAD" wp14:editId="46399CBC">
-                  <wp:extent cx="1770540" cy="533400"/>
-                  <wp:effectExtent l="0" t="0" r="1270" b="0"/>
-                  <wp:docPr id="3" name="Imagen 3" descr="foto2"/>
-                  <wp:cNvGraphicFramePr>
-                    <a:graphicFrameLocks xmlns:a="http://schemas.openxmlformats.org/drawingml/2006/main" noChangeAspect="1"/>
-                  </wp:cNvGraphicFramePr>
-                  <a:graphic xmlns:a="http://schemas.openxmlformats.org/drawingml/2006/main">
-                    <a:graphicData uri="http://schemas.openxmlformats.org/drawingml/2006/picture">
-                      <pic:pic xmlns:pic="http://schemas.openxmlformats.org/drawingml/2006/picture">
-                        <pic:nvPicPr>
-                          <pic:cNvPr id="3" name="Imagen 3" descr="foto2"/>
-                          <pic:cNvPicPr/>
-                        </pic:nvPicPr>
-                        <pic:blipFill>
-                          <a:blip r:embed="rId9" cstate="print">
-                            <a:extLst>
-                              <a:ext uri="{28A0092B-C50C-407E-A947-70E740481C1C}">
-                                <a14:useLocalDpi xmlns:a14="http://schemas.microsoft.com/office/drawing/2010/main" val="0"/>
-                              </a:ext>
-                            </a:extLst>
-                          </a:blip>
-                          <a:stretch>
-                            <a:fillRect/>
-                          </a:stretch>
-                        </pic:blipFill>
-                        <pic:spPr>
-                          <a:xfrm>
-                            <a:off x="0" y="0"/>
-                            <a:ext cx="1781082" cy="536576"/>
-                          </a:xfrm>
-                          <a:prstGeom prst="rect">
-                            <a:avLst/>
-                          </a:prstGeom>
-                        </pic:spPr>
-                      </pic:pic>
-                    </a:graphicData>
-                  </a:graphic>
-                </wp:inline>
-              </w:drawing>
+                <w:sz w:val="20"/>
+                <w:szCs w:val="20"/>
+              </w:rPr>
+              <w:t>${foto</w:t>
+            </w:r>
+            <w:r>
+              <w:rPr>
+                <w:rFonts w:ascii="Nunito" w:eastAsia="Nunito" w:hAnsi="Nunito" w:cs="Nunito"/>
+                <w:sz w:val="20"/>
+                <w:szCs w:val="20"/>
+              </w:rPr>
+              <w:t>2</w:t>
+            </w:r>
+            <w:r>
+              <w:rPr>
+                <w:rFonts w:ascii="Nunito" w:eastAsia="Nunito" w:hAnsi="Nunito" w:cs="Nunito"/>
+                <w:sz w:val="20"/>
+                <w:szCs w:val="20"/>
+              </w:rPr>
+              <w:t>}</w:t>
             </w:r>
           </w:p>
         </w:tc>
@@ -2069,51 +1809,26 @@
             <w:r>
               <w:rPr>
                 <w:rFonts w:ascii="Nunito" w:eastAsia="Nunito" w:hAnsi="Nunito" w:cs="Nunito"/>
-                <w:noProof/>
-                <w:sz w:val="20"/>
-                <w:szCs w:val="20"/>
-              </w:rPr>
-              <w:drawing>
-                <wp:inline distT="0" distB="0" distL="0" distR="0" wp14:anchorId="27B27F0D" wp14:editId="49366125">
-                  <wp:extent cx="1770540" cy="533400"/>
-                  <wp:effectExtent l="0" t="0" r="1270" b="0"/>
-                  <wp:docPr id="4" name="Imagen 4" descr="foto3"/>
-                  <wp:cNvGraphicFramePr>
-                    <a:graphicFrameLocks xmlns:a="http://schemas.openxmlformats.org/drawingml/2006/main" noChangeAspect="1"/>
-                  </wp:cNvGraphicFramePr>
-                  <a:graphic xmlns:a="http://schemas.openxmlformats.org/drawingml/2006/main">
-                    <a:graphicData uri="http://schemas.openxmlformats.org/drawingml/2006/picture">
-                      <pic:pic xmlns:pic="http://schemas.openxmlformats.org/drawingml/2006/picture">
-                        <pic:nvPicPr>
-                          <pic:cNvPr id="4" name="Imagen 4" descr="foto3"/>
-                          <pic:cNvPicPr/>
-                        </pic:nvPicPr>
-                        <pic:blipFill>
-                          <a:blip r:embed="rId9" cstate="print">
-                            <a:extLst>
-                              <a:ext uri="{28A0092B-C50C-407E-A947-70E740481C1C}">
-                                <a14:useLocalDpi xmlns:a14="http://schemas.microsoft.com/office/drawing/2010/main" val="0"/>
-                              </a:ext>
-                            </a:extLst>
-                          </a:blip>
-                          <a:stretch>
-                            <a:fillRect/>
-                          </a:stretch>
-                        </pic:blipFill>
-                        <pic:spPr>
-                          <a:xfrm>
-                            <a:off x="0" y="0"/>
-                            <a:ext cx="1781082" cy="536576"/>
-                          </a:xfrm>
-                          <a:prstGeom prst="rect">
-                            <a:avLst/>
-                          </a:prstGeom>
-                        </pic:spPr>
-                      </pic:pic>
-                    </a:graphicData>
-                  </a:graphic>
-                </wp:inline>
-              </w:drawing>
+                <w:sz w:val="20"/>
+                <w:szCs w:val="20"/>
+              </w:rPr>
+              <w:t>${foto</w:t>
+            </w:r>
+            <w:r>
+              <w:rPr>
+                <w:rFonts w:ascii="Nunito" w:eastAsia="Nunito" w:hAnsi="Nunito" w:cs="Nunito"/>
+                <w:sz w:val="20"/>
+                <w:szCs w:val="20"/>
+              </w:rPr>
+              <w:t>3</w:t>
+            </w:r>
+            <w:r>
+              <w:rPr>
+                <w:rFonts w:ascii="Nunito" w:eastAsia="Nunito" w:hAnsi="Nunito" w:cs="Nunito"/>
+                <w:sz w:val="20"/>
+                <w:szCs w:val="20"/>
+              </w:rPr>
+              <w:t>}</w:t>
             </w:r>
           </w:p>
         </w:tc>
@@ -2180,51 +1895,26 @@
             <w:r>
               <w:rPr>
                 <w:rFonts w:ascii="Nunito" w:eastAsia="Nunito" w:hAnsi="Nunito" w:cs="Nunito"/>
-                <w:noProof/>
-                <w:sz w:val="20"/>
-                <w:szCs w:val="20"/>
-              </w:rPr>
-              <w:drawing>
-                <wp:inline distT="0" distB="0" distL="0" distR="0" wp14:anchorId="7DA04158" wp14:editId="0BD6C453">
-                  <wp:extent cx="1770540" cy="533400"/>
-                  <wp:effectExtent l="0" t="0" r="1270" b="0"/>
-                  <wp:docPr id="5" name="Imagen 5" descr="foto4"/>
-                  <wp:cNvGraphicFramePr>
-                    <a:graphicFrameLocks xmlns:a="http://schemas.openxmlformats.org/drawingml/2006/main" noChangeAspect="1"/>
-                  </wp:cNvGraphicFramePr>
-                  <a:graphic xmlns:a="http://schemas.openxmlformats.org/drawingml/2006/main">
-                    <a:graphicData uri="http://schemas.openxmlformats.org/drawingml/2006/picture">
-                      <pic:pic xmlns:pic="http://schemas.openxmlformats.org/drawingml/2006/picture">
-                        <pic:nvPicPr>
-                          <pic:cNvPr id="5" name="Imagen 5" descr="foto4"/>
-                          <pic:cNvPicPr/>
-                        </pic:nvPicPr>
-                        <pic:blipFill>
-                          <a:blip r:embed="rId9" cstate="print">
-                            <a:extLst>
-                              <a:ext uri="{28A0092B-C50C-407E-A947-70E740481C1C}">
-                                <a14:useLocalDpi xmlns:a14="http://schemas.microsoft.com/office/drawing/2010/main" val="0"/>
-                              </a:ext>
-                            </a:extLst>
-                          </a:blip>
-                          <a:stretch>
-                            <a:fillRect/>
-                          </a:stretch>
-                        </pic:blipFill>
-                        <pic:spPr>
-                          <a:xfrm>
-                            <a:off x="0" y="0"/>
-                            <a:ext cx="1781082" cy="536576"/>
-                          </a:xfrm>
-                          <a:prstGeom prst="rect">
-                            <a:avLst/>
-                          </a:prstGeom>
-                        </pic:spPr>
-                      </pic:pic>
-                    </a:graphicData>
-                  </a:graphic>
-                </wp:inline>
-              </w:drawing>
+                <w:sz w:val="20"/>
+                <w:szCs w:val="20"/>
+              </w:rPr>
+              <w:t>${foto</w:t>
+            </w:r>
+            <w:r>
+              <w:rPr>
+                <w:rFonts w:ascii="Nunito" w:eastAsia="Nunito" w:hAnsi="Nunito" w:cs="Nunito"/>
+                <w:sz w:val="20"/>
+                <w:szCs w:val="20"/>
+              </w:rPr>
+              <w:t>4</w:t>
+            </w:r>
+            <w:r>
+              <w:rPr>
+                <w:rFonts w:ascii="Nunito" w:eastAsia="Nunito" w:hAnsi="Nunito" w:cs="Nunito"/>
+                <w:sz w:val="20"/>
+                <w:szCs w:val="20"/>
+              </w:rPr>
+              <w:t>}</w:t>
             </w:r>
           </w:p>
         </w:tc>
@@ -2291,51 +1981,26 @@
             <w:r>
               <w:rPr>
                 <w:rFonts w:ascii="Nunito" w:eastAsia="Nunito" w:hAnsi="Nunito" w:cs="Nunito"/>
-                <w:noProof/>
-                <w:sz w:val="20"/>
-                <w:szCs w:val="20"/>
-              </w:rPr>
-              <w:drawing>
-                <wp:inline distT="0" distB="0" distL="0" distR="0" wp14:anchorId="6040EE55" wp14:editId="226EB306">
-                  <wp:extent cx="1770540" cy="533400"/>
-                  <wp:effectExtent l="0" t="0" r="1270" b="0"/>
-                  <wp:docPr id="6" name="Imagen 6" descr="foto5"/>
-                  <wp:cNvGraphicFramePr>
-                    <a:graphicFrameLocks xmlns:a="http://schemas.openxmlformats.org/drawingml/2006/main" noChangeAspect="1"/>
-                  </wp:cNvGraphicFramePr>
-                  <a:graphic xmlns:a="http://schemas.openxmlformats.org/drawingml/2006/main">
-                    <a:graphicData uri="http://schemas.openxmlformats.org/drawingml/2006/picture">
-                      <pic:pic xmlns:pic="http://schemas.openxmlformats.org/drawingml/2006/picture">
-                        <pic:nvPicPr>
-                          <pic:cNvPr id="6" name="Imagen 6" descr="foto5"/>
-                          <pic:cNvPicPr/>
-                        </pic:nvPicPr>
-                        <pic:blipFill>
-                          <a:blip r:embed="rId9" cstate="print">
-                            <a:extLst>
-                              <a:ext uri="{28A0092B-C50C-407E-A947-70E740481C1C}">
-                                <a14:useLocalDpi xmlns:a14="http://schemas.microsoft.com/office/drawing/2010/main" val="0"/>
-                              </a:ext>
-                            </a:extLst>
-                          </a:blip>
-                          <a:stretch>
-                            <a:fillRect/>
-                          </a:stretch>
-                        </pic:blipFill>
-                        <pic:spPr>
-                          <a:xfrm>
-                            <a:off x="0" y="0"/>
-                            <a:ext cx="1781082" cy="536576"/>
-                          </a:xfrm>
-                          <a:prstGeom prst="rect">
-                            <a:avLst/>
-                          </a:prstGeom>
-                        </pic:spPr>
-                      </pic:pic>
-                    </a:graphicData>
-                  </a:graphic>
-                </wp:inline>
-              </w:drawing>
+                <w:sz w:val="20"/>
+                <w:szCs w:val="20"/>
+              </w:rPr>
+              <w:t>${foto</w:t>
+            </w:r>
+            <w:r>
+              <w:rPr>
+                <w:rFonts w:ascii="Nunito" w:eastAsia="Nunito" w:hAnsi="Nunito" w:cs="Nunito"/>
+                <w:sz w:val="20"/>
+                <w:szCs w:val="20"/>
+              </w:rPr>
+              <w:t>5</w:t>
+            </w:r>
+            <w:r>
+              <w:rPr>
+                <w:rFonts w:ascii="Nunito" w:eastAsia="Nunito" w:hAnsi="Nunito" w:cs="Nunito"/>
+                <w:sz w:val="20"/>
+                <w:szCs w:val="20"/>
+              </w:rPr>
+              <w:t>}</w:t>
             </w:r>
           </w:p>
         </w:tc>
@@ -2401,51 +2066,26 @@
             <w:r>
               <w:rPr>
                 <w:rFonts w:ascii="Nunito" w:eastAsia="Nunito" w:hAnsi="Nunito" w:cs="Nunito"/>
-                <w:noProof/>
-                <w:sz w:val="20"/>
-                <w:szCs w:val="20"/>
-              </w:rPr>
-              <w:drawing>
-                <wp:inline distT="0" distB="0" distL="0" distR="0" wp14:anchorId="59075B27" wp14:editId="2F672121">
-                  <wp:extent cx="1770540" cy="533400"/>
-                  <wp:effectExtent l="0" t="0" r="1270" b="0"/>
-                  <wp:docPr id="7" name="Imagen 7" descr="foto6"/>
-                  <wp:cNvGraphicFramePr>
-                    <a:graphicFrameLocks xmlns:a="http://schemas.openxmlformats.org/drawingml/2006/main" noChangeAspect="1"/>
-                  </wp:cNvGraphicFramePr>
-                  <a:graphic xmlns:a="http://schemas.openxmlformats.org/drawingml/2006/main">
-                    <a:graphicData uri="http://schemas.openxmlformats.org/drawingml/2006/picture">
-                      <pic:pic xmlns:pic="http://schemas.openxmlformats.org/drawingml/2006/picture">
-                        <pic:nvPicPr>
-                          <pic:cNvPr id="7" name="Imagen 7" descr="foto6"/>
-                          <pic:cNvPicPr/>
-                        </pic:nvPicPr>
-                        <pic:blipFill>
-                          <a:blip r:embed="rId9" cstate="print">
-                            <a:extLst>
-                              <a:ext uri="{28A0092B-C50C-407E-A947-70E740481C1C}">
-                                <a14:useLocalDpi xmlns:a14="http://schemas.microsoft.com/office/drawing/2010/main" val="0"/>
-                              </a:ext>
-                            </a:extLst>
-                          </a:blip>
-                          <a:stretch>
-                            <a:fillRect/>
-                          </a:stretch>
-                        </pic:blipFill>
-                        <pic:spPr>
-                          <a:xfrm>
-                            <a:off x="0" y="0"/>
-                            <a:ext cx="1781082" cy="536576"/>
-                          </a:xfrm>
-                          <a:prstGeom prst="rect">
-                            <a:avLst/>
-                          </a:prstGeom>
-                        </pic:spPr>
-                      </pic:pic>
-                    </a:graphicData>
-                  </a:graphic>
-                </wp:inline>
-              </w:drawing>
+                <w:sz w:val="20"/>
+                <w:szCs w:val="20"/>
+              </w:rPr>
+              <w:t>${foto</w:t>
+            </w:r>
+            <w:r>
+              <w:rPr>
+                <w:rFonts w:ascii="Nunito" w:eastAsia="Nunito" w:hAnsi="Nunito" w:cs="Nunito"/>
+                <w:sz w:val="20"/>
+                <w:szCs w:val="20"/>
+              </w:rPr>
+              <w:t>6</w:t>
+            </w:r>
+            <w:r>
+              <w:rPr>
+                <w:rFonts w:ascii="Nunito" w:eastAsia="Nunito" w:hAnsi="Nunito" w:cs="Nunito"/>
+                <w:sz w:val="20"/>
+                <w:szCs w:val="20"/>
+              </w:rPr>
+              <w:t>}</w:t>
             </w:r>
           </w:p>
         </w:tc>
@@ -2509,7 +2149,7 @@
                     <pic:cNvPicPr/>
                   </pic:nvPicPr>
                   <pic:blipFill>
-                    <a:blip r:embed="rId10">
+                    <a:blip r:embed="rId8">
                       <a:extLst>
                         <a:ext uri="{28A0092B-C50C-407E-A947-70E740481C1C}">
                           <a14:useLocalDpi xmlns:a14="http://schemas.microsoft.com/office/drawing/2010/main" val="0"/>
@@ -2606,7 +2246,7 @@
               </wp:anchor>
             </w:drawing>
           </mc:Choice>
-          <mc:Fallback xmlns:w16sdtfl="http://schemas.microsoft.com/office/word/2024/wordml/sdtformatlock" xmlns:w16du="http://schemas.microsoft.com/office/word/2023/wordml/word16du">
+          <mc:Fallback xmlns:w16du="http://schemas.microsoft.com/office/word/2023/wordml/word16du" xmlns:w16sdtfl="http://schemas.microsoft.com/office/word/2024/wordml/sdtformatlock">
             <w:pict>
               <v:line w14:anchorId="54197351" id="Conector recto 4" o:spid="_x0000_s1026" style="position:absolute;z-index:251659264;visibility:visible;mso-wrap-style:square;mso-wrap-distance-left:9pt;mso-wrap-distance-top:0;mso-wrap-distance-right:9pt;mso-wrap-distance-bottom:0;mso-position-horizontal:absolute;mso-position-horizontal-relative:text;mso-position-vertical:absolute;mso-position-vertical-relative:text" from="-28.5pt,32.45pt" to="161.25pt,32.45pt" o:gfxdata="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" strokecolor="black [3200]" strokeweight="2pt">
                 <v:shadow on="t" color="black" opacity="24903f" origin=",.5" offset="0,.55556mm"/>
@@ -2665,8 +2305,8 @@
       </w:r>
     </w:p>
     <w:sectPr>
-      <w:headerReference w:type="default" r:id="rId11"/>
-      <w:footerReference w:type="default" r:id="rId12"/>
+      <w:headerReference w:type="default" r:id="rId9"/>
+      <w:footerReference w:type="default" r:id="rId10"/>
       <w:pgSz w:w="11909" w:h="16834"/>
       <w:pgMar w:top="1560" w:right="1440" w:bottom="1440" w:left="1440" w:header="0" w:footer="0" w:gutter="0"/>
       <w:pgNumType w:start="1"/>
@@ -4568,6 +4208,15 @@
 </file>
 
 <file path=customXml/item1.xml><?xml version="1.0" encoding="utf-8"?>
+<?mso-contentType ?>
+<FormTemplates xmlns="http://schemas.microsoft.com/sharepoint/v3/contenttype/forms">
+  <Display>DocumentLibraryForm</Display>
+  <Edit>DocumentLibraryForm</Edit>
+  <New>DocumentLibraryForm</New>
+</FormTemplates>
+</file>
+
+<file path=customXml/item2.xml><?xml version="1.0" encoding="utf-8"?>
 <ct:contentTypeSchema xmlns:ct="http://schemas.microsoft.com/office/2006/metadata/contentType" xmlns:ma="http://schemas.microsoft.com/office/2006/metadata/properties/metaAttributes" ct:_="" ma:_="" ma:contentTypeName="Documento" ma:contentTypeID="0x01010024E6162BA35B74489B9F186ECAACE699" ma:contentTypeVersion="11" ma:contentTypeDescription="Crear nuevo documento." ma:contentTypeScope="" ma:versionID="2b60e2082677cbe1a33b742632931658">
   <xsd:schema xmlns:xsd="http://www.w3.org/2001/XMLSchema" xmlns:xs="http://www.w3.org/2001/XMLSchema" xmlns:p="http://schemas.microsoft.com/office/2006/metadata/properties" xmlns:ns2="13466909-b790-4f8d-8aa0-9fb337e19839" xmlns:ns3="cba81919-ea1c-4900-9815-f993f283e67a" targetNamespace="http://schemas.microsoft.com/office/2006/metadata/properties" ma:root="true" ma:fieldsID="3420d4c0ed1cf7852bc3b5531b7e271b" ns2:_="" ns3:_="">
     <xsd:import namespace="13466909-b790-4f8d-8aa0-9fb337e19839"/>
@@ -4778,16 +4427,15 @@
 </ct:contentTypeSchema>
 </file>
 
-<file path=customXml/item2.xml><?xml version="1.0" encoding="utf-8"?>
-<?mso-contentType ?>
-<FormTemplates xmlns="http://schemas.microsoft.com/sharepoint/v3/contenttype/forms">
-  <Display>DocumentLibraryForm</Display>
-  <Edit>DocumentLibraryForm</Edit>
-  <New>DocumentLibraryForm</New>
-</FormTemplates>
+<file path=customXml/itemProps1.xml><?xml version="1.0" encoding="utf-8"?>
+<ds:datastoreItem xmlns:ds="http://schemas.openxmlformats.org/officeDocument/2006/customXml" ds:itemID="{2203B608-0D79-4AB4-9356-4C1BEB8AFC94}">
+  <ds:schemaRefs>
+    <ds:schemaRef ds:uri="http://schemas.microsoft.com/sharepoint/v3/contenttype/forms"/>
+  </ds:schemaRefs>
+</ds:datastoreItem>
 </file>
 
-<file path=customXml/itemProps1.xml><?xml version="1.0" encoding="utf-8"?>
+<file path=customXml/itemProps2.xml><?xml version="1.0" encoding="utf-8"?>
 <ds:datastoreItem xmlns:ds="http://schemas.openxmlformats.org/officeDocument/2006/customXml" ds:itemID="{490FF41E-1AAB-44EA-95D9-389D036066C9}">
   <ds:schemaRefs>
     <ds:schemaRef ds:uri="http://schemas.microsoft.com/office/2006/metadata/contentType"/>
@@ -4804,12 +4452,4 @@
     <ds:schemaRef ds:uri="http://schemas.microsoft.com/internal/obd"/>
   </ds:schemaRefs>
 </ds:datastoreItem>
-</file>
-
-<file path=customXml/itemProps2.xml><?xml version="1.0" encoding="utf-8"?>
-<ds:datastoreItem xmlns:ds="http://schemas.openxmlformats.org/officeDocument/2006/customXml" ds:itemID="{2203B608-0D79-4AB4-9356-4C1BEB8AFC94}">
-  <ds:schemaRefs>
-    <ds:schemaRef ds:uri="http://schemas.microsoft.com/sharepoint/v3/contenttype/forms"/>
-  </ds:schemaRefs>
-</ds:datastoreItem>
 </file>